--- a/docs/Report-1_Project Introduction.docx
+++ b/docs/Report-1_Project Introduction.docx
@@ -23,7 +23,7 @@
           <wp:inline distB="0" distT="0" distL="0" distR="0">
             <wp:extent cx="2707537" cy="832092"/>
             <wp:effectExtent b="0" l="0" r="0" t="0"/>
-            <wp:docPr id="10" name="image1.png"/>
+            <wp:docPr id="11" name="image1.png"/>
             <a:graphic>
               <a:graphicData uri="http://schemas.openxmlformats.org/drawingml/2006/picture">
                 <pic:pic>
@@ -242,6 +242,7 @@
     </w:p>
     <w:p>
       <w:pPr>
+        <w:spacing w:line="276" w:lineRule="auto"/>
         <w:jc w:val="center"/>
         <w:rPr>
           <w:b w:val="1"/>
@@ -394,7 +395,7 @@
     </w:p>
     <w:sdt>
       <w:sdtPr>
-        <w:id w:val="170572760"/>
+        <w:id w:val="-1927111697"/>
         <w:docPartObj>
           <w:docPartGallery w:val="Table of Contents"/>
           <w:docPartUnique w:val="1"/>
@@ -409,10 +410,19 @@
             </w:tabs>
             <w:spacing w:after="0" w:before="60" w:line="240" w:lineRule="auto"/>
             <w:rPr>
+              <w:rFonts w:ascii="Arial" w:cs="Arial" w:eastAsia="Arial" w:hAnsi="Arial"/>
               <w:b w:val="1"/>
               <w:bCs w:val="1"/>
+              <w:i w:val="0"/>
+              <w:iCs w:val="0"/>
+              <w:smallCaps w:val="0"/>
+              <w:strike w:val="0"/>
               <w:color w:val="000000"/>
+              <w:sz w:val="22"/>
+              <w:szCs w:val="22"/>
               <w:u w:val="none"/>
+              <w:shd w:fill="auto" w:val="clear"/>
+              <w:vertAlign w:val="baseline"/>
             </w:rPr>
           </w:pPr>
           <w:r>
@@ -457,53 +467,19 @@
             </w:tabs>
             <w:spacing w:after="0" w:before="60" w:line="240" w:lineRule="auto"/>
             <w:rPr>
+              <w:rFonts w:ascii="Arial" w:cs="Arial" w:eastAsia="Arial" w:hAnsi="Arial"/>
               <w:b w:val="1"/>
               <w:bCs w:val="1"/>
+              <w:i w:val="0"/>
+              <w:iCs w:val="0"/>
+              <w:smallCaps w:val="0"/>
+              <w:strike w:val="0"/>
               <w:color w:val="000000"/>
+              <w:sz w:val="22"/>
+              <w:szCs w:val="22"/>
               <w:u w:val="none"/>
-            </w:rPr>
-          </w:pPr>
-          <w:hyperlink w:anchor="_heading=h.q2vj5nuojq0e">
-            <w:r>
-              <w:rPr>
-                <w:rFonts w:ascii="Calibri" w:cs="Calibri" w:eastAsia="Calibri" w:hAnsi="Calibri"/>
-                <w:b w:val="1"/>
-                <w:bCs w:val="1"/>
-                <w:i w:val="0"/>
-                <w:iCs w:val="0"/>
-                <w:smallCaps w:val="0"/>
-                <w:strike w:val="0"/>
-                <w:color w:val="000000"/>
-                <w:sz w:val="22"/>
-                <w:szCs w:val="22"/>
-                <w:u w:val="none"/>
-                <w:shd w:fill="auto" w:val="clear"/>
-                <w:vertAlign w:val="baseline"/>
-                <w:rtl w:val="0"/>
-              </w:rPr>
-              <w:t xml:space="preserve">Definition and Acronyms</w:t>
-              <w:tab/>
-              <w:t xml:space="preserve">4</w:t>
-            </w:r>
-          </w:hyperlink>
-          <w:r>
-            <w:rPr>
-              <w:rtl w:val="0"/>
-            </w:rPr>
-          </w:r>
-        </w:p>
-        <w:p>
-          <w:pPr>
-            <w:widowControl w:val="0"/>
-            <w:tabs>
-              <w:tab w:val="right" w:leader="none" w:pos="12000"/>
-            </w:tabs>
-            <w:spacing w:after="0" w:before="60" w:line="240" w:lineRule="auto"/>
-            <w:rPr>
-              <w:b w:val="1"/>
-              <w:bCs w:val="1"/>
-              <w:color w:val="000000"/>
-              <w:u w:val="none"/>
+              <w:shd w:fill="auto" w:val="clear"/>
+              <w:vertAlign w:val="baseline"/>
             </w:rPr>
           </w:pPr>
           <w:hyperlink w:anchor="_heading=h.k3xx35f7zflp">
@@ -544,8 +520,19 @@
             <w:spacing w:after="0" w:before="60" w:line="240" w:lineRule="auto"/>
             <w:ind w:left="360" w:firstLine="0"/>
             <w:rPr>
+              <w:rFonts w:ascii="Arial" w:cs="Arial" w:eastAsia="Arial" w:hAnsi="Arial"/>
+              <w:b w:val="0"/>
+              <w:bCs w:val="0"/>
+              <w:i w:val="0"/>
+              <w:iCs w:val="0"/>
+              <w:smallCaps w:val="0"/>
+              <w:strike w:val="0"/>
               <w:color w:val="000000"/>
+              <w:sz w:val="22"/>
+              <w:szCs w:val="22"/>
               <w:u w:val="none"/>
+              <w:shd w:fill="auto" w:val="clear"/>
+              <w:vertAlign w:val="baseline"/>
             </w:rPr>
           </w:pPr>
           <w:hyperlink w:anchor="_heading=h.stp6gm7bycoj">
@@ -586,8 +573,19 @@
             <w:spacing w:after="0" w:before="60" w:line="240" w:lineRule="auto"/>
             <w:ind w:left="360" w:firstLine="0"/>
             <w:rPr>
+              <w:rFonts w:ascii="Arial" w:cs="Arial" w:eastAsia="Arial" w:hAnsi="Arial"/>
+              <w:b w:val="0"/>
+              <w:bCs w:val="0"/>
+              <w:i w:val="0"/>
+              <w:iCs w:val="0"/>
+              <w:smallCaps w:val="0"/>
+              <w:strike w:val="0"/>
               <w:color w:val="000000"/>
+              <w:sz w:val="22"/>
+              <w:szCs w:val="22"/>
               <w:u w:val="none"/>
+              <w:shd w:fill="auto" w:val="clear"/>
+              <w:vertAlign w:val="baseline"/>
             </w:rPr>
           </w:pPr>
           <w:hyperlink w:anchor="_heading=h.mf4hdjjc9oh7">
@@ -628,8 +626,19 @@
             <w:spacing w:after="0" w:before="60" w:line="240" w:lineRule="auto"/>
             <w:ind w:left="360" w:firstLine="0"/>
             <w:rPr>
+              <w:rFonts w:ascii="Arial" w:cs="Arial" w:eastAsia="Arial" w:hAnsi="Arial"/>
+              <w:b w:val="0"/>
+              <w:bCs w:val="0"/>
+              <w:i w:val="0"/>
+              <w:iCs w:val="0"/>
+              <w:smallCaps w:val="0"/>
+              <w:strike w:val="0"/>
               <w:color w:val="000000"/>
+              <w:sz w:val="22"/>
+              <w:szCs w:val="22"/>
               <w:u w:val="none"/>
+              <w:shd w:fill="auto" w:val="clear"/>
+              <w:vertAlign w:val="baseline"/>
             </w:rPr>
           </w:pPr>
           <w:hyperlink w:anchor="_heading=h.rfvpnkcjpn7s">
@@ -669,10 +678,19 @@
             </w:tabs>
             <w:spacing w:after="0" w:before="60" w:line="240" w:lineRule="auto"/>
             <w:rPr>
+              <w:rFonts w:ascii="Arial" w:cs="Arial" w:eastAsia="Arial" w:hAnsi="Arial"/>
               <w:b w:val="1"/>
               <w:bCs w:val="1"/>
+              <w:i w:val="0"/>
+              <w:iCs w:val="0"/>
+              <w:smallCaps w:val="0"/>
+              <w:strike w:val="0"/>
               <w:color w:val="000000"/>
+              <w:sz w:val="22"/>
+              <w:szCs w:val="22"/>
               <w:u w:val="none"/>
+              <w:shd w:fill="auto" w:val="clear"/>
+              <w:vertAlign w:val="baseline"/>
             </w:rPr>
           </w:pPr>
           <w:hyperlink w:anchor="_heading=h.srx7tqv73n96">
@@ -712,10 +730,19 @@
             </w:tabs>
             <w:spacing w:after="0" w:before="60" w:line="240" w:lineRule="auto"/>
             <w:rPr>
+              <w:rFonts w:ascii="Arial" w:cs="Arial" w:eastAsia="Arial" w:hAnsi="Arial"/>
               <w:b w:val="1"/>
               <w:bCs w:val="1"/>
+              <w:i w:val="0"/>
+              <w:iCs w:val="0"/>
+              <w:smallCaps w:val="0"/>
+              <w:strike w:val="0"/>
               <w:color w:val="000000"/>
+              <w:sz w:val="22"/>
+              <w:szCs w:val="22"/>
               <w:u w:val="none"/>
+              <w:shd w:fill="auto" w:val="clear"/>
+              <w:vertAlign w:val="baseline"/>
             </w:rPr>
           </w:pPr>
           <w:hyperlink w:anchor="_heading=h.7bas0rhkntbp">
@@ -738,7 +765,7 @@
               </w:rPr>
               <w:t xml:space="preserve">III. Existing Solutions</w:t>
               <w:tab/>
-              <w:t xml:space="preserve">5</w:t>
+              <w:t xml:space="preserve">8</w:t>
             </w:r>
           </w:hyperlink>
           <w:r>
@@ -756,8 +783,19 @@
             <w:spacing w:after="0" w:before="60" w:line="240" w:lineRule="auto"/>
             <w:ind w:left="360" w:firstLine="0"/>
             <w:rPr>
+              <w:rFonts w:ascii="Arial" w:cs="Arial" w:eastAsia="Arial" w:hAnsi="Arial"/>
+              <w:b w:val="0"/>
+              <w:bCs w:val="0"/>
+              <w:i w:val="0"/>
+              <w:iCs w:val="0"/>
+              <w:smallCaps w:val="0"/>
+              <w:strike w:val="0"/>
               <w:color w:val="000000"/>
+              <w:sz w:val="22"/>
+              <w:szCs w:val="22"/>
               <w:u w:val="none"/>
+              <w:shd w:fill="auto" w:val="clear"/>
+              <w:vertAlign w:val="baseline"/>
             </w:rPr>
           </w:pPr>
           <w:hyperlink w:anchor="_heading=h.90alr6skzyxb">
@@ -780,7 +818,7 @@
               </w:rPr>
               <w:t xml:space="preserve">1.  KiotViet</w:t>
               <w:tab/>
-              <w:t xml:space="preserve">5</w:t>
+              <w:t xml:space="preserve">8</w:t>
             </w:r>
           </w:hyperlink>
           <w:r>
@@ -798,8 +836,19 @@
             <w:spacing w:after="0" w:before="60" w:line="240" w:lineRule="auto"/>
             <w:ind w:left="360" w:firstLine="0"/>
             <w:rPr>
+              <w:rFonts w:ascii="Arial" w:cs="Arial" w:eastAsia="Arial" w:hAnsi="Arial"/>
+              <w:b w:val="0"/>
+              <w:bCs w:val="0"/>
+              <w:i w:val="0"/>
+              <w:iCs w:val="0"/>
+              <w:smallCaps w:val="0"/>
+              <w:strike w:val="0"/>
               <w:color w:val="000000"/>
+              <w:sz w:val="22"/>
+              <w:szCs w:val="22"/>
               <w:u w:val="none"/>
+              <w:shd w:fill="auto" w:val="clear"/>
+              <w:vertAlign w:val="baseline"/>
             </w:rPr>
           </w:pPr>
           <w:hyperlink w:anchor="_heading=h.f8qpyr3aqker">
@@ -822,7 +871,7 @@
               </w:rPr>
               <w:t xml:space="preserve">2. Google Sheets</w:t>
               <w:tab/>
-              <w:t xml:space="preserve">5</w:t>
+              <w:t xml:space="preserve">9</w:t>
             </w:r>
           </w:hyperlink>
           <w:r>
@@ -840,14 +889,25 @@
             <w:spacing w:after="0" w:before="60" w:line="240" w:lineRule="auto"/>
             <w:ind w:left="360" w:firstLine="0"/>
             <w:rPr>
+              <w:rFonts w:ascii="Arial" w:cs="Arial" w:eastAsia="Arial" w:hAnsi="Arial"/>
+              <w:b w:val="0"/>
+              <w:bCs w:val="0"/>
+              <w:i w:val="0"/>
+              <w:iCs w:val="0"/>
+              <w:smallCaps w:val="0"/>
+              <w:strike w:val="0"/>
               <w:color w:val="000000"/>
+              <w:sz w:val="22"/>
+              <w:szCs w:val="22"/>
               <w:u w:val="none"/>
+              <w:shd w:fill="auto" w:val="clear"/>
+              <w:vertAlign w:val="baseline"/>
             </w:rPr>
           </w:pPr>
-          <w:hyperlink w:anchor="_heading=h.q77f3ypkkuu">
-            <w:r>
-              <w:rPr>
-                <w:rFonts w:ascii="Calibri" w:cs="Calibri" w:eastAsia="Calibri" w:hAnsi="Calibri"/>
+          <w:hyperlink w:anchor="_heading=h.roe9tzve6rkd">
+            <w:r>
+              <w:rPr>
+                <w:rFonts w:ascii="Arial" w:cs="Arial" w:eastAsia="Arial" w:hAnsi="Arial"/>
                 <w:b w:val="0"/>
                 <w:bCs w:val="0"/>
                 <w:i w:val="0"/>
@@ -862,95 +922,9 @@
                 <w:vertAlign w:val="baseline"/>
                 <w:rtl w:val="0"/>
               </w:rPr>
-              <w:t xml:space="preserve">3. Section Summary</w:t>
+              <w:t xml:space="preserve">3. Web Genzcinema</w:t>
               <w:tab/>
-              <w:t xml:space="preserve">6</w:t>
-            </w:r>
-          </w:hyperlink>
-          <w:r>
-            <w:rPr>
-              <w:rtl w:val="0"/>
-            </w:rPr>
-          </w:r>
-        </w:p>
-        <w:p>
-          <w:pPr>
-            <w:widowControl w:val="0"/>
-            <w:tabs>
-              <w:tab w:val="right" w:leader="none" w:pos="12000"/>
-            </w:tabs>
-            <w:spacing w:after="0" w:before="60" w:line="240" w:lineRule="auto"/>
-            <w:rPr>
-              <w:b w:val="1"/>
-              <w:bCs w:val="1"/>
-              <w:color w:val="000000"/>
-              <w:u w:val="none"/>
-            </w:rPr>
-          </w:pPr>
-          <w:hyperlink w:anchor="_heading=h.2hm3ynq0t550">
-            <w:r>
-              <w:rPr>
-                <w:rFonts w:ascii="Calibri" w:cs="Calibri" w:eastAsia="Calibri" w:hAnsi="Calibri"/>
-                <w:b w:val="1"/>
-                <w:bCs w:val="1"/>
-                <w:i w:val="0"/>
-                <w:iCs w:val="0"/>
-                <w:smallCaps w:val="0"/>
-                <w:strike w:val="0"/>
-                <w:color w:val="000000"/>
-                <w:sz w:val="22"/>
-                <w:szCs w:val="22"/>
-                <w:u w:val="none"/>
-                <w:shd w:fill="auto" w:val="clear"/>
-                <w:vertAlign w:val="baseline"/>
-                <w:rtl w:val="0"/>
-              </w:rPr>
-              <w:t xml:space="preserve">IV. Proposed Solution</w:t>
-              <w:tab/>
-              <w:t xml:space="preserve">6</w:t>
-            </w:r>
-          </w:hyperlink>
-          <w:r>
-            <w:rPr>
-              <w:rtl w:val="0"/>
-            </w:rPr>
-          </w:r>
-        </w:p>
-        <w:p>
-          <w:pPr>
-            <w:widowControl w:val="0"/>
-            <w:tabs>
-              <w:tab w:val="right" w:leader="none" w:pos="12000"/>
-            </w:tabs>
-            <w:spacing w:after="0" w:before="60" w:line="240" w:lineRule="auto"/>
-            <w:rPr>
-              <w:b w:val="1"/>
-              <w:bCs w:val="1"/>
-              <w:color w:val="000000"/>
-              <w:u w:val="none"/>
-            </w:rPr>
-          </w:pPr>
-          <w:hyperlink w:anchor="_heading=h.fzfk4otewcr4">
-            <w:r>
-              <w:rPr>
-                <w:rFonts w:ascii="Calibri" w:cs="Calibri" w:eastAsia="Calibri" w:hAnsi="Calibri"/>
-                <w:b w:val="1"/>
-                <w:bCs w:val="1"/>
-                <w:i w:val="0"/>
-                <w:iCs w:val="0"/>
-                <w:smallCaps w:val="0"/>
-                <w:strike w:val="0"/>
-                <w:color w:val="000000"/>
-                <w:sz w:val="22"/>
-                <w:szCs w:val="22"/>
-                <w:u w:val="none"/>
-                <w:shd w:fill="auto" w:val="clear"/>
-                <w:vertAlign w:val="baseline"/>
-                <w:rtl w:val="0"/>
-              </w:rPr>
-              <w:t xml:space="preserve">V. Project Scope &amp; Limitations</w:t>
-              <w:tab/>
-              <w:t xml:space="preserve">7</w:t>
+              <w:t xml:space="preserve">9</w:t>
             </w:r>
           </w:hyperlink>
           <w:r>
@@ -968,14 +942,25 @@
             <w:spacing w:after="0" w:before="60" w:line="240" w:lineRule="auto"/>
             <w:ind w:left="360" w:firstLine="0"/>
             <w:rPr>
+              <w:rFonts w:ascii="Arial" w:cs="Arial" w:eastAsia="Arial" w:hAnsi="Arial"/>
+              <w:b w:val="0"/>
+              <w:bCs w:val="0"/>
+              <w:i w:val="0"/>
+              <w:iCs w:val="0"/>
+              <w:smallCaps w:val="0"/>
+              <w:strike w:val="0"/>
               <w:color w:val="000000"/>
+              <w:sz w:val="22"/>
+              <w:szCs w:val="22"/>
               <w:u w:val="none"/>
+              <w:shd w:fill="auto" w:val="clear"/>
+              <w:vertAlign w:val="baseline"/>
             </w:rPr>
           </w:pPr>
-          <w:hyperlink w:anchor="_heading=h.13jbrax1dlg8">
-            <w:r>
-              <w:rPr>
-                <w:rFonts w:ascii="Calibri" w:cs="Calibri" w:eastAsia="Calibri" w:hAnsi="Calibri"/>
+          <w:hyperlink w:anchor="_heading=h.3nmz7wiremfs">
+            <w:r>
+              <w:rPr>
+                <w:rFonts w:ascii="Arial" w:cs="Arial" w:eastAsia="Arial" w:hAnsi="Arial"/>
                 <w:b w:val="0"/>
                 <w:bCs w:val="0"/>
                 <w:i w:val="0"/>
@@ -990,9 +975,9 @@
                 <w:vertAlign w:val="baseline"/>
                 <w:rtl w:val="0"/>
               </w:rPr>
-              <w:t xml:space="preserve">1. Major Features</w:t>
+              <w:t xml:space="preserve">4. Other existing solutions in the market</w:t>
               <w:tab/>
-              <w:t xml:space="preserve">7</w:t>
+              <w:t xml:space="preserve">10</w:t>
             </w:r>
           </w:hyperlink>
           <w:r>
@@ -1010,11 +995,22 @@
             <w:spacing w:after="0" w:before="60" w:line="240" w:lineRule="auto"/>
             <w:ind w:left="360" w:firstLine="0"/>
             <w:rPr>
+              <w:rFonts w:ascii="Arial" w:cs="Arial" w:eastAsia="Arial" w:hAnsi="Arial"/>
+              <w:b w:val="0"/>
+              <w:bCs w:val="0"/>
+              <w:i w:val="0"/>
+              <w:iCs w:val="0"/>
+              <w:smallCaps w:val="0"/>
+              <w:strike w:val="0"/>
               <w:color w:val="000000"/>
+              <w:sz w:val="22"/>
+              <w:szCs w:val="22"/>
               <w:u w:val="none"/>
+              <w:shd w:fill="auto" w:val="clear"/>
+              <w:vertAlign w:val="baseline"/>
             </w:rPr>
           </w:pPr>
-          <w:hyperlink w:anchor="_heading=h.abf702ut2f2p">
+          <w:hyperlink w:anchor="_heading=h.q77f3ypkkuu">
             <w:r>
               <w:rPr>
                 <w:rFonts w:ascii="Calibri" w:cs="Calibri" w:eastAsia="Calibri" w:hAnsi="Calibri"/>
@@ -1032,9 +1028,271 @@
                 <w:vertAlign w:val="baseline"/>
                 <w:rtl w:val="0"/>
               </w:rPr>
+              <w:t xml:space="preserve">5. Section Summary</w:t>
+              <w:tab/>
+              <w:t xml:space="preserve">11</w:t>
+            </w:r>
+          </w:hyperlink>
+          <w:r>
+            <w:rPr>
+              <w:rtl w:val="0"/>
+            </w:rPr>
+          </w:r>
+        </w:p>
+        <w:p>
+          <w:pPr>
+            <w:widowControl w:val="0"/>
+            <w:tabs>
+              <w:tab w:val="right" w:leader="none" w:pos="12000"/>
+            </w:tabs>
+            <w:spacing w:after="0" w:before="60" w:line="240" w:lineRule="auto"/>
+            <w:rPr>
+              <w:rFonts w:ascii="Arial" w:cs="Arial" w:eastAsia="Arial" w:hAnsi="Arial"/>
+              <w:b w:val="1"/>
+              <w:bCs w:val="1"/>
+              <w:i w:val="0"/>
+              <w:iCs w:val="0"/>
+              <w:smallCaps w:val="0"/>
+              <w:strike w:val="0"/>
+              <w:color w:val="000000"/>
+              <w:sz w:val="22"/>
+              <w:szCs w:val="22"/>
+              <w:u w:val="none"/>
+              <w:shd w:fill="auto" w:val="clear"/>
+              <w:vertAlign w:val="baseline"/>
+            </w:rPr>
+          </w:pPr>
+          <w:hyperlink w:anchor="_heading=h.2hm3ynq0t550">
+            <w:r>
+              <w:rPr>
+                <w:rFonts w:ascii="Calibri" w:cs="Calibri" w:eastAsia="Calibri" w:hAnsi="Calibri"/>
+                <w:b w:val="1"/>
+                <w:bCs w:val="1"/>
+                <w:i w:val="0"/>
+                <w:iCs w:val="0"/>
+                <w:smallCaps w:val="0"/>
+                <w:strike w:val="0"/>
+                <w:color w:val="000000"/>
+                <w:sz w:val="22"/>
+                <w:szCs w:val="22"/>
+                <w:u w:val="none"/>
+                <w:shd w:fill="auto" w:val="clear"/>
+                <w:vertAlign w:val="baseline"/>
+                <w:rtl w:val="0"/>
+              </w:rPr>
+              <w:t xml:space="preserve">IV. Proposed Solution</w:t>
+              <w:tab/>
+              <w:t xml:space="preserve">13</w:t>
+            </w:r>
+          </w:hyperlink>
+          <w:r>
+            <w:rPr>
+              <w:rtl w:val="0"/>
+            </w:rPr>
+          </w:r>
+        </w:p>
+        <w:p>
+          <w:pPr>
+            <w:widowControl w:val="0"/>
+            <w:tabs>
+              <w:tab w:val="right" w:leader="none" w:pos="12000"/>
+            </w:tabs>
+            <w:spacing w:after="0" w:before="60" w:line="240" w:lineRule="auto"/>
+            <w:rPr>
+              <w:rFonts w:ascii="Arial" w:cs="Arial" w:eastAsia="Arial" w:hAnsi="Arial"/>
+              <w:b w:val="1"/>
+              <w:bCs w:val="1"/>
+              <w:i w:val="0"/>
+              <w:iCs w:val="0"/>
+              <w:smallCaps w:val="0"/>
+              <w:strike w:val="0"/>
+              <w:color w:val="000000"/>
+              <w:sz w:val="22"/>
+              <w:szCs w:val="22"/>
+              <w:u w:val="none"/>
+              <w:shd w:fill="auto" w:val="clear"/>
+              <w:vertAlign w:val="baseline"/>
+            </w:rPr>
+          </w:pPr>
+          <w:hyperlink w:anchor="_heading=h.fzfk4otewcr4">
+            <w:r>
+              <w:rPr>
+                <w:rFonts w:ascii="Calibri" w:cs="Calibri" w:eastAsia="Calibri" w:hAnsi="Calibri"/>
+                <w:b w:val="1"/>
+                <w:bCs w:val="1"/>
+                <w:i w:val="0"/>
+                <w:iCs w:val="0"/>
+                <w:smallCaps w:val="0"/>
+                <w:strike w:val="0"/>
+                <w:color w:val="000000"/>
+                <w:sz w:val="22"/>
+                <w:szCs w:val="22"/>
+                <w:u w:val="none"/>
+                <w:shd w:fill="auto" w:val="clear"/>
+                <w:vertAlign w:val="baseline"/>
+                <w:rtl w:val="0"/>
+              </w:rPr>
+              <w:t xml:space="preserve">V. Project Scope &amp; Limitations</w:t>
+              <w:tab/>
+              <w:t xml:space="preserve">14</w:t>
+            </w:r>
+          </w:hyperlink>
+          <w:r>
+            <w:rPr>
+              <w:rtl w:val="0"/>
+            </w:rPr>
+          </w:r>
+        </w:p>
+        <w:p>
+          <w:pPr>
+            <w:widowControl w:val="0"/>
+            <w:tabs>
+              <w:tab w:val="right" w:leader="none" w:pos="12000"/>
+            </w:tabs>
+            <w:spacing w:after="0" w:before="60" w:line="240" w:lineRule="auto"/>
+            <w:ind w:left="360" w:firstLine="0"/>
+            <w:rPr>
+              <w:rFonts w:ascii="Arial" w:cs="Arial" w:eastAsia="Arial" w:hAnsi="Arial"/>
+              <w:b w:val="0"/>
+              <w:bCs w:val="0"/>
+              <w:i w:val="0"/>
+              <w:iCs w:val="0"/>
+              <w:smallCaps w:val="0"/>
+              <w:strike w:val="0"/>
+              <w:color w:val="000000"/>
+              <w:sz w:val="22"/>
+              <w:szCs w:val="22"/>
+              <w:u w:val="none"/>
+              <w:shd w:fill="auto" w:val="clear"/>
+              <w:vertAlign w:val="baseline"/>
+            </w:rPr>
+          </w:pPr>
+          <w:hyperlink w:anchor="_heading=h.13jbrax1dlg8">
+            <w:r>
+              <w:rPr>
+                <w:rFonts w:ascii="Calibri" w:cs="Calibri" w:eastAsia="Calibri" w:hAnsi="Calibri"/>
+                <w:b w:val="0"/>
+                <w:bCs w:val="0"/>
+                <w:i w:val="0"/>
+                <w:iCs w:val="0"/>
+                <w:smallCaps w:val="0"/>
+                <w:strike w:val="0"/>
+                <w:color w:val="000000"/>
+                <w:sz w:val="22"/>
+                <w:szCs w:val="22"/>
+                <w:u w:val="none"/>
+                <w:shd w:fill="auto" w:val="clear"/>
+                <w:vertAlign w:val="baseline"/>
+                <w:rtl w:val="0"/>
+              </w:rPr>
+              <w:t xml:space="preserve">1. Major Features</w:t>
+              <w:tab/>
+              <w:t xml:space="preserve">14</w:t>
+            </w:r>
+          </w:hyperlink>
+          <w:r>
+            <w:rPr>
+              <w:rtl w:val="0"/>
+            </w:rPr>
+          </w:r>
+        </w:p>
+        <w:p>
+          <w:pPr>
+            <w:widowControl w:val="0"/>
+            <w:tabs>
+              <w:tab w:val="right" w:leader="none" w:pos="12000"/>
+            </w:tabs>
+            <w:spacing w:after="0" w:before="60" w:line="240" w:lineRule="auto"/>
+            <w:ind w:left="360" w:firstLine="0"/>
+            <w:rPr>
+              <w:rFonts w:ascii="Arial" w:cs="Arial" w:eastAsia="Arial" w:hAnsi="Arial"/>
+              <w:b w:val="0"/>
+              <w:bCs w:val="0"/>
+              <w:i w:val="0"/>
+              <w:iCs w:val="0"/>
+              <w:smallCaps w:val="0"/>
+              <w:strike w:val="0"/>
+              <w:color w:val="000000"/>
+              <w:sz w:val="22"/>
+              <w:szCs w:val="22"/>
+              <w:u w:val="none"/>
+              <w:shd w:fill="auto" w:val="clear"/>
+              <w:vertAlign w:val="baseline"/>
+            </w:rPr>
+          </w:pPr>
+          <w:hyperlink w:anchor="_heading=h.abf702ut2f2p">
+            <w:r>
+              <w:rPr>
+                <w:rFonts w:ascii="Calibri" w:cs="Calibri" w:eastAsia="Calibri" w:hAnsi="Calibri"/>
+                <w:b w:val="0"/>
+                <w:bCs w:val="0"/>
+                <w:i w:val="0"/>
+                <w:iCs w:val="0"/>
+                <w:smallCaps w:val="0"/>
+                <w:strike w:val="0"/>
+                <w:color w:val="000000"/>
+                <w:sz w:val="22"/>
+                <w:szCs w:val="22"/>
+                <w:u w:val="none"/>
+                <w:shd w:fill="auto" w:val="clear"/>
+                <w:vertAlign w:val="baseline"/>
+                <w:rtl w:val="0"/>
+              </w:rPr>
               <w:t xml:space="preserve">2. Limitations &amp; Exclusions</w:t>
               <w:tab/>
-              <w:t xml:space="preserve">8</w:t>
+              <w:t xml:space="preserve">15</w:t>
+            </w:r>
+          </w:hyperlink>
+          <w:r>
+            <w:rPr>
+              <w:rtl w:val="0"/>
+            </w:rPr>
+          </w:r>
+        </w:p>
+        <w:p>
+          <w:pPr>
+            <w:widowControl w:val="0"/>
+            <w:tabs>
+              <w:tab w:val="right" w:leader="none" w:pos="12000"/>
+            </w:tabs>
+            <w:spacing w:after="0" w:before="60" w:line="240" w:lineRule="auto"/>
+            <w:rPr>
+              <w:rFonts w:ascii="Arial" w:cs="Arial" w:eastAsia="Arial" w:hAnsi="Arial"/>
+              <w:b w:val="1"/>
+              <w:bCs w:val="1"/>
+              <w:i w:val="0"/>
+              <w:iCs w:val="0"/>
+              <w:smallCaps w:val="0"/>
+              <w:strike w:val="0"/>
+              <w:color w:val="000000"/>
+              <w:sz w:val="22"/>
+              <w:szCs w:val="22"/>
+              <w:u w:val="none"/>
+              <w:shd w:fill="auto" w:val="clear"/>
+              <w:vertAlign w:val="baseline"/>
+            </w:rPr>
+          </w:pPr>
+          <w:hyperlink w:anchor="_heading=h.q2vj5nuojq0e">
+            <w:r>
+              <w:rPr>
+                <w:rFonts w:ascii="Calibri" w:cs="Calibri" w:eastAsia="Calibri" w:hAnsi="Calibri"/>
+                <w:b w:val="1"/>
+                <w:bCs w:val="1"/>
+                <w:i w:val="0"/>
+                <w:iCs w:val="0"/>
+                <w:smallCaps w:val="0"/>
+                <w:strike w:val="0"/>
+                <w:color w:val="000000"/>
+                <w:sz w:val="22"/>
+                <w:szCs w:val="22"/>
+                <w:u w:val="none"/>
+                <w:shd w:fill="auto" w:val="clear"/>
+                <w:vertAlign w:val="baseline"/>
+                <w:rtl w:val="0"/>
+              </w:rPr>
+              <w:t xml:space="preserve">Definition and Acronyms</w:t>
+              <w:tab/>
+              <w:t xml:space="preserve">16</w:t>
             </w:r>
           </w:hyperlink>
           <w:r>
@@ -2290,6 +2548,15 @@
             </w:pPr>
             <w:r>
               <w:rPr>
+                <w:rFonts w:ascii="Tahoma" w:cs="Tahoma" w:eastAsia="Tahoma" w:hAnsi="Tahoma"/>
+                <w:sz w:val="18"/>
+                <w:szCs w:val="18"/>
+                <w:rtl w:val="0"/>
+              </w:rPr>
+              <w:t xml:space="preserve">05/10/2026</w:t>
+            </w:r>
+            <w:r>
+              <w:rPr>
                 <w:rtl w:val="0"/>
               </w:rPr>
             </w:r>
@@ -2331,6 +2598,15 @@
             </w:pPr>
             <w:r>
               <w:rPr>
+                <w:rFonts w:ascii="Tahoma" w:cs="Tahoma" w:eastAsia="Tahoma" w:hAnsi="Tahoma"/>
+                <w:sz w:val="18"/>
+                <w:szCs w:val="18"/>
+                <w:rtl w:val="0"/>
+              </w:rPr>
+              <w:t xml:space="preserve">A</w:t>
+            </w:r>
+            <w:r>
+              <w:rPr>
                 <w:rtl w:val="0"/>
               </w:rPr>
             </w:r>
@@ -2372,6 +2648,15 @@
             </w:pPr>
             <w:r>
               <w:rPr>
+                <w:rFonts w:ascii="Tahoma" w:cs="Tahoma" w:eastAsia="Tahoma" w:hAnsi="Tahoma"/>
+                <w:sz w:val="18"/>
+                <w:szCs w:val="18"/>
+                <w:rtl w:val="0"/>
+              </w:rPr>
+              <w:t xml:space="preserve">ThanhNT</w:t>
+            </w:r>
+            <w:r>
+              <w:rPr>
                 <w:rtl w:val="0"/>
               </w:rPr>
             </w:r>
@@ -2403,8 +2688,12 @@
             </w:pPr>
             <w:r>
               <w:rPr>
-                <w:rtl w:val="0"/>
-              </w:rPr>
+                <w:rFonts w:ascii="Tahoma" w:cs="Tahoma" w:eastAsia="Tahoma" w:hAnsi="Tahoma"/>
+                <w:sz w:val="18"/>
+                <w:szCs w:val="18"/>
+                <w:rtl w:val="0"/>
+              </w:rPr>
+              <w:t xml:space="preserve">Add other existing solutions in the market</w:t>
             </w:r>
           </w:p>
         </w:tc>
@@ -2450,6 +2739,15 @@
             </w:pPr>
             <w:r>
               <w:rPr>
+                <w:rFonts w:ascii="Tahoma" w:cs="Tahoma" w:eastAsia="Tahoma" w:hAnsi="Tahoma"/>
+                <w:sz w:val="18"/>
+                <w:szCs w:val="18"/>
+                <w:rtl w:val="0"/>
+              </w:rPr>
+              <w:t xml:space="preserve">09/10/2026</w:t>
+            </w:r>
+            <w:r>
+              <w:rPr>
                 <w:rtl w:val="0"/>
               </w:rPr>
             </w:r>
@@ -2491,6 +2789,15 @@
             </w:pPr>
             <w:r>
               <w:rPr>
+                <w:rFonts w:ascii="Tahoma" w:cs="Tahoma" w:eastAsia="Tahoma" w:hAnsi="Tahoma"/>
+                <w:sz w:val="18"/>
+                <w:szCs w:val="18"/>
+                <w:rtl w:val="0"/>
+              </w:rPr>
+              <w:t xml:space="preserve">M</w:t>
+            </w:r>
+            <w:r>
+              <w:rPr>
                 <w:rtl w:val="0"/>
               </w:rPr>
             </w:r>
@@ -2532,6 +2839,15 @@
             </w:pPr>
             <w:r>
               <w:rPr>
+                <w:rFonts w:ascii="Tahoma" w:cs="Tahoma" w:eastAsia="Tahoma" w:hAnsi="Tahoma"/>
+                <w:sz w:val="18"/>
+                <w:szCs w:val="18"/>
+                <w:rtl w:val="0"/>
+              </w:rPr>
+              <w:t xml:space="preserve">HuyDV</w:t>
+            </w:r>
+            <w:r>
+              <w:rPr>
                 <w:rtl w:val="0"/>
               </w:rPr>
             </w:r>
@@ -2571,6 +2887,15 @@
                 <w:vertAlign w:val="baseline"/>
               </w:rPr>
             </w:pPr>
+            <w:r>
+              <w:rPr>
+                <w:rFonts w:ascii="Tahoma" w:cs="Tahoma" w:eastAsia="Tahoma" w:hAnsi="Tahoma"/>
+                <w:sz w:val="18"/>
+                <w:szCs w:val="18"/>
+                <w:rtl w:val="0"/>
+              </w:rPr>
+              <w:t xml:space="preserve">Modify existing solutions and proposed solutions</w:t>
+            </w:r>
             <w:r>
               <w:rPr>
                 <w:rtl w:val="0"/>
@@ -3876,7 +4201,7 @@
           <w:iCs w:val="1"/>
           <w:rtl w:val="0"/>
         </w:rPr>
-        <w:t xml:space="preserve">GCMS</w:t>
+        <w:t xml:space="preserve">GCMB</w:t>
       </w:r>
       <w:r>
         <w:rPr>
@@ -4074,6 +4399,7 @@
     <w:p>
       <w:pPr>
         <w:spacing w:line="276" w:lineRule="auto"/>
+        <w:ind w:left="0" w:firstLine="0"/>
         <w:jc w:val="both"/>
         <w:rPr/>
       </w:pPr>
@@ -4081,7 +4407,7 @@
         <w:rPr>
           <w:rtl w:val="0"/>
         </w:rPr>
-        <w:t xml:space="preserve">The purpose of this project is to develop the GenZ Cinema &amp; Music Box management system (GCMS). The system is designed to replace manual Excel-based processes, fragmented data between branches, and provide management with real-time visibility - enabling more digitalized and streamlined operation of the GenZ cinema across its 20 branches. The document is intended to serve as the introduction of the project’s background, objectives, stakeholders, proposed solution, existing alternatives, and scope, including key features, limitations, and exclusions.</w:t>
+        <w:t xml:space="preserve">The purpose of this project is to develop the GenZ Cinema &amp; Music Box management system (GCMB). The system is designed to replace manual Excel-based processes, fragmented data between branches, and provide management with real-time visibility - enabling more digitalized and streamlined operation of the GenZ cinema across its 20 branches. The document is intended to serve as the introduction of the project’s background, objectives, stakeholders, proposed solution, existing alternatives, and scope, including key features, limitations, and exclusions.</w:t>
       </w:r>
     </w:p>
     <w:p>
@@ -5033,7 +5359,7 @@
           <wp:inline distB="114300" distT="114300" distL="114300" distR="114300">
             <wp:extent cx="5746440" cy="2514600"/>
             <wp:effectExtent b="0" l="0" r="0" t="0"/>
-            <wp:docPr id="8" name="image5.jpg"/>
+            <wp:docPr id="9" name="image5.jpg"/>
             <a:graphic>
               <a:graphicData uri="http://schemas.openxmlformats.org/drawingml/2006/picture">
                 <pic:pic>
@@ -5110,7 +5436,7 @@
           <wp:inline distB="114300" distT="114300" distL="114300" distR="114300">
             <wp:extent cx="5746440" cy="2387600"/>
             <wp:effectExtent b="0" l="0" r="0" t="0"/>
-            <wp:docPr id="11" name="image2.png"/>
+            <wp:docPr id="12" name="image2.png"/>
             <a:graphic>
               <a:graphicData uri="http://schemas.openxmlformats.org/drawingml/2006/picture">
                 <pic:pic>
@@ -5170,12 +5496,12 @@
           <wp:inline distB="114300" distT="114300" distL="114300" distR="114300">
             <wp:extent cx="5746440" cy="2159000"/>
             <wp:effectExtent b="0" l="0" r="0" t="0"/>
-            <wp:docPr id="9" name="image3.png"/>
+            <wp:docPr id="10" name="image4.png"/>
             <a:graphic>
               <a:graphicData uri="http://schemas.openxmlformats.org/drawingml/2006/picture">
                 <pic:pic>
                   <pic:nvPicPr>
-                    <pic:cNvPr id="0" name="image3.png"/>
+                    <pic:cNvPr id="0" name="image4.png"/>
                     <pic:cNvPicPr preferRelativeResize="0"/>
                   </pic:nvPicPr>
                   <pic:blipFill>
@@ -5225,10 +5551,57 @@
         <w:rPr/>
       </w:pPr>
       <w:r>
+        <w:rPr/>
+        <w:drawing>
+          <wp:inline distB="114300" distT="114300" distL="114300" distR="114300">
+            <wp:extent cx="5746440" cy="2628900"/>
+            <wp:effectExtent b="0" l="0" r="0" t="0"/>
+            <wp:docPr id="13" name="image3.png"/>
+            <a:graphic>
+              <a:graphicData uri="http://schemas.openxmlformats.org/drawingml/2006/picture">
+                <pic:pic>
+                  <pic:nvPicPr>
+                    <pic:cNvPr id="0" name="image3.png"/>
+                    <pic:cNvPicPr preferRelativeResize="0"/>
+                  </pic:nvPicPr>
+                  <pic:blipFill>
+                    <a:blip r:embed="rId11"/>
+                    <a:srcRect b="0" l="0" r="0" t="0"/>
+                    <a:stretch>
+                      <a:fillRect/>
+                    </a:stretch>
+                  </pic:blipFill>
+                  <pic:spPr>
+                    <a:xfrm>
+                      <a:off x="0" y="0"/>
+                      <a:ext cx="5746440" cy="2628900"/>
+                    </a:xfrm>
+                    <a:prstGeom prst="rect"/>
+                    <a:ln/>
+                  </pic:spPr>
+                </pic:pic>
+              </a:graphicData>
+            </a:graphic>
+          </wp:inline>
+        </w:drawing>
+      </w:r>
+      <w:r>
         <w:rPr>
           <w:rtl w:val="0"/>
         </w:rPr>
-        <w:t xml:space="preserve">Branch Managers manually manage staff attendance and equipment-related records using Excel. Attendance and actual working hours are recorded manually, while equipment incidents and repair records are maintained in separate files with inconsistent formats and supporting evidence. This makes it difficult to track attendance, repair history, related expenses, and equipment condition consistently at each branch.</w:t>
+      </w:r>
+    </w:p>
+    <w:p>
+      <w:pPr>
+        <w:spacing w:after="240" w:lineRule="auto"/>
+        <w:jc w:val="both"/>
+        <w:rPr/>
+      </w:pPr>
+      <w:r>
+        <w:rPr>
+          <w:rtl w:val="0"/>
+        </w:rPr>
+        <w:t xml:space="preserve">                                Figure 4. KiotViet Business Overview Dashboard Used by GenZ </w:t>
       </w:r>
     </w:p>
     <w:p>
@@ -5238,21 +5611,34 @@
         <w:rPr/>
       </w:pPr>
       <w:r>
+        <w:rPr>
+          <w:rtl w:val="0"/>
+        </w:rPr>
+        <w:t xml:space="preserve">Branch Managers manually manage staff attendance and equipment-related records using Excel. Attendance and actual working hours are recorded manually, while equipment incidents and repair records are maintained in separate files with inconsistent formats and supporting evidence. This makes it difficult to track attendance, repair history, related expenses, and equipment condition consistently at each branch.</w:t>
+      </w:r>
+    </w:p>
+    <w:p>
+      <w:pPr>
+        <w:spacing w:after="240" w:before="0" w:lineRule="auto"/>
+        <w:jc w:val="both"/>
+        <w:rPr/>
+      </w:pPr>
+      <w:r>
         <w:rPr/>
         <w:drawing>
           <wp:inline distB="114300" distT="114300" distL="114300" distR="114300">
             <wp:extent cx="5746440" cy="1892300"/>
             <wp:effectExtent b="0" l="0" r="0" t="0"/>
-            <wp:docPr id="7" name="image4.png"/>
+            <wp:docPr id="8" name="image6.png"/>
             <a:graphic>
               <a:graphicData uri="http://schemas.openxmlformats.org/drawingml/2006/picture">
                 <pic:pic>
                   <pic:nvPicPr>
-                    <pic:cNvPr id="0" name="image4.png"/>
+                    <pic:cNvPr id="0" name="image6.png"/>
                     <pic:cNvPicPr preferRelativeResize="0"/>
                   </pic:nvPicPr>
                   <pic:blipFill>
-                    <a:blip r:embed="rId11"/>
+                    <a:blip r:embed="rId12"/>
                     <a:srcRect b="0" l="0" r="0" t="0"/>
                     <a:stretch>
                       <a:fillRect/>
@@ -5288,7 +5674,7 @@
         <w:rPr>
           <w:rtl w:val="0"/>
         </w:rPr>
-        <w:t xml:space="preserve">                                   Figure 4. Branch Income and Expense Summary in Google Sheets </w:t>
+        <w:t xml:space="preserve">                                   Figure 5. Branch Income and Expense Summary in Google Sheets </w:t>
       </w:r>
     </w:p>
     <w:p>
@@ -5341,6 +5727,85 @@
         </w:rPr>
         <w:t xml:space="preserve">These disconnected tools and manual processes increase the risk of booking conflicts, inconsistent records, limited transaction traceability, and time-consuming reconciliation. As GenZ Cinema &amp; Music Box expands, relying on separate spreadsheets and third-party tools becomes increasingly difficult to manage. A centralized system is therefore needed to standardize workflows, improve accountability and data consistency, and provide a unified source of operational and financial information across the chain.</w:t>
       </w:r>
+    </w:p>
+    <w:p>
+      <w:pPr>
+        <w:spacing w:after="240" w:before="0" w:lineRule="auto"/>
+        <w:jc w:val="both"/>
+        <w:rPr/>
+      </w:pPr>
+      <w:r>
+        <w:rPr/>
+        <w:drawing>
+          <wp:inline distB="114300" distT="114300" distL="114300" distR="114300">
+            <wp:extent cx="5746440" cy="2946400"/>
+            <wp:effectExtent b="0" l="0" r="0" t="0"/>
+            <wp:docPr id="7" name="image7.png"/>
+            <a:graphic>
+              <a:graphicData uri="http://schemas.openxmlformats.org/drawingml/2006/picture">
+                <pic:pic>
+                  <pic:nvPicPr>
+                    <pic:cNvPr id="0" name="image7.png"/>
+                    <pic:cNvPicPr preferRelativeResize="0"/>
+                  </pic:nvPicPr>
+                  <pic:blipFill>
+                    <a:blip r:embed="rId13"/>
+                    <a:srcRect b="0" l="0" r="0" t="0"/>
+                    <a:stretch>
+                      <a:fillRect/>
+                    </a:stretch>
+                  </pic:blipFill>
+                  <pic:spPr>
+                    <a:xfrm>
+                      <a:off x="0" y="0"/>
+                      <a:ext cx="5746440" cy="2946400"/>
+                    </a:xfrm>
+                    <a:prstGeom prst="rect"/>
+                    <a:ln/>
+                  </pic:spPr>
+                </pic:pic>
+              </a:graphicData>
+            </a:graphic>
+          </wp:inline>
+        </w:drawing>
+      </w:r>
+      <w:r>
+        <w:rPr>
+          <w:rtl w:val="0"/>
+        </w:rPr>
+      </w:r>
+    </w:p>
+    <w:p>
+      <w:pPr>
+        <w:spacing w:after="240" w:before="0" w:lineRule="auto"/>
+        <w:jc w:val="center"/>
+        <w:rPr/>
+      </w:pPr>
+      <w:r>
+        <w:rPr>
+          <w:rtl w:val="0"/>
+        </w:rPr>
+        <w:t xml:space="preserve">        Figure 6.</w:t>
+      </w:r>
+      <w:r>
+        <w:rPr>
+          <w:rtl w:val="0"/>
+        </w:rPr>
+        <w:t xml:space="preserve">GenZ Cinema Website Homepage Interface</w:t>
+      </w:r>
+      <w:r>
+        <w:rPr>
+          <w:rtl w:val="0"/>
+        </w:rPr>
+        <w:t xml:space="preserve"> </w:t>
+      </w:r>
+    </w:p>
+    <w:p>
+      <w:pPr>
+        <w:spacing w:after="240" w:before="0" w:lineRule="auto"/>
+        <w:jc w:val="both"/>
+        <w:rPr/>
+      </w:pPr>
       <w:r>
         <w:rPr>
           <w:rtl w:val="0"/>
@@ -5389,7 +5854,7 @@
         <w:rPr>
           <w:rtl w:val="0"/>
         </w:rPr>
-        <w:t xml:space="preserve">KiotViet is a cloud-based POS platform developed by Citigo. At GenZ Cinema, staff currently use the deployed configuration to assign rooms to guests, add food and beverage items to room orders, issue bills at checkout, and review revenue by branch and time period. The KiotViet interface also displays a QR ordering option. Whether guests currently use this feature should be confirmed before describing it as part of the active operating workflow. </w:t>
+        <w:t xml:space="preserve">KiotViet is a cloud-based POS platform developed by Citigo. At GenZ Cinema, staff currently use the deployed configuration to assign rooms to guests, add food and beverage items to room orders, issue bills at checkout, and review revenue by branch and time period. The KiotViet interface also displays a QR ordering option. Customers also use the in-room QR code to access the menu and place food and beverage orders. </w:t>
       </w:r>
     </w:p>
     <w:tbl>
@@ -5478,13 +5943,25 @@
                 <w:szCs w:val="20"/>
               </w:rPr>
             </w:pPr>
-            <w:r>
-              <w:rPr>
-                <w:sz w:val="20"/>
-                <w:szCs w:val="20"/>
-                <w:rtl w:val="0"/>
-              </w:rPr>
-              <w:t xml:space="preserve">https://genzcinema1.kiotviet.vn/</w:t>
+            <w:hyperlink r:id="rId14">
+              <w:r>
+                <w:rPr>
+                  <w:color w:val="1155cc"/>
+                  <w:sz w:val="20"/>
+                  <w:szCs w:val="20"/>
+                  <w:u w:val="single"/>
+                  <w:rtl w:val="0"/>
+                </w:rPr>
+                <w:t xml:space="preserve">https://genzcinema1.kiotviet.vn/</w:t>
+              </w:r>
+            </w:hyperlink>
+            <w:r>
+              <w:rPr>
+                <w:sz w:val="20"/>
+                <w:szCs w:val="20"/>
+                <w:rtl w:val="0"/>
+              </w:rPr>
+              <w:t xml:space="preserve"> </w:t>
             </w:r>
             <w:r>
               <w:rPr>
@@ -5999,7 +6476,7 @@
                 <w:szCs w:val="20"/>
                 <w:rtl w:val="0"/>
               </w:rPr>
-              <w:t xml:space="preserve">Shift scheduling, attendance, and payroll require manual coordination and consolidation.</w:t>
+              <w:t xml:space="preserve">Shift scheduling and attendance are managed through separate spreadsheets, requiring manual coordination to track shift assignments, actual worked hours, and attendance corrections at each branch. </w:t>
             </w:r>
           </w:p>
         </w:tc>
@@ -6082,8 +6559,20 @@
       <w:pPr>
         <w:rPr/>
       </w:pPr>
-      <w:bookmarkStart w:colFirst="0" w:colLast="0" w:name="_heading=h.zhlfgwg4emmq" w:id="8"/>
+      <w:bookmarkStart w:colFirst="0" w:colLast="0" w:name="_heading=h.8vcufalfcgi" w:id="8"/>
       <w:bookmarkEnd w:id="8"/>
+      <w:r>
+        <w:rPr>
+          <w:rtl w:val="0"/>
+        </w:rPr>
+      </w:r>
+    </w:p>
+    <w:p>
+      <w:pPr>
+        <w:rPr/>
+      </w:pPr>
+      <w:bookmarkStart w:colFirst="0" w:colLast="0" w:name="_heading=h.zhlfgwg4emmq" w:id="9"/>
+      <w:bookmarkEnd w:id="9"/>
       <w:r>
         <w:rPr>
           <w:rtl w:val="0"/>
@@ -6095,8 +6584,8 @@
         <w:pStyle w:val="Heading2"/>
         <w:rPr/>
       </w:pPr>
-      <w:bookmarkStart w:colFirst="0" w:colLast="0" w:name="_heading=h.f8qpyr3aqker" w:id="9"/>
-      <w:bookmarkEnd w:id="9"/>
+      <w:bookmarkStart w:colFirst="0" w:colLast="0" w:name="_heading=h.f8qpyr3aqker" w:id="10"/>
+      <w:bookmarkEnd w:id="10"/>
       <w:r>
         <w:rPr>
           <w:rtl w:val="0"/>
@@ -6707,7 +7196,7 @@
                 <w:szCs w:val="20"/>
                 <w:rtl w:val="0"/>
               </w:rPr>
-              <w:t xml:space="preserve">Shift scheduling, attendance, and payroll require manual coordination and consolidation.</w:t>
+              <w:t xml:space="preserve">Payroll requires the Accountant to manually consolidate attendance records from multiple branches and combine them with hourly rates, additions, deductions, and salary advances, increasing processing effort and the risk of calculation errors. </w:t>
             </w:r>
           </w:p>
         </w:tc>
@@ -6718,8 +7207,526 @@
         <w:pStyle w:val="Heading2"/>
         <w:rPr/>
       </w:pPr>
-      <w:bookmarkStart w:colFirst="0" w:colLast="0" w:name="_heading=h.roe9tzve6rkd" w:id="10"/>
-      <w:bookmarkEnd w:id="10"/>
+      <w:bookmarkStart w:colFirst="0" w:colLast="0" w:name="_heading=h.roe9tzve6rkd" w:id="11"/>
+      <w:bookmarkEnd w:id="11"/>
+      <w:r>
+        <w:rPr>
+          <w:rtl w:val="0"/>
+        </w:rPr>
+        <w:t xml:space="preserve">3. Web Genzcinema</w:t>
+      </w:r>
+    </w:p>
+    <w:p>
+      <w:pPr>
+        <w:rPr/>
+      </w:pPr>
+      <w:r>
+        <w:rPr>
+          <w:rtl w:val="0"/>
+        </w:rPr>
+        <w:t xml:space="preserve">Web Genzcinema</w:t>
+      </w:r>
+      <w:r>
+        <w:rPr>
+          <w:rtl w:val="0"/>
+        </w:rPr>
+        <w:t xml:space="preserve">, customers cannot complete the full booking process directly on the website. They are unable to check real-time room availability, select a date and time, make an advance reservation, pay a deposit, order food online, or track their booking status. Customers therefore still need to contact GenZ Cinema through external channels such as phone, Zalo, or Messenger. The website functions mainly as an information and promotion channel rather than an integrated customer booking and service platform. </w:t>
+      </w:r>
+      <w:r>
+        <w:rPr>
+          <w:rtl w:val="0"/>
+        </w:rPr>
+      </w:r>
+    </w:p>
+    <w:tbl>
+      <w:tblPr>
+        <w:tblStyle w:val="Table5"/>
+        <w:tblW w:w="9351.0" w:type="dxa"/>
+        <w:jc w:val="left"/>
+        <w:tblLayout w:type="fixed"/>
+        <w:tblLook w:val="0400"/>
+      </w:tblPr>
+      <w:tblGrid>
+        <w:gridCol w:w="1940"/>
+        <w:gridCol w:w="7411"/>
+        <w:tblGridChange w:id="0">
+          <w:tblGrid>
+            <w:gridCol w:w="1940"/>
+            <w:gridCol w:w="7411"/>
+          </w:tblGrid>
+        </w:tblGridChange>
+      </w:tblGrid>
+      <w:tr>
+        <w:trPr>
+          <w:cantSplit w:val="0"/>
+          <w:trHeight w:val="278" w:hRule="atLeast"/>
+          <w:tblHeader w:val="0"/>
+        </w:trPr>
+        <w:tc>
+          <w:tcPr>
+            <w:tcBorders>
+              <w:top w:color="000000" w:space="0" w:sz="4" w:val="single"/>
+              <w:left w:color="000000" w:space="0" w:sz="4" w:val="single"/>
+              <w:bottom w:color="000000" w:space="0" w:sz="4" w:val="single"/>
+              <w:right w:color="000000" w:space="0" w:sz="4" w:val="single"/>
+            </w:tcBorders>
+            <w:shd w:fill="fbe4d5" w:val="clear"/>
+            <w:vAlign w:val="bottom"/>
+          </w:tcPr>
+          <w:p>
+            <w:pPr>
+              <w:spacing w:after="0" w:line="240" w:lineRule="auto"/>
+              <w:rPr>
+                <w:b w:val="1"/>
+                <w:bCs w:val="1"/>
+                <w:i w:val="1"/>
+                <w:iCs w:val="1"/>
+                <w:sz w:val="20"/>
+                <w:szCs w:val="20"/>
+              </w:rPr>
+            </w:pPr>
+            <w:r>
+              <w:rPr>
+                <w:b w:val="1"/>
+                <w:bCs w:val="1"/>
+                <w:i w:val="1"/>
+                <w:iCs w:val="1"/>
+                <w:sz w:val="20"/>
+                <w:szCs w:val="20"/>
+                <w:rtl w:val="0"/>
+              </w:rPr>
+              <w:t xml:space="preserve">Website / Link</w:t>
+            </w:r>
+          </w:p>
+        </w:tc>
+        <w:tc>
+          <w:tcPr>
+            <w:tcBorders>
+              <w:top w:color="000000" w:space="0" w:sz="4" w:val="single"/>
+              <w:left w:color="000000" w:space="0" w:sz="0" w:val="nil"/>
+              <w:bottom w:color="000000" w:space="0" w:sz="4" w:val="single"/>
+              <w:right w:color="000000" w:space="0" w:sz="4" w:val="single"/>
+            </w:tcBorders>
+            <w:shd w:fill="auto" w:val="clear"/>
+            <w:vAlign w:val="bottom"/>
+          </w:tcPr>
+          <w:p>
+            <w:pPr>
+              <w:spacing w:after="0" w:line="240" w:lineRule="auto"/>
+              <w:rPr>
+                <w:sz w:val="20"/>
+                <w:szCs w:val="20"/>
+              </w:rPr>
+            </w:pPr>
+            <w:hyperlink r:id="rId15">
+              <w:r>
+                <w:rPr>
+                  <w:color w:val="1155cc"/>
+                  <w:sz w:val="20"/>
+                  <w:szCs w:val="20"/>
+                  <w:u w:val="single"/>
+                  <w:rtl w:val="0"/>
+                </w:rPr>
+                <w:t xml:space="preserve">https://genzcinema.vn/</w:t>
+              </w:r>
+            </w:hyperlink>
+            <w:r>
+              <w:rPr>
+                <w:sz w:val="20"/>
+                <w:szCs w:val="20"/>
+                <w:rtl w:val="0"/>
+              </w:rPr>
+              <w:t xml:space="preserve"> </w:t>
+            </w:r>
+            <w:r>
+              <w:rPr>
+                <w:sz w:val="20"/>
+                <w:szCs w:val="20"/>
+                <w:rtl w:val="0"/>
+              </w:rPr>
+              <w:t xml:space="preserve"> </w:t>
+            </w:r>
+            <w:r>
+              <w:rPr>
+                <w:rtl w:val="0"/>
+              </w:rPr>
+            </w:r>
+          </w:p>
+        </w:tc>
+      </w:tr>
+      <w:tr>
+        <w:trPr>
+          <w:cantSplit w:val="0"/>
+          <w:trHeight w:val="278" w:hRule="atLeast"/>
+          <w:tblHeader w:val="0"/>
+        </w:trPr>
+        <w:tc>
+          <w:tcPr>
+            <w:tcBorders>
+              <w:top w:color="000000" w:space="0" w:sz="0" w:val="nil"/>
+              <w:left w:color="000000" w:space="0" w:sz="4" w:val="single"/>
+              <w:bottom w:color="000000" w:space="0" w:sz="4" w:val="single"/>
+              <w:right w:color="000000" w:space="0" w:sz="4" w:val="single"/>
+            </w:tcBorders>
+            <w:shd w:fill="fbe4d5" w:val="clear"/>
+            <w:vAlign w:val="bottom"/>
+          </w:tcPr>
+          <w:p>
+            <w:pPr>
+              <w:spacing w:after="0" w:line="240" w:lineRule="auto"/>
+              <w:rPr>
+                <w:b w:val="1"/>
+                <w:bCs w:val="1"/>
+                <w:i w:val="1"/>
+                <w:iCs w:val="1"/>
+                <w:sz w:val="20"/>
+                <w:szCs w:val="20"/>
+              </w:rPr>
+            </w:pPr>
+            <w:r>
+              <w:rPr>
+                <w:b w:val="1"/>
+                <w:bCs w:val="1"/>
+                <w:i w:val="1"/>
+                <w:iCs w:val="1"/>
+                <w:sz w:val="20"/>
+                <w:szCs w:val="20"/>
+                <w:rtl w:val="0"/>
+              </w:rPr>
+              <w:t xml:space="preserve">Target Users</w:t>
+            </w:r>
+          </w:p>
+        </w:tc>
+        <w:tc>
+          <w:tcPr>
+            <w:tcBorders>
+              <w:top w:color="000000" w:space="0" w:sz="0" w:val="nil"/>
+              <w:left w:color="000000" w:space="0" w:sz="0" w:val="nil"/>
+              <w:bottom w:color="000000" w:space="0" w:sz="4" w:val="single"/>
+              <w:right w:color="000000" w:space="0" w:sz="4" w:val="single"/>
+            </w:tcBorders>
+            <w:shd w:fill="auto" w:val="clear"/>
+            <w:vAlign w:val="bottom"/>
+          </w:tcPr>
+          <w:p>
+            <w:pPr>
+              <w:spacing w:after="0" w:line="240" w:lineRule="auto"/>
+              <w:rPr>
+                <w:sz w:val="20"/>
+                <w:szCs w:val="20"/>
+              </w:rPr>
+            </w:pPr>
+            <w:r>
+              <w:rPr>
+                <w:sz w:val="20"/>
+                <w:szCs w:val="20"/>
+                <w:rtl w:val="0"/>
+              </w:rPr>
+              <w:t xml:space="preserve">Customers and prospective customers accessing GenZ Cinema’s public website. </w:t>
+            </w:r>
+          </w:p>
+        </w:tc>
+      </w:tr>
+      <w:tr>
+        <w:trPr>
+          <w:cantSplit w:val="0"/>
+          <w:trHeight w:val="278" w:hRule="atLeast"/>
+          <w:tblHeader w:val="0"/>
+        </w:trPr>
+        <w:tc>
+          <w:tcPr>
+            <w:tcBorders>
+              <w:top w:color="000000" w:space="0" w:sz="0" w:val="nil"/>
+              <w:left w:color="000000" w:space="0" w:sz="4" w:val="single"/>
+              <w:bottom w:color="000000" w:space="0" w:sz="4" w:val="single"/>
+              <w:right w:color="000000" w:space="0" w:sz="4" w:val="single"/>
+            </w:tcBorders>
+            <w:shd w:fill="fbe4d5" w:val="clear"/>
+            <w:vAlign w:val="bottom"/>
+          </w:tcPr>
+          <w:p>
+            <w:pPr>
+              <w:spacing w:after="0" w:line="240" w:lineRule="auto"/>
+              <w:rPr>
+                <w:b w:val="1"/>
+                <w:bCs w:val="1"/>
+                <w:i w:val="1"/>
+                <w:iCs w:val="1"/>
+                <w:sz w:val="20"/>
+                <w:szCs w:val="20"/>
+              </w:rPr>
+            </w:pPr>
+            <w:r>
+              <w:rPr>
+                <w:b w:val="1"/>
+                <w:bCs w:val="1"/>
+                <w:i w:val="1"/>
+                <w:iCs w:val="1"/>
+                <w:sz w:val="20"/>
+                <w:szCs w:val="20"/>
+                <w:rtl w:val="0"/>
+              </w:rPr>
+              <w:t xml:space="preserve">Core Features</w:t>
+            </w:r>
+          </w:p>
+        </w:tc>
+        <w:tc>
+          <w:tcPr>
+            <w:tcBorders>
+              <w:top w:color="000000" w:space="0" w:sz="0" w:val="nil"/>
+              <w:left w:color="000000" w:space="0" w:sz="0" w:val="nil"/>
+              <w:bottom w:color="000000" w:space="0" w:sz="4" w:val="single"/>
+              <w:right w:color="000000" w:space="0" w:sz="4" w:val="single"/>
+            </w:tcBorders>
+            <w:shd w:fill="auto" w:val="clear"/>
+            <w:vAlign w:val="bottom"/>
+          </w:tcPr>
+          <w:p>
+            <w:pPr>
+              <w:spacing w:after="0" w:line="240" w:lineRule="auto"/>
+              <w:rPr>
+                <w:sz w:val="20"/>
+                <w:szCs w:val="20"/>
+              </w:rPr>
+            </w:pPr>
+            <w:r>
+              <w:rPr>
+                <w:sz w:val="20"/>
+                <w:szCs w:val="20"/>
+                <w:rtl w:val="0"/>
+              </w:rPr>
+              <w:t xml:space="preserve">An existing customer-facing web channel. Its available information, booking-related functions, and connections to internal systems require further verification. </w:t>
+            </w:r>
+          </w:p>
+        </w:tc>
+      </w:tr>
+      <w:tr>
+        <w:trPr>
+          <w:cantSplit w:val="0"/>
+          <w:trHeight w:val="278" w:hRule="atLeast"/>
+          <w:tblHeader w:val="0"/>
+        </w:trPr>
+        <w:tc>
+          <w:tcPr>
+            <w:tcBorders>
+              <w:top w:color="000000" w:space="0" w:sz="0" w:val="nil"/>
+              <w:left w:color="000000" w:space="0" w:sz="4" w:val="single"/>
+              <w:bottom w:color="000000" w:space="0" w:sz="4" w:val="single"/>
+              <w:right w:color="000000" w:space="0" w:sz="4" w:val="single"/>
+            </w:tcBorders>
+            <w:shd w:fill="fbe4d5" w:val="clear"/>
+            <w:vAlign w:val="bottom"/>
+          </w:tcPr>
+          <w:p>
+            <w:pPr>
+              <w:spacing w:after="0" w:line="240" w:lineRule="auto"/>
+              <w:rPr>
+                <w:b w:val="1"/>
+                <w:bCs w:val="1"/>
+                <w:i w:val="1"/>
+                <w:iCs w:val="1"/>
+                <w:sz w:val="20"/>
+                <w:szCs w:val="20"/>
+              </w:rPr>
+            </w:pPr>
+            <w:r>
+              <w:rPr>
+                <w:b w:val="1"/>
+                <w:bCs w:val="1"/>
+                <w:i w:val="1"/>
+                <w:iCs w:val="1"/>
+                <w:sz w:val="20"/>
+                <w:szCs w:val="20"/>
+                <w:rtl w:val="0"/>
+              </w:rPr>
+              <w:t xml:space="preserve">Strengths</w:t>
+            </w:r>
+          </w:p>
+        </w:tc>
+        <w:tc>
+          <w:tcPr>
+            <w:tcBorders>
+              <w:top w:color="000000" w:space="0" w:sz="0" w:val="nil"/>
+              <w:left w:color="000000" w:space="0" w:sz="0" w:val="nil"/>
+              <w:bottom w:color="000000" w:space="0" w:sz="4" w:val="single"/>
+              <w:right w:color="000000" w:space="0" w:sz="4" w:val="single"/>
+            </w:tcBorders>
+            <w:shd w:fill="auto" w:val="clear"/>
+            <w:vAlign w:val="bottom"/>
+          </w:tcPr>
+          <w:p>
+            <w:pPr>
+              <w:spacing w:after="0" w:line="240" w:lineRule="auto"/>
+              <w:rPr>
+                <w:sz w:val="20"/>
+                <w:szCs w:val="20"/>
+              </w:rPr>
+            </w:pPr>
+            <w:r>
+              <w:rPr>
+                <w:sz w:val="20"/>
+                <w:szCs w:val="20"/>
+                <w:rtl w:val="0"/>
+              </w:rPr>
+              <w:t xml:space="preserve">Provides an existing online presence and a website address that the business can use in customer communications. </w:t>
+            </w:r>
+          </w:p>
+        </w:tc>
+      </w:tr>
+      <w:tr>
+        <w:trPr>
+          <w:cantSplit w:val="0"/>
+          <w:trHeight w:val="278" w:hRule="atLeast"/>
+          <w:tblHeader w:val="0"/>
+        </w:trPr>
+        <w:tc>
+          <w:tcPr>
+            <w:tcBorders>
+              <w:top w:color="000000" w:space="0" w:sz="0" w:val="nil"/>
+              <w:left w:color="000000" w:space="0" w:sz="4" w:val="single"/>
+              <w:bottom w:color="000000" w:space="0" w:sz="4" w:val="single"/>
+              <w:right w:color="000000" w:space="0" w:sz="4" w:val="single"/>
+            </w:tcBorders>
+            <w:shd w:fill="fbe4d5" w:val="clear"/>
+            <w:vAlign w:val="bottom"/>
+          </w:tcPr>
+          <w:p>
+            <w:pPr>
+              <w:spacing w:after="0" w:line="240" w:lineRule="auto"/>
+              <w:rPr>
+                <w:b w:val="1"/>
+                <w:bCs w:val="1"/>
+                <w:i w:val="1"/>
+                <w:iCs w:val="1"/>
+                <w:sz w:val="20"/>
+                <w:szCs w:val="20"/>
+              </w:rPr>
+            </w:pPr>
+            <w:r>
+              <w:rPr>
+                <w:b w:val="1"/>
+                <w:bCs w:val="1"/>
+                <w:i w:val="1"/>
+                <w:iCs w:val="1"/>
+                <w:sz w:val="20"/>
+                <w:szCs w:val="20"/>
+                <w:rtl w:val="0"/>
+              </w:rPr>
+              <w:t xml:space="preserve">Weaknesses</w:t>
+            </w:r>
+          </w:p>
+        </w:tc>
+        <w:tc>
+          <w:tcPr>
+            <w:tcBorders>
+              <w:top w:color="000000" w:space="0" w:sz="0" w:val="nil"/>
+              <w:left w:color="000000" w:space="0" w:sz="0" w:val="nil"/>
+              <w:bottom w:color="000000" w:space="0" w:sz="4" w:val="single"/>
+              <w:right w:color="000000" w:space="0" w:sz="4" w:val="single"/>
+            </w:tcBorders>
+            <w:shd w:fill="auto" w:val="clear"/>
+            <w:vAlign w:val="bottom"/>
+          </w:tcPr>
+          <w:p>
+            <w:pPr>
+              <w:spacing w:after="0" w:line="240" w:lineRule="auto"/>
+              <w:rPr>
+                <w:sz w:val="20"/>
+                <w:szCs w:val="20"/>
+              </w:rPr>
+            </w:pPr>
+            <w:r>
+              <w:rPr>
+                <w:sz w:val="20"/>
+                <w:szCs w:val="20"/>
+                <w:rtl w:val="0"/>
+              </w:rPr>
+              <w:t xml:space="preserve">The website is rarely used in practice and is not a regular part of the current booking workflow. Staff continue to rely on social media channels and separate operational tools. </w:t>
+            </w:r>
+          </w:p>
+        </w:tc>
+      </w:tr>
+      <w:tr>
+        <w:trPr>
+          <w:cantSplit w:val="0"/>
+          <w:trHeight w:val="278" w:hRule="atLeast"/>
+          <w:tblHeader w:val="0"/>
+        </w:trPr>
+        <w:tc>
+          <w:tcPr>
+            <w:tcBorders>
+              <w:top w:color="000000" w:space="0" w:sz="0" w:val="nil"/>
+              <w:left w:color="000000" w:space="0" w:sz="4" w:val="single"/>
+              <w:bottom w:color="000000" w:space="0" w:sz="4" w:val="single"/>
+              <w:right w:color="000000" w:space="0" w:sz="4" w:val="single"/>
+            </w:tcBorders>
+            <w:shd w:fill="fbe4d5" w:val="clear"/>
+            <w:vAlign w:val="bottom"/>
+          </w:tcPr>
+          <w:p>
+            <w:pPr>
+              <w:spacing w:after="0" w:line="240" w:lineRule="auto"/>
+              <w:rPr>
+                <w:b w:val="1"/>
+                <w:bCs w:val="1"/>
+                <w:i w:val="1"/>
+                <w:iCs w:val="1"/>
+                <w:sz w:val="20"/>
+                <w:szCs w:val="20"/>
+              </w:rPr>
+            </w:pPr>
+            <w:r>
+              <w:rPr>
+                <w:b w:val="1"/>
+                <w:bCs w:val="1"/>
+                <w:i w:val="1"/>
+                <w:iCs w:val="1"/>
+                <w:sz w:val="20"/>
+                <w:szCs w:val="20"/>
+                <w:rtl w:val="0"/>
+              </w:rPr>
+              <w:t xml:space="preserve">Relevance to GenZ </w:t>
+            </w:r>
+          </w:p>
+        </w:tc>
+        <w:tc>
+          <w:tcPr>
+            <w:tcBorders>
+              <w:top w:color="000000" w:space="0" w:sz="0" w:val="nil"/>
+              <w:left w:color="000000" w:space="0" w:sz="0" w:val="nil"/>
+              <w:bottom w:color="000000" w:space="0" w:sz="4" w:val="single"/>
+              <w:right w:color="000000" w:space="0" w:sz="4" w:val="single"/>
+            </w:tcBorders>
+            <w:shd w:fill="auto" w:val="clear"/>
+            <w:vAlign w:val="bottom"/>
+          </w:tcPr>
+          <w:p>
+            <w:pPr>
+              <w:spacing w:after="0" w:line="240" w:lineRule="auto"/>
+              <w:rPr>
+                <w:sz w:val="20"/>
+                <w:szCs w:val="20"/>
+              </w:rPr>
+            </w:pPr>
+            <w:r>
+              <w:rPr>
+                <w:sz w:val="20"/>
+                <w:szCs w:val="20"/>
+                <w:rtl w:val="0"/>
+              </w:rPr>
+              <w:t xml:space="preserve">Represents an existing customer-facing digital channel. However, its limited use means that staff continue to rely on Facebook, Zalo, spreadsheets, and KiotViet for reservations and daily operations. </w:t>
+            </w:r>
+          </w:p>
+        </w:tc>
+      </w:tr>
+    </w:tbl>
+    <w:p>
+      <w:pPr>
+        <w:pStyle w:val="Heading2"/>
+        <w:rPr/>
+      </w:pPr>
+      <w:bookmarkStart w:colFirst="0" w:colLast="0" w:name="_heading=h.jertavdax5vx" w:id="12"/>
+      <w:bookmarkEnd w:id="12"/>
       <w:r>
         <w:rPr>
           <w:rtl w:val="0"/>
@@ -6731,13 +7738,68 @@
         <w:pStyle w:val="Heading2"/>
         <w:rPr/>
       </w:pPr>
-      <w:bookmarkStart w:colFirst="0" w:colLast="0" w:name="_heading=h.3nmz7wiremfs" w:id="11"/>
-      <w:bookmarkEnd w:id="11"/>
+      <w:bookmarkStart w:colFirst="0" w:colLast="0" w:name="_heading=h.1cwftsvcdcbu" w:id="13"/>
+      <w:bookmarkEnd w:id="13"/>
       <w:r>
         <w:rPr>
           <w:rtl w:val="0"/>
         </w:rPr>
-        <w:t xml:space="preserve">3. Other existing solutions in the market</w:t>
+      </w:r>
+    </w:p>
+    <w:p>
+      <w:pPr>
+        <w:pStyle w:val="Heading2"/>
+        <w:rPr/>
+      </w:pPr>
+      <w:bookmarkStart w:colFirst="0" w:colLast="0" w:name="_heading=h.smmxqenzrrv5" w:id="14"/>
+      <w:bookmarkEnd w:id="14"/>
+      <w:r>
+        <w:rPr>
+          <w:rtl w:val="0"/>
+        </w:rPr>
+      </w:r>
+    </w:p>
+    <w:p>
+      <w:pPr>
+        <w:pStyle w:val="Heading2"/>
+        <w:rPr/>
+      </w:pPr>
+      <w:bookmarkStart w:colFirst="0" w:colLast="0" w:name="_heading=h.n5pox0sdrn4h" w:id="15"/>
+      <w:bookmarkEnd w:id="15"/>
+      <w:r>
+        <w:rPr>
+          <w:rtl w:val="0"/>
+        </w:rPr>
+      </w:r>
+    </w:p>
+    <w:p>
+      <w:pPr>
+        <w:rPr/>
+      </w:pPr>
+      <w:r>
+        <w:rPr>
+          <w:rtl w:val="0"/>
+        </w:rPr>
+      </w:r>
+    </w:p>
+    <w:p>
+      <w:pPr>
+        <w:pStyle w:val="Heading2"/>
+        <w:rPr/>
+      </w:pPr>
+      <w:bookmarkStart w:colFirst="0" w:colLast="0" w:name="_heading=h.3nmz7wiremfs" w:id="16"/>
+      <w:bookmarkEnd w:id="16"/>
+      <w:r>
+        <w:rPr>
+          <w:rtl w:val="0"/>
+        </w:rPr>
+        <w:t xml:space="preserve">4</w:t>
+      </w:r>
+      <w:r>
+        <w:rPr>
+          <w:rtl w:val="0"/>
+        </w:rPr>
+        <w:t xml:space="preserve">. Other existing solutions in the market</w:t>
       </w:r>
     </w:p>
     <w:p>
@@ -6771,7 +7833,7 @@
     </w:p>
     <w:tbl>
       <w:tblPr>
-        <w:tblStyle w:val="Table5"/>
+        <w:tblStyle w:val="Table6"/>
         <w:tblW w:w="9045.0" w:type="dxa"/>
         <w:jc w:val="left"/>
         <w:tblBorders>
@@ -7259,7 +8321,7 @@
     </w:p>
     <w:tbl>
       <w:tblPr>
-        <w:tblStyle w:val="Table6"/>
+        <w:tblStyle w:val="Table7"/>
         <w:tblW w:w="9090.0" w:type="dxa"/>
         <w:jc w:val="left"/>
         <w:tblBorders>
@@ -7334,7 +8396,7 @@
               <w:bottom w:color="000000" w:space="0" w:sz="4" w:val="single"/>
               <w:right w:color="000000" w:space="0" w:sz="4" w:val="single"/>
             </w:tcBorders>
-            <w:shd w:fill="fce5cd" w:val="clear"/>
+            <w:shd w:fill="fbe4d5" w:val="clear"/>
             <w:tcMar>
               <w:top w:w="100.0" w:type="dxa"/>
               <w:left w:w="100.0" w:type="dxa"/>
@@ -7730,13 +8792,13 @@
         <w:pStyle w:val="Heading2"/>
         <w:rPr/>
       </w:pPr>
-      <w:bookmarkStart w:colFirst="0" w:colLast="0" w:name="_heading=h.q77f3ypkkuu" w:id="12"/>
-      <w:bookmarkEnd w:id="12"/>
+      <w:bookmarkStart w:colFirst="0" w:colLast="0" w:name="_heading=h.q77f3ypkkuu" w:id="17"/>
+      <w:bookmarkEnd w:id="17"/>
       <w:r>
         <w:rPr>
           <w:rtl w:val="0"/>
         </w:rPr>
-        <w:t xml:space="preserve">4</w:t>
+        <w:t xml:space="preserve">5</w:t>
       </w:r>
       <w:r>
         <w:rPr>
@@ -7747,7 +8809,7 @@
     </w:p>
     <w:tbl>
       <w:tblPr>
-        <w:tblStyle w:val="Table7"/>
+        <w:tblStyle w:val="Table8"/>
         <w:tblW w:w="9049.511811023624" w:type="dxa"/>
         <w:jc w:val="left"/>
         <w:tblBorders>
@@ -8287,6 +9349,125 @@
           </w:p>
         </w:tc>
       </w:tr>
+      <w:tr>
+        <w:trPr>
+          <w:cantSplit w:val="0"/>
+          <w:trHeight w:val="2660" w:hRule="atLeast"/>
+          <w:tblHeader w:val="0"/>
+        </w:trPr>
+        <w:tc>
+          <w:tcPr>
+            <w:tcBorders>
+              <w:top w:color="000000" w:space="0" w:sz="4" w:val="single"/>
+              <w:left w:color="000000" w:space="0" w:sz="4" w:val="single"/>
+              <w:bottom w:color="000000" w:space="0" w:sz="4" w:val="single"/>
+              <w:right w:color="000000" w:space="0" w:sz="4" w:val="single"/>
+            </w:tcBorders>
+            <w:tcMar>
+              <w:top w:w="100.0" w:type="dxa"/>
+              <w:left w:w="100.0" w:type="dxa"/>
+              <w:bottom w:w="100.0" w:type="dxa"/>
+              <w:right w:w="100.0" w:type="dxa"/>
+            </w:tcMar>
+            <w:vAlign w:val="top"/>
+          </w:tcPr>
+          <w:p>
+            <w:pPr>
+              <w:rPr/>
+            </w:pPr>
+            <w:r>
+              <w:rPr>
+                <w:rtl w:val="0"/>
+              </w:rPr>
+              <w:t xml:space="preserve">Sapo FnB </w:t>
+            </w:r>
+          </w:p>
+        </w:tc>
+        <w:tc>
+          <w:tcPr>
+            <w:tcBorders>
+              <w:top w:color="000000" w:space="0" w:sz="4" w:val="single"/>
+              <w:left w:color="000000" w:space="0" w:sz="4" w:val="single"/>
+              <w:bottom w:color="000000" w:space="0" w:sz="4" w:val="single"/>
+              <w:right w:color="000000" w:space="0" w:sz="4" w:val="single"/>
+            </w:tcBorders>
+            <w:tcMar>
+              <w:top w:w="100.0" w:type="dxa"/>
+              <w:left w:w="100.0" w:type="dxa"/>
+              <w:bottom w:w="100.0" w:type="dxa"/>
+              <w:right w:w="100.0" w:type="dxa"/>
+            </w:tcMar>
+            <w:vAlign w:val="top"/>
+          </w:tcPr>
+          <w:p>
+            <w:pPr>
+              <w:rPr/>
+            </w:pPr>
+            <w:r>
+              <w:rPr>
+                <w:rtl w:val="0"/>
+              </w:rPr>
+              <w:t xml:space="preserve">Records reservations with scheduled arrival times, customer contact details, party sizes, assigned tables or areas, deposit amounts, and reservation statuses. </w:t>
+            </w:r>
+          </w:p>
+        </w:tc>
+        <w:tc>
+          <w:tcPr>
+            <w:tcBorders>
+              <w:top w:color="000000" w:space="0" w:sz="4" w:val="single"/>
+              <w:left w:color="000000" w:space="0" w:sz="4" w:val="single"/>
+              <w:bottom w:color="000000" w:space="0" w:sz="4" w:val="single"/>
+              <w:right w:color="000000" w:space="0" w:sz="4" w:val="single"/>
+            </w:tcBorders>
+            <w:tcMar>
+              <w:top w:w="100.0" w:type="dxa"/>
+              <w:left w:w="100.0" w:type="dxa"/>
+              <w:bottom w:w="100.0" w:type="dxa"/>
+              <w:right w:w="100.0" w:type="dxa"/>
+            </w:tcMar>
+            <w:vAlign w:val="top"/>
+          </w:tcPr>
+          <w:p>
+            <w:pPr>
+              <w:rPr/>
+            </w:pPr>
+            <w:r>
+              <w:rPr>
+                <w:rtl w:val="0"/>
+              </w:rPr>
+              <w:t xml:space="preserve">Keeps reservation details, assigned locations, and recorded deposits together, helping staff prepare for customer arrivals. </w:t>
+            </w:r>
+          </w:p>
+        </w:tc>
+        <w:tc>
+          <w:tcPr>
+            <w:tcBorders>
+              <w:top w:color="000000" w:space="0" w:sz="4" w:val="single"/>
+              <w:left w:color="000000" w:space="0" w:sz="4" w:val="single"/>
+              <w:bottom w:color="000000" w:space="0" w:sz="4" w:val="single"/>
+              <w:right w:color="000000" w:space="0" w:sz="4" w:val="single"/>
+            </w:tcBorders>
+            <w:tcMar>
+              <w:top w:w="100.0" w:type="dxa"/>
+              <w:left w:w="100.0" w:type="dxa"/>
+              <w:bottom w:w="100.0" w:type="dxa"/>
+              <w:right w:w="100.0" w:type="dxa"/>
+            </w:tcMar>
+            <w:vAlign w:val="top"/>
+          </w:tcPr>
+          <w:p>
+            <w:pPr>
+              <w:rPr/>
+            </w:pPr>
+            <w:r>
+              <w:rPr>
+                <w:rtl w:val="0"/>
+              </w:rPr>
+              <w:t xml:space="preserve">Its suitability for hourly room rental requires further assessment, particularly overlapping room-use intervals, room changes, stay extensions, time-based charges, and deposit handling after cancellations or no-shows. </w:t>
+            </w:r>
+          </w:p>
+        </w:tc>
+      </w:tr>
     </w:tbl>
     <w:p>
       <w:pPr>
@@ -8310,7 +9491,7 @@
     </w:p>
     <w:tbl>
       <w:tblPr>
-        <w:tblStyle w:val="Table8"/>
+        <w:tblStyle w:val="Table9"/>
         <w:tblW w:w="9049.511811023624" w:type="dxa"/>
         <w:jc w:val="left"/>
         <w:tblBorders>
@@ -8690,7 +9871,7 @@
               <w:rPr>
                 <w:rtl w:val="0"/>
               </w:rPr>
-              <w:t xml:space="preserve">As GenZ expands its branch network and management requirements, commercial solutions such as KiotViet or MISA may require subscription upgrades, additional modules, or separate software subscriptions. Recurring fees and integration costs may increase the total long-term expenditure. GCMS development is therefore prioritized to consolidate essential workflows on one platform, enable greater control over future functionality, and reduce reliance on purchasing multiple separate services. Its cost effectiveness must also account for development, operation, and maintenance expenses. </w:t>
+              <w:t xml:space="preserve">As GenZ expands its branch network and management requirements, commercial solutions such as KiotViet or MISA may require subscription upgrades, additional modules, or separate software subscriptions. Recurring fees and integration costs may increase the total long-term expenditure. GCMB development is therefore prioritized to consolidate essential workflows on one platform, enable greater control over future functionality, and reduce reliance on purchasing multiple separate services. Its cost effectiveness must also account for development, operation, and maintenance expenses. </w:t>
             </w:r>
           </w:p>
         </w:tc>
@@ -8727,7 +9908,7 @@
                 <w:bCs w:val="1"/>
                 <w:rtl w:val="0"/>
               </w:rPr>
-              <w:t xml:space="preserve">Direction of the Proposed GCMS Solution</w:t>
+              <w:t xml:space="preserve">Direction of the Proposed GCMB Solution</w:t>
             </w:r>
             <w:r>
               <w:rPr>
@@ -8797,8 +9978,8 @@
           <w:color w:val="0000ff"/>
         </w:rPr>
       </w:pPr>
-      <w:bookmarkStart w:colFirst="0" w:colLast="0" w:name="_heading=h.2hm3ynq0t550" w:id="13"/>
-      <w:bookmarkEnd w:id="13"/>
+      <w:bookmarkStart w:colFirst="0" w:colLast="0" w:name="_heading=h.2hm3ynq0t550" w:id="18"/>
+      <w:bookmarkEnd w:id="18"/>
       <w:r>
         <w:rPr>
           <w:rtl w:val="0"/>
@@ -8821,7 +10002,7 @@
         <w:rPr>
           <w:rtl w:val="0"/>
         </w:rPr>
-        <w:t xml:space="preserve">GCMS is a centralized, role-based web application designed to support the operational model of the GenZ Cinema &amp; Music Box chain. It addresses the fragmentation identified in the current process, where KiotViet is mainly used for front-desk billing while spreadsheets are used for advance bookings, attendance, maintenance, and financial tracking. GCMS replaces this fragmented operational approach with a unified platform for booking and room management, F&amp;B and billing, deposits and payments, inventory, workforce management, payroll, equipment maintenance, expenses, cashflow reconciliation, and management reporting. External services such as SePay, cloud storage, and email are integrated where required.</w:t>
+        <w:t xml:space="preserve">GCMB is a centralized, role-based web application designed to support the operational model of the GenZ Cinema &amp; Music Box chain. It addresses the fragmentation identified in the current process, where KiotViet is mainly used for front-desk billing while spreadsheets are used for advance bookings, attendance, maintenance, and financial tracking. GCMB replaces this fragmented operational approach with a unified platform for booking and room management, F&amp;B and billing, deposits and payments, inventory, workforce management, payroll, equipment maintenance, expenses, cashflow reconciliation, and management reporting. External services such as SePay, cloud storage, and email are integrated where required.</w:t>
       </w:r>
     </w:p>
     <w:p>
@@ -8834,7 +10015,35 @@
         <w:rPr>
           <w:rtl w:val="0"/>
         </w:rPr>
-        <w:t xml:space="preserve">Each user role is provided with functions aligned with its business responsibilities. Receptionists can manage walk-in and advance bookings, room availability, check-in/check-out, F&amp;B orders, deposits, and customer payments, while GCMS validates booking conflicts and maintains transaction history. Branch Managers manage rooms, shift availability, attendance, inventory, equipment incidents, branch expenses, operating funds, and daily cash closing. The Accountant manages incoming funds, deposit refunds, expense approval and reimbursement, financial reconciliation, payroll, and financial-period closing. The Head Office Manager manages branches, centralized pricing and access configuration, major approvals, and chain-level operational and financial reports.</w:t>
+        <w:t xml:space="preserve">Each user role is provided with functions aligned with its business responsibilities. Receptionists</w:t>
+      </w:r>
+      <w:r>
+        <w:rPr>
+          <w:b w:val="1"/>
+          <w:bCs w:val="1"/>
+          <w:rtl w:val="0"/>
+        </w:rPr>
+        <w:t xml:space="preserve"> </w:t>
+      </w:r>
+      <w:r>
+        <w:rPr>
+          <w:rtl w:val="0"/>
+        </w:rPr>
+        <w:t xml:space="preserve">can manage walk-in and advance bookings, room availability, check-in/check-out, F&amp;B orders, deposits, and customer payments, while GCMB validates booking conflicts and maintains transaction history. Branch Managers manage rooms, shift availability, attendance, inventory, equipment incidents, branch expenses, operating funds, and daily cash closing. The Accountant</w:t>
+      </w:r>
+      <w:r>
+        <w:rPr>
+          <w:b w:val="1"/>
+          <w:bCs w:val="1"/>
+          <w:rtl w:val="0"/>
+        </w:rPr>
+        <w:t xml:space="preserve"> </w:t>
+      </w:r>
+      <w:r>
+        <w:rPr>
+          <w:rtl w:val="0"/>
+        </w:rPr>
+        <w:t xml:space="preserve">manages incoming funds, deposit refunds, expense approval and reimbursement, financial reconciliation, payroll, and financial-period closing. The Head Office Manager manages branches, centralized pricing and access configuration, major approvals, and chain-level operational and financial reports. Customers access the F&amp;B menu through the QR code associated with an active room session and submit orders for that session. Their access is restricted to the customer F&amp;B interface and does not include internal booking, payment, workforce, or financial functions. </w:t>
       </w:r>
     </w:p>
     <w:p>
@@ -8847,7 +10056,7 @@
         <w:rPr>
           <w:rtl w:val="0"/>
         </w:rPr>
-        <w:t xml:space="preserve">GCMS is proposed because the combination of tools currently used by GenZ does not provide an integrated workflow for its time-based room rental and multi-branch management processes. By centralizing operational and financial data, enforcing defined business rules, and maintaining role-based access and auditability, GCMS is intended to reduce manual reconciliation, improve data consistency and accountability, and provide management with a more consistent view of operations across the chain.</w:t>
+        <w:t xml:space="preserve">GCMB is proposed because the combination of tools currently used by GenZ does not provide an integrated workflow for its time-based room rental and multi-branch management processes. By centralizing operational and financial data, enforcing defined business rules, and maintaining role-based access and auditability, GCMB is intended to reduce manual reconciliation, improve data consistency and accountability, and provide management with a more consistent view of operations across the chain.</w:t>
       </w:r>
     </w:p>
     <w:p>
@@ -8855,8 +10064,8 @@
         <w:pStyle w:val="Heading1"/>
         <w:rPr/>
       </w:pPr>
-      <w:bookmarkStart w:colFirst="0" w:colLast="0" w:name="_heading=h.fzfk4otewcr4" w:id="14"/>
-      <w:bookmarkEnd w:id="14"/>
+      <w:bookmarkStart w:colFirst="0" w:colLast="0" w:name="_heading=h.fzfk4otewcr4" w:id="19"/>
+      <w:bookmarkEnd w:id="19"/>
       <w:r>
         <w:rPr>
           <w:rtl w:val="0"/>
@@ -8867,19 +10076,15 @@
     <w:p>
       <w:pPr>
         <w:pStyle w:val="Heading2"/>
-        <w:rPr>
-          <w:i w:val="1"/>
-          <w:iCs w:val="1"/>
-          <w:color w:val="0000ff"/>
-        </w:rPr>
+        <w:rPr/>
       </w:pPr>
-      <w:bookmarkStart w:colFirst="0" w:colLast="0" w:name="_heading=h.13jbrax1dlg8" w:id="15"/>
-      <w:bookmarkEnd w:id="15"/>
+      <w:bookmarkStart w:colFirst="0" w:colLast="0" w:name="_heading=h.13jbrax1dlg8" w:id="20"/>
+      <w:bookmarkEnd w:id="20"/>
       <w:r>
         <w:rPr>
           <w:rtl w:val="0"/>
         </w:rPr>
-        <w:t xml:space="preserve">1. Major Features (giống level F1 của feature tree, &lt;10 major feature)(chapter 5 giáo trình swr)</w:t>
+        <w:t xml:space="preserve">1. Major Features </w:t>
       </w:r>
       <w:r>
         <w:rPr>
@@ -8889,7 +10094,7 @@
     </w:p>
     <w:tbl>
       <w:tblPr>
-        <w:tblStyle w:val="Table9"/>
+        <w:tblStyle w:val="Table10"/>
         <w:tblW w:w="9015.0" w:type="dxa"/>
         <w:jc w:val="left"/>
         <w:tblLayout w:type="fixed"/>
@@ -9120,11 +10325,9 @@
             </w:pPr>
             <w:r>
               <w:rPr>
-                <w:sz w:val="21"/>
-                <w:szCs w:val="21"/>
-                <w:rtl w:val="0"/>
-              </w:rPr>
-              <w:t xml:space="preserve">System Administration and Configuration</w:t>
+                <w:rtl w:val="0"/>
+              </w:rPr>
+              <w:t xml:space="preserve">System Configuration Management </w:t>
             </w:r>
             <w:r>
               <w:rPr>
@@ -9159,7 +10362,7 @@
                 <w:szCs w:val="20"/>
                 <w:rtl w:val="0"/>
               </w:rPr>
-              <w:t xml:space="preserve">GCMS manages user accounts, role-based access, password recovery, and audit logs for the four business roles: Head Office Manager, Branch Manager, Receptionist, and Accountant. It also supports branch setup, room categories, time-based pricing, combo packages, and room records, with administrative actions restricted according to each role’s authority. </w:t>
+              <w:t xml:space="preserve">GCMB manages user accounts, role-based access, password recovery, and audit logs for the four business roles: Head Office Manager, Branch Manager, Receptionist, and Accountant. It also supports branch setup, room categories, time-based pricing, combo packages, and room records, with administrative actions restricted according to each role’s authority. </w:t>
             </w:r>
             <w:r>
               <w:rPr>
@@ -9268,7 +10471,7 @@
                 <w:szCs w:val="21"/>
                 <w:rtl w:val="0"/>
               </w:rPr>
-              <w:t xml:space="preserve">Booking and Room Operations </w:t>
+              <w:t xml:space="preserve">Service Management </w:t>
             </w:r>
             <w:r>
               <w:rPr>
@@ -9303,7 +10506,7 @@
                 <w:szCs w:val="20"/>
                 <w:rtl w:val="0"/>
               </w:rPr>
-              <w:t xml:space="preserve">GCMS records walk-in and advance bookings entered by Receptionists, and supports booking updates, cancellation, check-in, room changes, stay extensions, and no-show handling. It tracks room status, records booking deposits and eligible refunds, and generates checkout bills that account for room charges, overtime, food and beverage, service charges, deposits, and manually entered discounts. Payments can be recorded as cash or confirmed QR payments. </w:t>
+              <w:t xml:space="preserve">GCMB records walk-in and advance bookings entered by Receptionists, and supports booking updates, cancellation, check-in, room changes, stay extensions, and no-show handling. It tracks room status, records booking deposits and eligible refunds, and generates checkout bills that account for room charges, overtime, food and beverage, service charges, deposits, and manually entered discounts. Payments can be recorded as cash or confirmed QR payments. </w:t>
             </w:r>
             <w:r>
               <w:rPr>
@@ -9411,7 +10614,7 @@
                 <w:szCs w:val="21"/>
                 <w:rtl w:val="0"/>
               </w:rPr>
-              <w:t xml:space="preserve">F&amp;B, Inventory and Equipment Management </w:t>
+              <w:t xml:space="preserve">Resource Management </w:t>
             </w:r>
             <w:r>
               <w:rPr>
@@ -9446,7 +10649,7 @@
                 <w:szCs w:val="20"/>
                 <w:rtl w:val="0"/>
               </w:rPr>
-              <w:t xml:space="preserve">GCMS manages the menu and links food and beverage orders to an active room booking. It tracks inventory levels and stock movements, including receipts, sales deductions, and reason-recorded adjustments. The system also records equipment assets and incidents, supports repair planning and outcome tracking, and manages purchase or replacement proposals and approvals. </w:t>
+              <w:t xml:space="preserve">GCMB manages the menu and links food and beverage orders to an active room booking. It tracks inventory levels and stock movements, including receipts, sales deductions, and reason-recorded adjustments. The system also records equipment assets and incidents, supports repair planning and outcome tracking, and manages purchase or replacement proposals and approvals. </w:t>
             </w:r>
             <w:r>
               <w:rPr>
@@ -9551,11 +10754,9 @@
             </w:pPr>
             <w:r>
               <w:rPr>
-                <w:sz w:val="21"/>
-                <w:szCs w:val="21"/>
-                <w:rtl w:val="0"/>
-              </w:rPr>
-              <w:t xml:space="preserve">Workforce and Payroll Management </w:t>
+                <w:rtl w:val="0"/>
+              </w:rPr>
+              <w:t xml:space="preserve">Workforce Management </w:t>
             </w:r>
             <w:r>
               <w:rPr>
@@ -9590,7 +10791,7 @@
                 <w:szCs w:val="20"/>
                 <w:rtl w:val="0"/>
               </w:rPr>
-              <w:t xml:space="preserve">GCMS manages employee assignment to a home branch, employee access deactivation, shift availability, shift schedules, and monthly attendance records. Branch Managers configure shifts, record attendance, and close attendance periods; Receptionists can view their schedules and report attendance errors before closure. Accountants generate payroll from locked attendance records, manage salary advances and adjustments, review payroll, export payroll data to Excel, and record salary payments. </w:t>
+              <w:t xml:space="preserve">GCMB manages staff records, home-branch assignments, shift availability, schedules, and monthly attendance. Branch Managers configure shift availability, adjust schedules, record actual worked hours, resolve attendance discrepancies, and close monthly attendance sheets. Receptionists register for available shifts and view their own schedules and attendance records. Accountants calculate monthly payroll using closed attendance records and applicable hourly rates, manage payroll adjustments and salary advances, confirm payroll, export payroll data, and record salary payments.</w:t>
             </w:r>
             <w:r>
               <w:rPr>
@@ -9698,7 +10899,7 @@
                 <w:szCs w:val="21"/>
                 <w:rtl w:val="0"/>
               </w:rPr>
-              <w:t xml:space="preserve">Financial Management and Reporting </w:t>
+              <w:t xml:space="preserve">Business Performance Management </w:t>
             </w:r>
             <w:r>
               <w:rPr>
@@ -9733,7 +10934,7 @@
                 <w:szCs w:val="20"/>
                 <w:rtl w:val="0"/>
               </w:rPr>
-              <w:t xml:space="preserve">GCMS supports branch cash closing using system-recorded revenue and actual cash counts, records cash variances and explanations, and provides reconciliation records and variance alerts for review. It manages branch operating-fund requests and allocation, incoming-fund records, expense vouchers, approvals, reimbursements, and financial-period closing. Head Office Managers, Branch Managers, and Accountants can access dashboards and reports according to their roles; financial data can also be exported for tax-accounting purposes. </w:t>
+              <w:t xml:space="preserve">GCMB supports branch cash closing using system-recorded revenue and actual cash counts, records cash variances and explanations, and provides reconciliation records and variance alerts for review. It manages branch operating-fund requests and allocation, incoming-fund records, expense vouchers, approvals, reimbursements, and financial-period closing. Head Office Managers, Branch Managers, and Accountants can access dashboards and reports according to their roles; financial data can also be exported for tax-accounting purposes. </w:t>
             </w:r>
             <w:r>
               <w:rPr>
@@ -9793,20 +10994,73 @@
     <w:p>
       <w:pPr>
         <w:pStyle w:val="Heading2"/>
-        <w:rPr>
-          <w:i w:val="1"/>
-          <w:iCs w:val="1"/>
-          <w:color w:val="0000ff"/>
-        </w:rPr>
+        <w:rPr/>
       </w:pPr>
-      <w:bookmarkStart w:colFirst="0" w:colLast="0" w:name="_heading=h.abf702ut2f2p" w:id="16"/>
-      <w:bookmarkEnd w:id="16"/>
+      <w:bookmarkStart w:colFirst="0" w:colLast="0" w:name="_heading=h.gkbgyiv9ft9n" w:id="21"/>
+      <w:bookmarkEnd w:id="21"/>
       <w:r>
         <w:rPr>
           <w:rtl w:val="0"/>
         </w:rPr>
+      </w:r>
+    </w:p>
+    <w:p>
+      <w:pPr>
+        <w:pStyle w:val="Heading2"/>
+        <w:rPr/>
+      </w:pPr>
+      <w:bookmarkStart w:colFirst="0" w:colLast="0" w:name="_heading=h.vh9m19w04j6q" w:id="22"/>
+      <w:bookmarkEnd w:id="22"/>
+      <w:r>
+        <w:rPr>
+          <w:rtl w:val="0"/>
+        </w:rPr>
+      </w:r>
+    </w:p>
+    <w:p>
+      <w:pPr>
+        <w:pStyle w:val="Heading2"/>
+        <w:rPr/>
+      </w:pPr>
+      <w:bookmarkStart w:colFirst="0" w:colLast="0" w:name="_heading=h.db9b81aksu40" w:id="23"/>
+      <w:bookmarkEnd w:id="23"/>
+      <w:r>
+        <w:rPr>
+          <w:rtl w:val="0"/>
+        </w:rPr>
+      </w:r>
+    </w:p>
+    <w:p>
+      <w:pPr>
+        <w:pStyle w:val="Heading2"/>
+        <w:rPr/>
+      </w:pPr>
+      <w:bookmarkStart w:colFirst="0" w:colLast="0" w:name="_heading=h.ak5qcuqzkvye" w:id="24"/>
+      <w:bookmarkEnd w:id="24"/>
+      <w:r>
+        <w:rPr>
+          <w:rtl w:val="0"/>
+        </w:rPr>
+      </w:r>
+    </w:p>
+    <w:p>
+      <w:pPr>
+        <w:pStyle w:val="Heading2"/>
+        <w:rPr/>
+      </w:pPr>
+      <w:bookmarkStart w:colFirst="0" w:colLast="0" w:name="_heading=h.abf702ut2f2p" w:id="25"/>
+      <w:bookmarkEnd w:id="25"/>
+      <w:r>
+        <w:rPr>
+          <w:rtl w:val="0"/>
+        </w:rPr>
         <w:t xml:space="preserve">2. Limitations &amp; Exclusions</w:t>
       </w:r>
+    </w:p>
+    <w:p>
+      <w:pPr>
+        <w:rPr/>
+      </w:pPr>
       <w:r>
         <w:rPr>
           <w:rtl w:val="0"/>
@@ -9815,7 +11069,7 @@
     </w:p>
     <w:tbl>
       <w:tblPr>
-        <w:tblStyle w:val="Table10"/>
+        <w:tblStyle w:val="Table11"/>
         <w:tblW w:w="9067.0" w:type="dxa"/>
         <w:jc w:val="left"/>
         <w:tblLayout w:type="fixed"/>
@@ -10357,7 +11611,7 @@
                 <w:szCs w:val="20"/>
                 <w:rtl w:val="0"/>
               </w:rPr>
-              <w:t xml:space="preserve">GCMS does not track, validate, or enforce compliance with film streaming licenses (e.g., Netflix content rights), music performance rights (e.g., VCPMC), or any intellectual property agreements applicable to Cinema Room or Music Box operations. These obligations are managed entirely outside the system.</w:t>
+              <w:t xml:space="preserve">GCMB does not track, validate, or enforce compliance with film streaming licenses (e.g., Netflix content rights), music performance rights (e.g., VCPMC), or any intellectual property agreements applicable to Cinema Room or Music Box operations. These obligations are managed entirely outside the system.</w:t>
             </w:r>
           </w:p>
         </w:tc>
@@ -10455,7 +11709,7 @@
                 <w:szCs w:val="20"/>
                 <w:rtl w:val="0"/>
               </w:rPr>
-              <w:t xml:space="preserve">GCMS does not monitor or enforce compliance with fire safety regulations (PCCC), government permits for entertainment venues operating after 23:00, or any other statutory licensing conditions. Compliance with applicable laws remains the operational responsibility of each branch.</w:t>
+              <w:t xml:space="preserve">GCMB does not monitor or enforce compliance with fire safety regulations (PCCC), government permits for entertainment venues operating after 23:00, or any other statutory licensing conditions. Compliance with applicable laws remains the operational responsibility of each branch.</w:t>
             </w:r>
           </w:p>
         </w:tc>
@@ -10546,7 +11800,7 @@
                 <w:szCs w:val="20"/>
                 <w:rtl w:val="0"/>
               </w:rPr>
-              <w:t xml:space="preserve">GCMS does not maintain recipes or Bills of Materials for prepared F&amp;B items and does not automatically deduct ingredient quantities based on recipes. Packaged items may be deducted automatically on sale, while prepared-item ingredients are adjusted manually by the Branch Manager. </w:t>
+              <w:t xml:space="preserve">GCMB does not maintain recipes or Bills of Materials for prepared F&amp;B items and does not automatically deduct ingredient quantities based on recipes. Packaged items may be deducted automatically on sale, while prepared-item ingredients are adjusted manually by the Branch Manager. </w:t>
             </w:r>
           </w:p>
         </w:tc>
@@ -10566,14 +11820,79 @@
     <w:p>
       <w:pPr>
         <w:pStyle w:val="Heading1"/>
+        <w:rPr/>
+      </w:pPr>
+      <w:bookmarkStart w:colFirst="0" w:colLast="0" w:name="_heading=h.k0ltbklk8lo5" w:id="26"/>
+      <w:bookmarkEnd w:id="26"/>
+      <w:r>
+        <w:rPr>
+          <w:rtl w:val="0"/>
+        </w:rPr>
+      </w:r>
+    </w:p>
+    <w:p>
+      <w:pPr>
+        <w:pStyle w:val="Heading1"/>
+        <w:rPr/>
+      </w:pPr>
+      <w:bookmarkStart w:colFirst="0" w:colLast="0" w:name="_heading=h.mumd94r6jvgt" w:id="27"/>
+      <w:bookmarkEnd w:id="27"/>
+      <w:r>
+        <w:rPr>
+          <w:rtl w:val="0"/>
+        </w:rPr>
+      </w:r>
+    </w:p>
+    <w:p>
+      <w:pPr>
+        <w:pStyle w:val="Heading1"/>
+        <w:rPr/>
+      </w:pPr>
+      <w:bookmarkStart w:colFirst="0" w:colLast="0" w:name="_heading=h.ohw3euqnjxvy" w:id="28"/>
+      <w:bookmarkEnd w:id="28"/>
+      <w:r>
+        <w:rPr>
+          <w:rtl w:val="0"/>
+        </w:rPr>
+      </w:r>
+    </w:p>
+    <w:p>
+      <w:pPr>
+        <w:pStyle w:val="Heading1"/>
+        <w:rPr/>
+      </w:pPr>
+      <w:bookmarkStart w:colFirst="0" w:colLast="0" w:name="_heading=h.267vfp3tk11q" w:id="29"/>
+      <w:bookmarkEnd w:id="29"/>
+      <w:r>
+        <w:rPr>
+          <w:rtl w:val="0"/>
+        </w:rPr>
+      </w:r>
+    </w:p>
+    <w:p>
+      <w:pPr>
+        <w:pStyle w:val="Heading1"/>
+        <w:rPr/>
+      </w:pPr>
+      <w:bookmarkStart w:colFirst="0" w:colLast="0" w:name="_heading=h.r067dzkbkwwa" w:id="30"/>
+      <w:bookmarkEnd w:id="30"/>
+      <w:r>
+        <w:rPr>
+          <w:rtl w:val="0"/>
+        </w:rPr>
+      </w:r>
+    </w:p>
+    <w:p>
+      <w:pPr>
+        <w:pStyle w:val="Heading1"/>
         <w:rPr>
           <w:i w:val="1"/>
           <w:iCs w:val="1"/>
           <w:color w:val="0000ff"/>
         </w:rPr>
       </w:pPr>
-      <w:bookmarkStart w:colFirst="0" w:colLast="0" w:name="_heading=h.q2vj5nuojq0e" w:id="17"/>
-      <w:bookmarkEnd w:id="17"/>
+      <w:bookmarkStart w:colFirst="0" w:colLast="0" w:name="_heading=h.q2vj5nuojq0e" w:id="31"/>
+      <w:bookmarkEnd w:id="31"/>
       <w:r>
         <w:rPr>
           <w:rtl w:val="0"/>
@@ -10588,7 +11907,7 @@
     </w:p>
     <w:tbl>
       <w:tblPr>
-        <w:tblStyle w:val="Table11"/>
+        <w:tblStyle w:val="Table12"/>
         <w:tblW w:w="9060.0" w:type="dxa"/>
         <w:jc w:val="left"/>
         <w:tblLayout w:type="fixed"/>
@@ -10715,7 +12034,7 @@
               <w:rPr>
                 <w:rtl w:val="0"/>
               </w:rPr>
-              <w:t xml:space="preserve">GCMS</w:t>
+              <w:t xml:space="preserve">GCMB</w:t>
             </w:r>
           </w:p>
         </w:tc>
@@ -11349,8 +12668,8 @@
         <w:pStyle w:val="Heading1"/>
         <w:rPr/>
       </w:pPr>
-      <w:bookmarkStart w:colFirst="0" w:colLast="0" w:name="_heading=h.nrd3g5gt26xm" w:id="18"/>
-      <w:bookmarkEnd w:id="18"/>
+      <w:bookmarkStart w:colFirst="0" w:colLast="0" w:name="_heading=h.nrd3g5gt26xm" w:id="32"/>
+      <w:bookmarkEnd w:id="32"/>
       <w:r>
         <w:rPr>
           <w:rtl w:val="0"/>
@@ -11358,7 +12677,7 @@
       </w:r>
     </w:p>
     <w:sectPr>
-      <w:footerReference r:id="rId12" w:type="default"/>
+      <w:footerReference r:id="rId16" w:type="default"/>
       <w:pgSz w:h="16838" w:w="11906" w:orient="portrait"/>
       <w:pgMar w:bottom="1418" w:top="1440" w:left="1440" w:right="1416" w:header="708" w:footer="708"/>
       <w:pgNumType w:start="1"/>
@@ -12540,44 +13859,13 @@
     <w:tblPr>
       <w:tblStyleRowBandSize w:val="1"/>
       <w:tblStyleColBandSize w:val="1"/>
-      <w:tblCellMar/>
+      <w:tblCellMar>
+        <w:top w:w="0.0" w:type="dxa"/>
+        <w:left w:w="115.0" w:type="dxa"/>
+        <w:bottom w:w="0.0" w:type="dxa"/>
+        <w:right w:w="115.0" w:type="dxa"/>
+      </w:tblCellMar>
     </w:tblPr>
-    <w:tblStylePr w:type="band1Horz">
-      <w:tcPr/>
-    </w:tblStylePr>
-    <w:tblStylePr w:type="band1Vert">
-      <w:tcPr/>
-    </w:tblStylePr>
-    <w:tblStylePr w:type="band2Horz">
-      <w:tcPr/>
-    </w:tblStylePr>
-    <w:tblStylePr w:type="band2Vert">
-      <w:tcPr/>
-    </w:tblStylePr>
-    <w:tblStylePr w:type="firstCol">
-      <w:tcPr/>
-    </w:tblStylePr>
-    <w:tblStylePr w:type="firstRow">
-      <w:tcPr/>
-    </w:tblStylePr>
-    <w:tblStylePr w:type="lastCol">
-      <w:tcPr/>
-    </w:tblStylePr>
-    <w:tblStylePr w:type="lastRow">
-      <w:tcPr/>
-    </w:tblStylePr>
-    <w:tblStylePr w:type="neCell">
-      <w:tcPr/>
-    </w:tblStylePr>
-    <w:tblStylePr w:type="nwCell">
-      <w:tcPr/>
-    </w:tblStylePr>
-    <w:tblStylePr w:type="seCell">
-      <w:tcPr/>
-    </w:tblStylePr>
-    <w:tblStylePr w:type="swCell">
-      <w:tcPr/>
-    </w:tblStylePr>
   </w:style>
   <w:style w:type="table" w:styleId="Table6">
     <w:basedOn w:val="TableNormal"/>
@@ -12716,13 +14004,44 @@
     <w:tblPr>
       <w:tblStyleRowBandSize w:val="1"/>
       <w:tblStyleColBandSize w:val="1"/>
-      <w:tblCellMar>
-        <w:top w:w="0.0" w:type="dxa"/>
-        <w:left w:w="115.0" w:type="dxa"/>
-        <w:bottom w:w="0.0" w:type="dxa"/>
-        <w:right w:w="115.0" w:type="dxa"/>
-      </w:tblCellMar>
+      <w:tblCellMar/>
     </w:tblPr>
+    <w:tblStylePr w:type="band1Horz">
+      <w:tcPr/>
+    </w:tblStylePr>
+    <w:tblStylePr w:type="band1Vert">
+      <w:tcPr/>
+    </w:tblStylePr>
+    <w:tblStylePr w:type="band2Horz">
+      <w:tcPr/>
+    </w:tblStylePr>
+    <w:tblStylePr w:type="band2Vert">
+      <w:tcPr/>
+    </w:tblStylePr>
+    <w:tblStylePr w:type="firstCol">
+      <w:tcPr/>
+    </w:tblStylePr>
+    <w:tblStylePr w:type="firstRow">
+      <w:tcPr/>
+    </w:tblStylePr>
+    <w:tblStylePr w:type="lastCol">
+      <w:tcPr/>
+    </w:tblStylePr>
+    <w:tblStylePr w:type="lastRow">
+      <w:tcPr/>
+    </w:tblStylePr>
+    <w:tblStylePr w:type="neCell">
+      <w:tcPr/>
+    </w:tblStylePr>
+    <w:tblStylePr w:type="nwCell">
+      <w:tcPr/>
+    </w:tblStylePr>
+    <w:tblStylePr w:type="seCell">
+      <w:tcPr/>
+    </w:tblStylePr>
+    <w:tblStylePr w:type="swCell">
+      <w:tcPr/>
+    </w:tblStylePr>
   </w:style>
   <w:style w:type="table" w:styleId="Table10">
     <w:basedOn w:val="TableNormal"/>
@@ -12738,6 +14057,19 @@
     </w:tblPr>
   </w:style>
   <w:style w:type="table" w:styleId="Table11">
+    <w:basedOn w:val="TableNormal"/>
+    <w:tblPr>
+      <w:tblStyleRowBandSize w:val="1"/>
+      <w:tblStyleColBandSize w:val="1"/>
+      <w:tblCellMar>
+        <w:top w:w="0.0" w:type="dxa"/>
+        <w:left w:w="115.0" w:type="dxa"/>
+        <w:bottom w:w="0.0" w:type="dxa"/>
+        <w:right w:w="115.0" w:type="dxa"/>
+      </w:tblCellMar>
+    </w:tblPr>
+  </w:style>
+  <w:style w:type="table" w:styleId="Table12">
     <w:basedOn w:val="TableNormal"/>
     <w:tblPr>
       <w:tblStyleRowBandSize w:val="1"/>
@@ -13016,7 +14348,7 @@
 
 <file path=customXML/item1.xml><?xml version="1.0" encoding="utf-8"?>
 <go:gDocsCustomXmlDataStorage xmlns:go="http://customooxmlschemas.google.com/" xmlns:r="http://schemas.openxmlformats.org/officeDocument/2006/relationships" uri="GoogleDocsCustomDataVersion2">
-  <go:docsCustomData xmlns:go="http://customooxmlschemas.google.com/" roundtripDataSignature="AMtx7mhnG0xQqNdWutkUpxU7z/7jduwqyw==">CgMxLjAyDmgubXhqeDExNDlucGcwMg5oLmszeHgzNWY3emZscDIOaC5zdHA2Z203Ynljb2oyDmgubWY0aGRqamM5b2g3Mg5oLnJmdnBua2NqcG43czIOaC5zcng3dHF2NzNuOTYyDmguN2JhczByaGtudGJwMg5oLjkwYWxyNnNrenl4YjIOaC56aGxmZ3dnNGVtbXEyDmguZjhxcHlyM2Fxa2VyMg5oLnJvZTl0enZlNnJrZDIOaC4zbm16N3dpcmVtZnMyDWgucTc3ZjN5cGtrdXUyDmguMmhtM3lucTB0NTUwMg5oLmZ6Zms0b3Rld2NyNDIOaC4xM2picmF4MWRsZzgyDmguYWJmNzAydXQyZjJwMg5oLnEydmo1bnVvanEwZTIOaC5ucmQzZzVndDI2eG04AHIhMW5vM0VhZTdMeTg3YWpQbmoxT2xLWUY5T3RQOFlaUDNY</go:docsCustomData>
+  <go:docsCustomData xmlns:go="http://customooxmlschemas.google.com/" roundtripDataSignature="AMtx7miROovIUp/gYu1pTEI6mUgaUA5GbQ==">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</go:docsCustomData>
 </go:gDocsCustomXmlDataStorage>
 </file>
 

--- a/docs/Report-1_Project Introduction.docx
+++ b/docs/Report-1_Project Introduction.docx
@@ -358,7 +358,6 @@
         <w:ind w:left="0" w:right="0" w:firstLine="0"/>
         <w:jc w:val="left"/>
         <w:rPr>
-          <w:rFonts w:ascii="Calibri" w:cs="Calibri" w:eastAsia="Calibri" w:hAnsi="Calibri"/>
           <w:b w:val="1"/>
           <w:bCs w:val="1"/>
           <w:i w:val="0"/>
@@ -375,7 +374,6 @@
       </w:pPr>
       <w:r>
         <w:rPr>
-          <w:rFonts w:ascii="Calibri" w:cs="Calibri" w:eastAsia="Calibri" w:hAnsi="Calibri"/>
           <w:b w:val="1"/>
           <w:bCs w:val="1"/>
           <w:i w:val="0"/>
@@ -395,7 +393,7 @@
     </w:p>
     <w:sdt>
       <w:sdtPr>
-        <w:id w:val="-1927111697"/>
+        <w:id w:val="-1900626484"/>
         <w:docPartObj>
           <w:docPartGallery w:val="Table of Contents"/>
           <w:docPartUnique w:val="1"/>
@@ -410,7 +408,6 @@
             </w:tabs>
             <w:spacing w:after="0" w:before="60" w:line="240" w:lineRule="auto"/>
             <w:rPr>
-              <w:rFonts w:ascii="Arial" w:cs="Arial" w:eastAsia="Arial" w:hAnsi="Arial"/>
               <w:b w:val="1"/>
               <w:bCs w:val="1"/>
               <w:i w:val="0"/>
@@ -433,7 +430,6 @@
           <w:hyperlink w:anchor="_heading=h.mxjx1149npg0">
             <w:r>
               <w:rPr>
-                <w:rFonts w:ascii="Calibri" w:cs="Calibri" w:eastAsia="Calibri" w:hAnsi="Calibri"/>
                 <w:b w:val="1"/>
                 <w:bCs w:val="1"/>
                 <w:i w:val="0"/>
@@ -467,7 +463,6 @@
             </w:tabs>
             <w:spacing w:after="0" w:before="60" w:line="240" w:lineRule="auto"/>
             <w:rPr>
-              <w:rFonts w:ascii="Arial" w:cs="Arial" w:eastAsia="Arial" w:hAnsi="Arial"/>
               <w:b w:val="1"/>
               <w:bCs w:val="1"/>
               <w:i w:val="0"/>
@@ -485,7 +480,6 @@
           <w:hyperlink w:anchor="_heading=h.k3xx35f7zflp">
             <w:r>
               <w:rPr>
-                <w:rFonts w:ascii="Calibri" w:cs="Calibri" w:eastAsia="Calibri" w:hAnsi="Calibri"/>
                 <w:b w:val="1"/>
                 <w:bCs w:val="1"/>
                 <w:i w:val="0"/>
@@ -520,9 +514,6 @@
             <w:spacing w:after="0" w:before="60" w:line="240" w:lineRule="auto"/>
             <w:ind w:left="360" w:firstLine="0"/>
             <w:rPr>
-              <w:rFonts w:ascii="Arial" w:cs="Arial" w:eastAsia="Arial" w:hAnsi="Arial"/>
-              <w:b w:val="0"/>
-              <w:bCs w:val="0"/>
               <w:i w:val="0"/>
               <w:iCs w:val="0"/>
               <w:smallCaps w:val="0"/>
@@ -538,9 +529,6 @@
           <w:hyperlink w:anchor="_heading=h.stp6gm7bycoj">
             <w:r>
               <w:rPr>
-                <w:rFonts w:ascii="Calibri" w:cs="Calibri" w:eastAsia="Calibri" w:hAnsi="Calibri"/>
-                <w:b w:val="0"/>
-                <w:bCs w:val="0"/>
                 <w:i w:val="0"/>
                 <w:iCs w:val="0"/>
                 <w:smallCaps w:val="0"/>
@@ -573,9 +561,6 @@
             <w:spacing w:after="0" w:before="60" w:line="240" w:lineRule="auto"/>
             <w:ind w:left="360" w:firstLine="0"/>
             <w:rPr>
-              <w:rFonts w:ascii="Arial" w:cs="Arial" w:eastAsia="Arial" w:hAnsi="Arial"/>
-              <w:b w:val="0"/>
-              <w:bCs w:val="0"/>
               <w:i w:val="0"/>
               <w:iCs w:val="0"/>
               <w:smallCaps w:val="0"/>
@@ -591,9 +576,6 @@
           <w:hyperlink w:anchor="_heading=h.mf4hdjjc9oh7">
             <w:r>
               <w:rPr>
-                <w:rFonts w:ascii="Calibri" w:cs="Calibri" w:eastAsia="Calibri" w:hAnsi="Calibri"/>
-                <w:b w:val="0"/>
-                <w:bCs w:val="0"/>
                 <w:i w:val="0"/>
                 <w:iCs w:val="0"/>
                 <w:smallCaps w:val="0"/>
@@ -626,9 +608,6 @@
             <w:spacing w:after="0" w:before="60" w:line="240" w:lineRule="auto"/>
             <w:ind w:left="360" w:firstLine="0"/>
             <w:rPr>
-              <w:rFonts w:ascii="Arial" w:cs="Arial" w:eastAsia="Arial" w:hAnsi="Arial"/>
-              <w:b w:val="0"/>
-              <w:bCs w:val="0"/>
               <w:i w:val="0"/>
               <w:iCs w:val="0"/>
               <w:smallCaps w:val="0"/>
@@ -644,9 +623,6 @@
           <w:hyperlink w:anchor="_heading=h.rfvpnkcjpn7s">
             <w:r>
               <w:rPr>
-                <w:rFonts w:ascii="Calibri" w:cs="Calibri" w:eastAsia="Calibri" w:hAnsi="Calibri"/>
-                <w:b w:val="0"/>
-                <w:bCs w:val="0"/>
                 <w:i w:val="0"/>
                 <w:iCs w:val="0"/>
                 <w:smallCaps w:val="0"/>
@@ -678,7 +654,6 @@
             </w:tabs>
             <w:spacing w:after="0" w:before="60" w:line="240" w:lineRule="auto"/>
             <w:rPr>
-              <w:rFonts w:ascii="Arial" w:cs="Arial" w:eastAsia="Arial" w:hAnsi="Arial"/>
               <w:b w:val="1"/>
               <w:bCs w:val="1"/>
               <w:i w:val="0"/>
@@ -696,7 +671,6 @@
           <w:hyperlink w:anchor="_heading=h.srx7tqv73n96">
             <w:r>
               <w:rPr>
-                <w:rFonts w:ascii="Calibri" w:cs="Calibri" w:eastAsia="Calibri" w:hAnsi="Calibri"/>
                 <w:b w:val="1"/>
                 <w:bCs w:val="1"/>
                 <w:i w:val="0"/>
@@ -730,7 +704,6 @@
             </w:tabs>
             <w:spacing w:after="0" w:before="60" w:line="240" w:lineRule="auto"/>
             <w:rPr>
-              <w:rFonts w:ascii="Arial" w:cs="Arial" w:eastAsia="Arial" w:hAnsi="Arial"/>
               <w:b w:val="1"/>
               <w:bCs w:val="1"/>
               <w:i w:val="0"/>
@@ -748,7 +721,6 @@
           <w:hyperlink w:anchor="_heading=h.7bas0rhkntbp">
             <w:r>
               <w:rPr>
-                <w:rFonts w:ascii="Calibri" w:cs="Calibri" w:eastAsia="Calibri" w:hAnsi="Calibri"/>
                 <w:b w:val="1"/>
                 <w:bCs w:val="1"/>
                 <w:i w:val="0"/>
@@ -783,9 +755,6 @@
             <w:spacing w:after="0" w:before="60" w:line="240" w:lineRule="auto"/>
             <w:ind w:left="360" w:firstLine="0"/>
             <w:rPr>
-              <w:rFonts w:ascii="Arial" w:cs="Arial" w:eastAsia="Arial" w:hAnsi="Arial"/>
-              <w:b w:val="0"/>
-              <w:bCs w:val="0"/>
               <w:i w:val="0"/>
               <w:iCs w:val="0"/>
               <w:smallCaps w:val="0"/>
@@ -801,9 +770,6 @@
           <w:hyperlink w:anchor="_heading=h.90alr6skzyxb">
             <w:r>
               <w:rPr>
-                <w:rFonts w:ascii="Calibri" w:cs="Calibri" w:eastAsia="Calibri" w:hAnsi="Calibri"/>
-                <w:b w:val="0"/>
-                <w:bCs w:val="0"/>
                 <w:i w:val="0"/>
                 <w:iCs w:val="0"/>
                 <w:smallCaps w:val="0"/>
@@ -836,9 +802,6 @@
             <w:spacing w:after="0" w:before="60" w:line="240" w:lineRule="auto"/>
             <w:ind w:left="360" w:firstLine="0"/>
             <w:rPr>
-              <w:rFonts w:ascii="Arial" w:cs="Arial" w:eastAsia="Arial" w:hAnsi="Arial"/>
-              <w:b w:val="0"/>
-              <w:bCs w:val="0"/>
               <w:i w:val="0"/>
               <w:iCs w:val="0"/>
               <w:smallCaps w:val="0"/>
@@ -854,9 +817,6 @@
           <w:hyperlink w:anchor="_heading=h.f8qpyr3aqker">
             <w:r>
               <w:rPr>
-                <w:rFonts w:ascii="Calibri" w:cs="Calibri" w:eastAsia="Calibri" w:hAnsi="Calibri"/>
-                <w:b w:val="0"/>
-                <w:bCs w:val="0"/>
                 <w:i w:val="0"/>
                 <w:iCs w:val="0"/>
                 <w:smallCaps w:val="0"/>
@@ -889,9 +849,6 @@
             <w:spacing w:after="0" w:before="60" w:line="240" w:lineRule="auto"/>
             <w:ind w:left="360" w:firstLine="0"/>
             <w:rPr>
-              <w:rFonts w:ascii="Arial" w:cs="Arial" w:eastAsia="Arial" w:hAnsi="Arial"/>
-              <w:b w:val="0"/>
-              <w:bCs w:val="0"/>
               <w:i w:val="0"/>
               <w:iCs w:val="0"/>
               <w:smallCaps w:val="0"/>
@@ -907,9 +864,6 @@
           <w:hyperlink w:anchor="_heading=h.roe9tzve6rkd">
             <w:r>
               <w:rPr>
-                <w:rFonts w:ascii="Arial" w:cs="Arial" w:eastAsia="Arial" w:hAnsi="Arial"/>
-                <w:b w:val="0"/>
-                <w:bCs w:val="0"/>
                 <w:i w:val="0"/>
                 <w:iCs w:val="0"/>
                 <w:smallCaps w:val="0"/>
@@ -942,9 +896,6 @@
             <w:spacing w:after="0" w:before="60" w:line="240" w:lineRule="auto"/>
             <w:ind w:left="360" w:firstLine="0"/>
             <w:rPr>
-              <w:rFonts w:ascii="Arial" w:cs="Arial" w:eastAsia="Arial" w:hAnsi="Arial"/>
-              <w:b w:val="0"/>
-              <w:bCs w:val="0"/>
               <w:i w:val="0"/>
               <w:iCs w:val="0"/>
               <w:smallCaps w:val="0"/>
@@ -960,9 +911,6 @@
           <w:hyperlink w:anchor="_heading=h.3nmz7wiremfs">
             <w:r>
               <w:rPr>
-                <w:rFonts w:ascii="Arial" w:cs="Arial" w:eastAsia="Arial" w:hAnsi="Arial"/>
-                <w:b w:val="0"/>
-                <w:bCs w:val="0"/>
                 <w:i w:val="0"/>
                 <w:iCs w:val="0"/>
                 <w:smallCaps w:val="0"/>
@@ -995,9 +943,6 @@
             <w:spacing w:after="0" w:before="60" w:line="240" w:lineRule="auto"/>
             <w:ind w:left="360" w:firstLine="0"/>
             <w:rPr>
-              <w:rFonts w:ascii="Arial" w:cs="Arial" w:eastAsia="Arial" w:hAnsi="Arial"/>
-              <w:b w:val="0"/>
-              <w:bCs w:val="0"/>
               <w:i w:val="0"/>
               <w:iCs w:val="0"/>
               <w:smallCaps w:val="0"/>
@@ -1013,9 +958,6 @@
           <w:hyperlink w:anchor="_heading=h.q77f3ypkkuu">
             <w:r>
               <w:rPr>
-                <w:rFonts w:ascii="Calibri" w:cs="Calibri" w:eastAsia="Calibri" w:hAnsi="Calibri"/>
-                <w:b w:val="0"/>
-                <w:bCs w:val="0"/>
                 <w:i w:val="0"/>
                 <w:iCs w:val="0"/>
                 <w:smallCaps w:val="0"/>
@@ -1047,7 +989,6 @@
             </w:tabs>
             <w:spacing w:after="0" w:before="60" w:line="240" w:lineRule="auto"/>
             <w:rPr>
-              <w:rFonts w:ascii="Arial" w:cs="Arial" w:eastAsia="Arial" w:hAnsi="Arial"/>
               <w:b w:val="1"/>
               <w:bCs w:val="1"/>
               <w:i w:val="0"/>
@@ -1065,7 +1006,6 @@
           <w:hyperlink w:anchor="_heading=h.2hm3ynq0t550">
             <w:r>
               <w:rPr>
-                <w:rFonts w:ascii="Calibri" w:cs="Calibri" w:eastAsia="Calibri" w:hAnsi="Calibri"/>
                 <w:b w:val="1"/>
                 <w:bCs w:val="1"/>
                 <w:i w:val="0"/>
@@ -1099,7 +1039,6 @@
             </w:tabs>
             <w:spacing w:after="0" w:before="60" w:line="240" w:lineRule="auto"/>
             <w:rPr>
-              <w:rFonts w:ascii="Arial" w:cs="Arial" w:eastAsia="Arial" w:hAnsi="Arial"/>
               <w:b w:val="1"/>
               <w:bCs w:val="1"/>
               <w:i w:val="0"/>
@@ -1117,7 +1056,6 @@
           <w:hyperlink w:anchor="_heading=h.fzfk4otewcr4">
             <w:r>
               <w:rPr>
-                <w:rFonts w:ascii="Calibri" w:cs="Calibri" w:eastAsia="Calibri" w:hAnsi="Calibri"/>
                 <w:b w:val="1"/>
                 <w:bCs w:val="1"/>
                 <w:i w:val="0"/>
@@ -1152,9 +1090,6 @@
             <w:spacing w:after="0" w:before="60" w:line="240" w:lineRule="auto"/>
             <w:ind w:left="360" w:firstLine="0"/>
             <w:rPr>
-              <w:rFonts w:ascii="Arial" w:cs="Arial" w:eastAsia="Arial" w:hAnsi="Arial"/>
-              <w:b w:val="0"/>
-              <w:bCs w:val="0"/>
               <w:i w:val="0"/>
               <w:iCs w:val="0"/>
               <w:smallCaps w:val="0"/>
@@ -1170,9 +1105,6 @@
           <w:hyperlink w:anchor="_heading=h.13jbrax1dlg8">
             <w:r>
               <w:rPr>
-                <w:rFonts w:ascii="Calibri" w:cs="Calibri" w:eastAsia="Calibri" w:hAnsi="Calibri"/>
-                <w:b w:val="0"/>
-                <w:bCs w:val="0"/>
                 <w:i w:val="0"/>
                 <w:iCs w:val="0"/>
                 <w:smallCaps w:val="0"/>
@@ -1205,9 +1137,6 @@
             <w:spacing w:after="0" w:before="60" w:line="240" w:lineRule="auto"/>
             <w:ind w:left="360" w:firstLine="0"/>
             <w:rPr>
-              <w:rFonts w:ascii="Arial" w:cs="Arial" w:eastAsia="Arial" w:hAnsi="Arial"/>
-              <w:b w:val="0"/>
-              <w:bCs w:val="0"/>
               <w:i w:val="0"/>
               <w:iCs w:val="0"/>
               <w:smallCaps w:val="0"/>
@@ -1223,9 +1152,6 @@
           <w:hyperlink w:anchor="_heading=h.abf702ut2f2p">
             <w:r>
               <w:rPr>
-                <w:rFonts w:ascii="Calibri" w:cs="Calibri" w:eastAsia="Calibri" w:hAnsi="Calibri"/>
-                <w:b w:val="0"/>
-                <w:bCs w:val="0"/>
                 <w:i w:val="0"/>
                 <w:iCs w:val="0"/>
                 <w:smallCaps w:val="0"/>
@@ -1257,7 +1183,6 @@
             </w:tabs>
             <w:spacing w:after="0" w:before="60" w:line="240" w:lineRule="auto"/>
             <w:rPr>
-              <w:rFonts w:ascii="Arial" w:cs="Arial" w:eastAsia="Arial" w:hAnsi="Arial"/>
               <w:b w:val="1"/>
               <w:bCs w:val="1"/>
               <w:i w:val="0"/>
@@ -1275,7 +1200,6 @@
           <w:hyperlink w:anchor="_heading=h.q2vj5nuojq0e">
             <w:r>
               <w:rPr>
-                <w:rFonts w:ascii="Calibri" w:cs="Calibri" w:eastAsia="Calibri" w:hAnsi="Calibri"/>
                 <w:b w:val="1"/>
                 <w:bCs w:val="1"/>
                 <w:i w:val="0"/>
@@ -1309,7 +1233,6 @@
     <w:p>
       <w:pPr>
         <w:rPr>
-          <w:rFonts w:ascii="Calibri" w:cs="Calibri" w:eastAsia="Calibri" w:hAnsi="Calibri"/>
           <w:b w:val="1"/>
           <w:bCs w:val="1"/>
           <w:color w:val="c00000"/>
@@ -1397,7 +1320,6 @@
               <w:ind w:left="0" w:right="0" w:firstLine="0"/>
               <w:jc w:val="center"/>
               <w:rPr>
-                <w:rFonts w:ascii="Tahoma" w:cs="Tahoma" w:eastAsia="Tahoma" w:hAnsi="Tahoma"/>
                 <w:b w:val="1"/>
                 <w:bCs w:val="1"/>
                 <w:i w:val="0"/>
@@ -1405,8 +1327,6 @@
                 <w:smallCaps w:val="0"/>
                 <w:strike w:val="0"/>
                 <w:color w:val="6e2500"/>
-                <w:sz w:val="20"/>
-                <w:szCs w:val="20"/>
                 <w:u w:val="none"/>
                 <w:shd w:fill="auto" w:val="clear"/>
                 <w:vertAlign w:val="baseline"/>
@@ -1414,7 +1334,6 @@
             </w:pPr>
             <w:r>
               <w:rPr>
-                <w:rFonts w:ascii="Tahoma" w:cs="Tahoma" w:eastAsia="Tahoma" w:hAnsi="Tahoma"/>
                 <w:b w:val="1"/>
                 <w:bCs w:val="1"/>
                 <w:i w:val="0"/>
@@ -1422,8 +1341,6 @@
                 <w:smallCaps w:val="0"/>
                 <w:strike w:val="0"/>
                 <w:color w:val="6e2500"/>
-                <w:sz w:val="20"/>
-                <w:szCs w:val="20"/>
                 <w:u w:val="none"/>
                 <w:shd w:fill="auto" w:val="clear"/>
                 <w:vertAlign w:val="baseline"/>
@@ -1454,7 +1371,6 @@
               <w:ind w:left="0" w:right="0" w:firstLine="0"/>
               <w:jc w:val="center"/>
               <w:rPr>
-                <w:rFonts w:ascii="Tahoma" w:cs="Tahoma" w:eastAsia="Tahoma" w:hAnsi="Tahoma"/>
                 <w:b w:val="1"/>
                 <w:bCs w:val="1"/>
                 <w:i w:val="0"/>
@@ -1462,8 +1378,6 @@
                 <w:smallCaps w:val="0"/>
                 <w:strike w:val="0"/>
                 <w:color w:val="6e2500"/>
-                <w:sz w:val="20"/>
-                <w:szCs w:val="20"/>
                 <w:u w:val="none"/>
                 <w:shd w:fill="auto" w:val="clear"/>
                 <w:vertAlign w:val="baseline"/>
@@ -1471,7 +1385,6 @@
             </w:pPr>
             <w:r>
               <w:rPr>
-                <w:rFonts w:ascii="Tahoma" w:cs="Tahoma" w:eastAsia="Tahoma" w:hAnsi="Tahoma"/>
                 <w:b w:val="1"/>
                 <w:bCs w:val="1"/>
                 <w:i w:val="0"/>
@@ -1479,8 +1392,6 @@
                 <w:smallCaps w:val="0"/>
                 <w:strike w:val="0"/>
                 <w:color w:val="6e2500"/>
-                <w:sz w:val="20"/>
-                <w:szCs w:val="20"/>
                 <w:u w:val="none"/>
                 <w:shd w:fill="auto" w:val="clear"/>
                 <w:vertAlign w:val="baseline"/>
@@ -1513,7 +1424,6 @@
               <w:ind w:left="0" w:right="0" w:firstLine="0"/>
               <w:jc w:val="center"/>
               <w:rPr>
-                <w:rFonts w:ascii="Tahoma" w:cs="Tahoma" w:eastAsia="Tahoma" w:hAnsi="Tahoma"/>
                 <w:b w:val="1"/>
                 <w:bCs w:val="1"/>
                 <w:i w:val="0"/>
@@ -1521,8 +1431,6 @@
                 <w:smallCaps w:val="0"/>
                 <w:strike w:val="0"/>
                 <w:color w:val="6e2500"/>
-                <w:sz w:val="20"/>
-                <w:szCs w:val="20"/>
                 <w:u w:val="none"/>
                 <w:shd w:fill="auto" w:val="clear"/>
                 <w:vertAlign w:val="baseline"/>
@@ -1530,7 +1438,6 @@
             </w:pPr>
             <w:r>
               <w:rPr>
-                <w:rFonts w:ascii="Tahoma" w:cs="Tahoma" w:eastAsia="Tahoma" w:hAnsi="Tahoma"/>
                 <w:b w:val="1"/>
                 <w:bCs w:val="1"/>
                 <w:i w:val="0"/>
@@ -1538,8 +1445,6 @@
                 <w:smallCaps w:val="0"/>
                 <w:strike w:val="0"/>
                 <w:color w:val="6e2500"/>
-                <w:sz w:val="20"/>
-                <w:szCs w:val="20"/>
                 <w:u w:val="none"/>
                 <w:shd w:fill="auto" w:val="clear"/>
                 <w:vertAlign w:val="baseline"/>
@@ -1570,7 +1475,6 @@
               <w:ind w:left="0" w:right="0" w:firstLine="0"/>
               <w:jc w:val="center"/>
               <w:rPr>
-                <w:rFonts w:ascii="Tahoma" w:cs="Tahoma" w:eastAsia="Tahoma" w:hAnsi="Tahoma"/>
                 <w:b w:val="1"/>
                 <w:bCs w:val="1"/>
                 <w:i w:val="0"/>
@@ -1578,8 +1482,6 @@
                 <w:smallCaps w:val="0"/>
                 <w:strike w:val="0"/>
                 <w:color w:val="6e2500"/>
-                <w:sz w:val="20"/>
-                <w:szCs w:val="20"/>
                 <w:u w:val="none"/>
                 <w:shd w:fill="auto" w:val="clear"/>
                 <w:vertAlign w:val="baseline"/>
@@ -1587,7 +1489,6 @@
             </w:pPr>
             <w:r>
               <w:rPr>
-                <w:rFonts w:ascii="Tahoma" w:cs="Tahoma" w:eastAsia="Tahoma" w:hAnsi="Tahoma"/>
                 <w:b w:val="1"/>
                 <w:bCs w:val="1"/>
                 <w:i w:val="0"/>
@@ -1595,8 +1496,6 @@
                 <w:smallCaps w:val="0"/>
                 <w:strike w:val="0"/>
                 <w:color w:val="6e2500"/>
-                <w:sz w:val="20"/>
-                <w:szCs w:val="20"/>
                 <w:u w:val="none"/>
                 <w:shd w:fill="auto" w:val="clear"/>
                 <w:vertAlign w:val="baseline"/>
@@ -2119,16 +2018,11 @@
               <w:ind w:left="0" w:right="0" w:firstLine="0"/>
               <w:jc w:val="left"/>
               <w:rPr>
-                <w:rFonts w:ascii="Tahoma" w:cs="Tahoma" w:eastAsia="Tahoma" w:hAnsi="Tahoma"/>
-                <w:b w:val="0"/>
-                <w:bCs w:val="0"/>
                 <w:i w:val="0"/>
                 <w:iCs w:val="0"/>
                 <w:smallCaps w:val="0"/>
                 <w:strike w:val="0"/>
                 <w:color w:val="000000"/>
-                <w:sz w:val="18"/>
-                <w:szCs w:val="18"/>
                 <w:u w:val="none"/>
                 <w:shd w:fill="auto" w:val="clear"/>
                 <w:vertAlign w:val="baseline"/>
@@ -2136,9 +2030,6 @@
             </w:pPr>
             <w:r>
               <w:rPr>
-                <w:rFonts w:ascii="Tahoma" w:cs="Tahoma" w:eastAsia="Tahoma" w:hAnsi="Tahoma"/>
-                <w:sz w:val="18"/>
-                <w:szCs w:val="18"/>
                 <w:rtl w:val="0"/>
               </w:rPr>
               <w:t xml:space="preserve">02/10/2026</w:t>
@@ -2169,16 +2060,11 @@
               <w:ind w:left="0" w:right="0" w:firstLine="0"/>
               <w:jc w:val="left"/>
               <w:rPr>
-                <w:rFonts w:ascii="Tahoma" w:cs="Tahoma" w:eastAsia="Tahoma" w:hAnsi="Tahoma"/>
-                <w:b w:val="0"/>
-                <w:bCs w:val="0"/>
                 <w:i w:val="0"/>
                 <w:iCs w:val="0"/>
                 <w:smallCaps w:val="0"/>
                 <w:strike w:val="0"/>
                 <w:color w:val="000000"/>
-                <w:sz w:val="18"/>
-                <w:szCs w:val="18"/>
                 <w:u w:val="none"/>
                 <w:shd w:fill="auto" w:val="clear"/>
                 <w:vertAlign w:val="baseline"/>
@@ -2186,9 +2072,6 @@
             </w:pPr>
             <w:r>
               <w:rPr>
-                <w:rFonts w:ascii="Tahoma" w:cs="Tahoma" w:eastAsia="Tahoma" w:hAnsi="Tahoma"/>
-                <w:sz w:val="18"/>
-                <w:szCs w:val="18"/>
                 <w:rtl w:val="0"/>
               </w:rPr>
               <w:t xml:space="preserve">A</w:t>
@@ -2219,16 +2102,11 @@
               <w:ind w:left="0" w:right="0" w:firstLine="0"/>
               <w:jc w:val="left"/>
               <w:rPr>
-                <w:rFonts w:ascii="Tahoma" w:cs="Tahoma" w:eastAsia="Tahoma" w:hAnsi="Tahoma"/>
-                <w:b w:val="0"/>
-                <w:bCs w:val="0"/>
                 <w:i w:val="0"/>
                 <w:iCs w:val="0"/>
                 <w:smallCaps w:val="0"/>
                 <w:strike w:val="0"/>
                 <w:color w:val="000000"/>
-                <w:sz w:val="18"/>
-                <w:szCs w:val="18"/>
                 <w:u w:val="none"/>
                 <w:shd w:fill="auto" w:val="clear"/>
                 <w:vertAlign w:val="baseline"/>
@@ -2236,9 +2114,6 @@
             </w:pPr>
             <w:r>
               <w:rPr>
-                <w:rFonts w:ascii="Tahoma" w:cs="Tahoma" w:eastAsia="Tahoma" w:hAnsi="Tahoma"/>
-                <w:sz w:val="18"/>
-                <w:szCs w:val="18"/>
                 <w:rtl w:val="0"/>
               </w:rPr>
               <w:t xml:space="preserve">HuyDV</w:t>
@@ -2269,16 +2144,11 @@
               <w:ind w:left="0" w:right="0" w:firstLine="0"/>
               <w:jc w:val="left"/>
               <w:rPr>
-                <w:rFonts w:ascii="Tahoma" w:cs="Tahoma" w:eastAsia="Tahoma" w:hAnsi="Tahoma"/>
-                <w:b w:val="0"/>
-                <w:bCs w:val="0"/>
                 <w:i w:val="0"/>
                 <w:iCs w:val="0"/>
                 <w:smallCaps w:val="0"/>
                 <w:strike w:val="0"/>
                 <w:color w:val="000000"/>
-                <w:sz w:val="10"/>
-                <w:szCs w:val="10"/>
                 <w:u w:val="none"/>
                 <w:shd w:fill="auto" w:val="clear"/>
                 <w:vertAlign w:val="baseline"/>
@@ -2286,9 +2156,6 @@
             </w:pPr>
             <w:r>
               <w:rPr>
-                <w:rFonts w:ascii="Tahoma" w:cs="Tahoma" w:eastAsia="Tahoma" w:hAnsi="Tahoma"/>
-                <w:sz w:val="18"/>
-                <w:szCs w:val="18"/>
                 <w:rtl w:val="0"/>
               </w:rPr>
               <w:t xml:space="preserve">Added selection summary</w:t>
@@ -2325,16 +2192,11 @@
               <w:ind w:left="0" w:right="0" w:firstLine="0"/>
               <w:jc w:val="left"/>
               <w:rPr>
-                <w:rFonts w:ascii="Tahoma" w:cs="Tahoma" w:eastAsia="Tahoma" w:hAnsi="Tahoma"/>
-                <w:b w:val="0"/>
-                <w:bCs w:val="0"/>
                 <w:i w:val="0"/>
                 <w:iCs w:val="0"/>
                 <w:smallCaps w:val="0"/>
                 <w:strike w:val="0"/>
                 <w:color w:val="000000"/>
-                <w:sz w:val="18"/>
-                <w:szCs w:val="18"/>
                 <w:u w:val="none"/>
                 <w:shd w:fill="auto" w:val="clear"/>
                 <w:vertAlign w:val="baseline"/>
@@ -2342,9 +2204,6 @@
             </w:pPr>
             <w:r>
               <w:rPr>
-                <w:rFonts w:ascii="Tahoma" w:cs="Tahoma" w:eastAsia="Tahoma" w:hAnsi="Tahoma"/>
-                <w:sz w:val="18"/>
-                <w:szCs w:val="18"/>
                 <w:rtl w:val="0"/>
               </w:rPr>
               <w:t xml:space="preserve">03/10/2026</w:t>
@@ -2375,16 +2234,11 @@
               <w:ind w:left="0" w:right="0" w:firstLine="0"/>
               <w:jc w:val="left"/>
               <w:rPr>
-                <w:rFonts w:ascii="Tahoma" w:cs="Tahoma" w:eastAsia="Tahoma" w:hAnsi="Tahoma"/>
-                <w:b w:val="0"/>
-                <w:bCs w:val="0"/>
                 <w:i w:val="0"/>
                 <w:iCs w:val="0"/>
                 <w:smallCaps w:val="0"/>
                 <w:strike w:val="0"/>
                 <w:color w:val="000000"/>
-                <w:sz w:val="18"/>
-                <w:szCs w:val="18"/>
                 <w:u w:val="none"/>
                 <w:shd w:fill="auto" w:val="clear"/>
                 <w:vertAlign w:val="baseline"/>
@@ -2392,9 +2246,6 @@
             </w:pPr>
             <w:r>
               <w:rPr>
-                <w:rFonts w:ascii="Tahoma" w:cs="Tahoma" w:eastAsia="Tahoma" w:hAnsi="Tahoma"/>
-                <w:sz w:val="18"/>
-                <w:szCs w:val="18"/>
                 <w:rtl w:val="0"/>
               </w:rPr>
               <w:t xml:space="preserve">A</w:t>
@@ -2425,16 +2276,11 @@
               <w:ind w:left="0" w:right="0" w:firstLine="0"/>
               <w:jc w:val="left"/>
               <w:rPr>
-                <w:rFonts w:ascii="Tahoma" w:cs="Tahoma" w:eastAsia="Tahoma" w:hAnsi="Tahoma"/>
-                <w:b w:val="0"/>
-                <w:bCs w:val="0"/>
                 <w:i w:val="0"/>
                 <w:iCs w:val="0"/>
                 <w:smallCaps w:val="0"/>
                 <w:strike w:val="0"/>
                 <w:color w:val="000000"/>
-                <w:sz w:val="18"/>
-                <w:szCs w:val="18"/>
                 <w:u w:val="none"/>
                 <w:shd w:fill="auto" w:val="clear"/>
                 <w:vertAlign w:val="baseline"/>
@@ -2442,9 +2288,6 @@
             </w:pPr>
             <w:r>
               <w:rPr>
-                <w:rFonts w:ascii="Tahoma" w:cs="Tahoma" w:eastAsia="Tahoma" w:hAnsi="Tahoma"/>
-                <w:sz w:val="18"/>
-                <w:szCs w:val="18"/>
                 <w:rtl w:val="0"/>
               </w:rPr>
               <w:t xml:space="preserve">HuyDV</w:t>
@@ -2475,16 +2318,11 @@
               <w:ind w:left="0" w:right="0" w:firstLine="0"/>
               <w:jc w:val="left"/>
               <w:rPr>
-                <w:rFonts w:ascii="Tahoma" w:cs="Tahoma" w:eastAsia="Tahoma" w:hAnsi="Tahoma"/>
-                <w:b w:val="0"/>
-                <w:bCs w:val="0"/>
                 <w:i w:val="0"/>
                 <w:iCs w:val="0"/>
                 <w:smallCaps w:val="0"/>
                 <w:strike w:val="0"/>
                 <w:color w:val="000000"/>
-                <w:sz w:val="18"/>
-                <w:szCs w:val="18"/>
                 <w:u w:val="none"/>
                 <w:shd w:fill="auto" w:val="clear"/>
                 <w:vertAlign w:val="baseline"/>
@@ -2492,9 +2330,6 @@
             </w:pPr>
             <w:r>
               <w:rPr>
-                <w:rFonts w:ascii="Tahoma" w:cs="Tahoma" w:eastAsia="Tahoma" w:hAnsi="Tahoma"/>
-                <w:sz w:val="18"/>
-                <w:szCs w:val="18"/>
                 <w:rtl w:val="0"/>
               </w:rPr>
               <w:t xml:space="preserve">Add other existing solutions in the market</w:t>
@@ -2531,16 +2366,11 @@
               <w:ind w:left="0" w:right="0" w:firstLine="0"/>
               <w:jc w:val="left"/>
               <w:rPr>
-                <w:rFonts w:ascii="Tahoma" w:cs="Tahoma" w:eastAsia="Tahoma" w:hAnsi="Tahoma"/>
-                <w:b w:val="0"/>
-                <w:bCs w:val="0"/>
                 <w:i w:val="0"/>
                 <w:iCs w:val="0"/>
                 <w:smallCaps w:val="0"/>
                 <w:strike w:val="0"/>
                 <w:color w:val="000000"/>
-                <w:sz w:val="18"/>
-                <w:szCs w:val="18"/>
                 <w:u w:val="none"/>
                 <w:shd w:fill="auto" w:val="clear"/>
                 <w:vertAlign w:val="baseline"/>
@@ -2548,9 +2378,6 @@
             </w:pPr>
             <w:r>
               <w:rPr>
-                <w:rFonts w:ascii="Tahoma" w:cs="Tahoma" w:eastAsia="Tahoma" w:hAnsi="Tahoma"/>
-                <w:sz w:val="18"/>
-                <w:szCs w:val="18"/>
                 <w:rtl w:val="0"/>
               </w:rPr>
               <w:t xml:space="preserve">05/10/2026</w:t>
@@ -2581,16 +2408,11 @@
               <w:ind w:left="0" w:right="0" w:firstLine="0"/>
               <w:jc w:val="left"/>
               <w:rPr>
-                <w:rFonts w:ascii="Tahoma" w:cs="Tahoma" w:eastAsia="Tahoma" w:hAnsi="Tahoma"/>
-                <w:b w:val="0"/>
-                <w:bCs w:val="0"/>
                 <w:i w:val="0"/>
                 <w:iCs w:val="0"/>
                 <w:smallCaps w:val="0"/>
                 <w:strike w:val="0"/>
                 <w:color w:val="000000"/>
-                <w:sz w:val="18"/>
-                <w:szCs w:val="18"/>
                 <w:u w:val="none"/>
                 <w:shd w:fill="auto" w:val="clear"/>
                 <w:vertAlign w:val="baseline"/>
@@ -2598,9 +2420,6 @@
             </w:pPr>
             <w:r>
               <w:rPr>
-                <w:rFonts w:ascii="Tahoma" w:cs="Tahoma" w:eastAsia="Tahoma" w:hAnsi="Tahoma"/>
-                <w:sz w:val="18"/>
-                <w:szCs w:val="18"/>
                 <w:rtl w:val="0"/>
               </w:rPr>
               <w:t xml:space="preserve">A</w:t>
@@ -2631,16 +2450,11 @@
               <w:ind w:left="0" w:right="0" w:firstLine="0"/>
               <w:jc w:val="left"/>
               <w:rPr>
-                <w:rFonts w:ascii="Tahoma" w:cs="Tahoma" w:eastAsia="Tahoma" w:hAnsi="Tahoma"/>
-                <w:b w:val="0"/>
-                <w:bCs w:val="0"/>
                 <w:i w:val="0"/>
                 <w:iCs w:val="0"/>
                 <w:smallCaps w:val="0"/>
                 <w:strike w:val="0"/>
                 <w:color w:val="000000"/>
-                <w:sz w:val="18"/>
-                <w:szCs w:val="18"/>
                 <w:u w:val="none"/>
                 <w:shd w:fill="auto" w:val="clear"/>
                 <w:vertAlign w:val="baseline"/>
@@ -2648,9 +2462,6 @@
             </w:pPr>
             <w:r>
               <w:rPr>
-                <w:rFonts w:ascii="Tahoma" w:cs="Tahoma" w:eastAsia="Tahoma" w:hAnsi="Tahoma"/>
-                <w:sz w:val="18"/>
-                <w:szCs w:val="18"/>
                 <w:rtl w:val="0"/>
               </w:rPr>
               <w:t xml:space="preserve">ThanhNT</w:t>
@@ -2680,17 +2491,10 @@
               <w:spacing w:after="80" w:before="80" w:line="240" w:lineRule="auto"/>
               <w:ind w:left="0" w:right="0" w:firstLine="0"/>
               <w:jc w:val="left"/>
-              <w:rPr>
-                <w:rFonts w:ascii="Tahoma" w:cs="Tahoma" w:eastAsia="Tahoma" w:hAnsi="Tahoma"/>
-                <w:sz w:val="18"/>
-                <w:szCs w:val="18"/>
-              </w:rPr>
-            </w:pPr>
-            <w:r>
-              <w:rPr>
-                <w:rFonts w:ascii="Tahoma" w:cs="Tahoma" w:eastAsia="Tahoma" w:hAnsi="Tahoma"/>
-                <w:sz w:val="18"/>
-                <w:szCs w:val="18"/>
+              <w:rPr/>
+            </w:pPr>
+            <w:r>
+              <w:rPr>
                 <w:rtl w:val="0"/>
               </w:rPr>
               <w:t xml:space="preserve">Add other existing solutions in the market</w:t>
@@ -2722,16 +2526,11 @@
               <w:ind w:left="0" w:right="0" w:firstLine="0"/>
               <w:jc w:val="left"/>
               <w:rPr>
-                <w:rFonts w:ascii="Tahoma" w:cs="Tahoma" w:eastAsia="Tahoma" w:hAnsi="Tahoma"/>
-                <w:b w:val="0"/>
-                <w:bCs w:val="0"/>
                 <w:i w:val="0"/>
                 <w:iCs w:val="0"/>
                 <w:smallCaps w:val="0"/>
                 <w:strike w:val="0"/>
                 <w:color w:val="000000"/>
-                <w:sz w:val="18"/>
-                <w:szCs w:val="18"/>
                 <w:u w:val="none"/>
                 <w:shd w:fill="auto" w:val="clear"/>
                 <w:vertAlign w:val="baseline"/>
@@ -2739,9 +2538,6 @@
             </w:pPr>
             <w:r>
               <w:rPr>
-                <w:rFonts w:ascii="Tahoma" w:cs="Tahoma" w:eastAsia="Tahoma" w:hAnsi="Tahoma"/>
-                <w:sz w:val="18"/>
-                <w:szCs w:val="18"/>
                 <w:rtl w:val="0"/>
               </w:rPr>
               <w:t xml:space="preserve">09/10/2026</w:t>
@@ -2772,16 +2568,11 @@
               <w:ind w:left="0" w:right="0" w:firstLine="0"/>
               <w:jc w:val="left"/>
               <w:rPr>
-                <w:rFonts w:ascii="Tahoma" w:cs="Tahoma" w:eastAsia="Tahoma" w:hAnsi="Tahoma"/>
-                <w:b w:val="0"/>
-                <w:bCs w:val="0"/>
                 <w:i w:val="0"/>
                 <w:iCs w:val="0"/>
                 <w:smallCaps w:val="0"/>
                 <w:strike w:val="0"/>
                 <w:color w:val="000000"/>
-                <w:sz w:val="18"/>
-                <w:szCs w:val="18"/>
                 <w:u w:val="none"/>
                 <w:shd w:fill="auto" w:val="clear"/>
                 <w:vertAlign w:val="baseline"/>
@@ -2789,9 +2580,6 @@
             </w:pPr>
             <w:r>
               <w:rPr>
-                <w:rFonts w:ascii="Tahoma" w:cs="Tahoma" w:eastAsia="Tahoma" w:hAnsi="Tahoma"/>
-                <w:sz w:val="18"/>
-                <w:szCs w:val="18"/>
                 <w:rtl w:val="0"/>
               </w:rPr>
               <w:t xml:space="preserve">M</w:t>
@@ -2822,16 +2610,11 @@
               <w:ind w:left="0" w:right="0" w:firstLine="0"/>
               <w:jc w:val="left"/>
               <w:rPr>
-                <w:rFonts w:ascii="Tahoma" w:cs="Tahoma" w:eastAsia="Tahoma" w:hAnsi="Tahoma"/>
-                <w:b w:val="0"/>
-                <w:bCs w:val="0"/>
                 <w:i w:val="0"/>
                 <w:iCs w:val="0"/>
                 <w:smallCaps w:val="0"/>
                 <w:strike w:val="0"/>
                 <w:color w:val="000000"/>
-                <w:sz w:val="18"/>
-                <w:szCs w:val="18"/>
                 <w:u w:val="none"/>
                 <w:shd w:fill="auto" w:val="clear"/>
                 <w:vertAlign w:val="baseline"/>
@@ -2839,9 +2622,6 @@
             </w:pPr>
             <w:r>
               <w:rPr>
-                <w:rFonts w:ascii="Tahoma" w:cs="Tahoma" w:eastAsia="Tahoma" w:hAnsi="Tahoma"/>
-                <w:sz w:val="18"/>
-                <w:szCs w:val="18"/>
                 <w:rtl w:val="0"/>
               </w:rPr>
               <w:t xml:space="preserve">HuyDV</w:t>
@@ -2872,16 +2652,11 @@
               <w:ind w:left="0" w:right="0" w:firstLine="0"/>
               <w:jc w:val="left"/>
               <w:rPr>
-                <w:rFonts w:ascii="Tahoma" w:cs="Tahoma" w:eastAsia="Tahoma" w:hAnsi="Tahoma"/>
-                <w:b w:val="0"/>
-                <w:bCs w:val="0"/>
                 <w:i w:val="0"/>
                 <w:iCs w:val="0"/>
                 <w:smallCaps w:val="0"/>
                 <w:strike w:val="0"/>
                 <w:color w:val="000000"/>
-                <w:sz w:val="18"/>
-                <w:szCs w:val="18"/>
                 <w:u w:val="none"/>
                 <w:shd w:fill="auto" w:val="clear"/>
                 <w:vertAlign w:val="baseline"/>
@@ -2889,9 +2664,6 @@
             </w:pPr>
             <w:r>
               <w:rPr>
-                <w:rFonts w:ascii="Tahoma" w:cs="Tahoma" w:eastAsia="Tahoma" w:hAnsi="Tahoma"/>
-                <w:sz w:val="18"/>
-                <w:szCs w:val="18"/>
                 <w:rtl w:val="0"/>
               </w:rPr>
               <w:t xml:space="preserve">Modify existing solutions and proposed solutions</w:t>
@@ -2900,6 +2672,72 @@
               <w:rPr>
                 <w:rtl w:val="0"/>
               </w:rPr>
+            </w:r>
+          </w:p>
+        </w:tc>
+      </w:tr>
+      <w:tr>
+        <w:trPr>
+          <w:cantSplit w:val="0"/>
+          <w:tblHeader w:val="0"/>
+        </w:trPr>
+        <w:tc>
+          <w:tcPr/>
+          <w:p>
+            <w:pPr>
+              <w:spacing w:after="80" w:before="80" w:line="240" w:lineRule="auto"/>
+              <w:rPr/>
+            </w:pPr>
+            <w:r>
+              <w:rPr>
+                <w:rtl w:val="0"/>
+              </w:rPr>
+              <w:t xml:space="preserve">17/10/2026</w:t>
+            </w:r>
+          </w:p>
+        </w:tc>
+        <w:tc>
+          <w:tcPr/>
+          <w:p>
+            <w:pPr>
+              <w:spacing w:after="80" w:before="80" w:line="240" w:lineRule="auto"/>
+              <w:rPr/>
+            </w:pPr>
+            <w:r>
+              <w:rPr>
+                <w:rtl w:val="0"/>
+              </w:rPr>
+              <w:t xml:space="preserve">M</w:t>
+            </w:r>
+          </w:p>
+        </w:tc>
+        <w:tc>
+          <w:tcPr/>
+          <w:p>
+            <w:pPr>
+              <w:spacing w:after="80" w:before="80" w:line="240" w:lineRule="auto"/>
+              <w:rPr/>
+            </w:pPr>
+            <w:r>
+              <w:rPr>
+                <w:rtl w:val="0"/>
+              </w:rPr>
+              <w:t xml:space="preserve">TrangCTH</w:t>
+            </w:r>
+          </w:p>
+        </w:tc>
+        <w:tc>
+          <w:tcPr/>
+          <w:p>
+            <w:pPr>
+              <w:spacing w:after="80" w:before="80" w:line="240" w:lineRule="auto"/>
+              <w:rPr/>
+            </w:pPr>
+            <w:r>
+              <w:rPr>
+                <w:rtl w:val="0"/>
+              </w:rPr>
+              <w:t xml:space="preserve">Modify Major Features and Limitations &amp; Exclusions</w:t>
             </w:r>
           </w:p>
         </w:tc>
@@ -2928,16 +2766,11 @@
               <w:ind w:left="0" w:right="0" w:firstLine="0"/>
               <w:jc w:val="left"/>
               <w:rPr>
-                <w:rFonts w:ascii="Tahoma" w:cs="Tahoma" w:eastAsia="Tahoma" w:hAnsi="Tahoma"/>
-                <w:b w:val="0"/>
-                <w:bCs w:val="0"/>
                 <w:i w:val="0"/>
                 <w:iCs w:val="0"/>
                 <w:smallCaps w:val="0"/>
                 <w:strike w:val="0"/>
                 <w:color w:val="000000"/>
-                <w:sz w:val="18"/>
-                <w:szCs w:val="18"/>
                 <w:u w:val="none"/>
                 <w:shd w:fill="auto" w:val="clear"/>
                 <w:vertAlign w:val="baseline"/>
@@ -2969,16 +2802,11 @@
               <w:ind w:left="0" w:right="0" w:firstLine="0"/>
               <w:jc w:val="left"/>
               <w:rPr>
-                <w:rFonts w:ascii="Tahoma" w:cs="Tahoma" w:eastAsia="Tahoma" w:hAnsi="Tahoma"/>
-                <w:b w:val="0"/>
-                <w:bCs w:val="0"/>
                 <w:i w:val="0"/>
                 <w:iCs w:val="0"/>
                 <w:smallCaps w:val="0"/>
                 <w:strike w:val="0"/>
                 <w:color w:val="000000"/>
-                <w:sz w:val="18"/>
-                <w:szCs w:val="18"/>
                 <w:u w:val="none"/>
                 <w:shd w:fill="auto" w:val="clear"/>
                 <w:vertAlign w:val="baseline"/>
@@ -3010,16 +2838,11 @@
               <w:ind w:left="0" w:right="0" w:firstLine="0"/>
               <w:jc w:val="left"/>
               <w:rPr>
-                <w:rFonts w:ascii="Tahoma" w:cs="Tahoma" w:eastAsia="Tahoma" w:hAnsi="Tahoma"/>
-                <w:b w:val="0"/>
-                <w:bCs w:val="0"/>
                 <w:i w:val="0"/>
                 <w:iCs w:val="0"/>
                 <w:smallCaps w:val="0"/>
                 <w:strike w:val="0"/>
                 <w:color w:val="000000"/>
-                <w:sz w:val="18"/>
-                <w:szCs w:val="18"/>
                 <w:u w:val="none"/>
                 <w:shd w:fill="auto" w:val="clear"/>
                 <w:vertAlign w:val="baseline"/>
@@ -3051,16 +2874,11 @@
               <w:ind w:left="0" w:right="0" w:firstLine="0"/>
               <w:jc w:val="left"/>
               <w:rPr>
-                <w:rFonts w:ascii="Tahoma" w:cs="Tahoma" w:eastAsia="Tahoma" w:hAnsi="Tahoma"/>
-                <w:b w:val="0"/>
-                <w:bCs w:val="0"/>
                 <w:i w:val="0"/>
                 <w:iCs w:val="0"/>
                 <w:smallCaps w:val="0"/>
                 <w:strike w:val="0"/>
                 <w:color w:val="000000"/>
-                <w:sz w:val="18"/>
-                <w:szCs w:val="18"/>
                 <w:u w:val="none"/>
                 <w:shd w:fill="auto" w:val="clear"/>
                 <w:vertAlign w:val="baseline"/>
@@ -3098,16 +2916,11 @@
               <w:ind w:left="0" w:right="0" w:firstLine="0"/>
               <w:jc w:val="left"/>
               <w:rPr>
-                <w:rFonts w:ascii="Tahoma" w:cs="Tahoma" w:eastAsia="Tahoma" w:hAnsi="Tahoma"/>
-                <w:b w:val="0"/>
-                <w:bCs w:val="0"/>
                 <w:i w:val="0"/>
                 <w:iCs w:val="0"/>
                 <w:smallCaps w:val="0"/>
                 <w:strike w:val="0"/>
                 <w:color w:val="000000"/>
-                <w:sz w:val="18"/>
-                <w:szCs w:val="18"/>
                 <w:u w:val="none"/>
                 <w:shd w:fill="auto" w:val="clear"/>
                 <w:vertAlign w:val="baseline"/>
@@ -3139,16 +2952,11 @@
               <w:ind w:left="0" w:right="0" w:firstLine="0"/>
               <w:jc w:val="left"/>
               <w:rPr>
-                <w:rFonts w:ascii="Tahoma" w:cs="Tahoma" w:eastAsia="Tahoma" w:hAnsi="Tahoma"/>
-                <w:b w:val="0"/>
-                <w:bCs w:val="0"/>
                 <w:i w:val="0"/>
                 <w:iCs w:val="0"/>
                 <w:smallCaps w:val="0"/>
                 <w:strike w:val="0"/>
                 <w:color w:val="000000"/>
-                <w:sz w:val="18"/>
-                <w:szCs w:val="18"/>
                 <w:u w:val="none"/>
                 <w:shd w:fill="auto" w:val="clear"/>
                 <w:vertAlign w:val="baseline"/>
@@ -3180,16 +2988,11 @@
               <w:ind w:left="0" w:right="0" w:firstLine="0"/>
               <w:jc w:val="left"/>
               <w:rPr>
-                <w:rFonts w:ascii="Tahoma" w:cs="Tahoma" w:eastAsia="Tahoma" w:hAnsi="Tahoma"/>
-                <w:b w:val="0"/>
-                <w:bCs w:val="0"/>
                 <w:i w:val="0"/>
                 <w:iCs w:val="0"/>
                 <w:smallCaps w:val="0"/>
                 <w:strike w:val="0"/>
                 <w:color w:val="000000"/>
-                <w:sz w:val="18"/>
-                <w:szCs w:val="18"/>
                 <w:u w:val="none"/>
                 <w:shd w:fill="auto" w:val="clear"/>
                 <w:vertAlign w:val="baseline"/>
@@ -3221,16 +3024,11 @@
               <w:ind w:left="0" w:right="0" w:firstLine="0"/>
               <w:jc w:val="left"/>
               <w:rPr>
-                <w:rFonts w:ascii="Tahoma" w:cs="Tahoma" w:eastAsia="Tahoma" w:hAnsi="Tahoma"/>
-                <w:b w:val="0"/>
-                <w:bCs w:val="0"/>
                 <w:i w:val="0"/>
                 <w:iCs w:val="0"/>
                 <w:smallCaps w:val="0"/>
                 <w:strike w:val="0"/>
                 <w:color w:val="000000"/>
-                <w:sz w:val="18"/>
-                <w:szCs w:val="18"/>
                 <w:u w:val="none"/>
                 <w:shd w:fill="auto" w:val="clear"/>
                 <w:vertAlign w:val="baseline"/>
@@ -3268,16 +3066,11 @@
               <w:ind w:left="0" w:right="0" w:firstLine="0"/>
               <w:jc w:val="left"/>
               <w:rPr>
-                <w:rFonts w:ascii="Tahoma" w:cs="Tahoma" w:eastAsia="Tahoma" w:hAnsi="Tahoma"/>
-                <w:b w:val="0"/>
-                <w:bCs w:val="0"/>
                 <w:i w:val="0"/>
                 <w:iCs w:val="0"/>
                 <w:smallCaps w:val="0"/>
                 <w:strike w:val="0"/>
                 <w:color w:val="000000"/>
-                <w:sz w:val="18"/>
-                <w:szCs w:val="18"/>
                 <w:u w:val="none"/>
                 <w:shd w:fill="auto" w:val="clear"/>
                 <w:vertAlign w:val="baseline"/>
@@ -3309,16 +3102,11 @@
               <w:ind w:left="0" w:right="0" w:firstLine="0"/>
               <w:jc w:val="left"/>
               <w:rPr>
-                <w:rFonts w:ascii="Tahoma" w:cs="Tahoma" w:eastAsia="Tahoma" w:hAnsi="Tahoma"/>
-                <w:b w:val="0"/>
-                <w:bCs w:val="0"/>
                 <w:i w:val="0"/>
                 <w:iCs w:val="0"/>
                 <w:smallCaps w:val="0"/>
                 <w:strike w:val="0"/>
                 <w:color w:val="000000"/>
-                <w:sz w:val="18"/>
-                <w:szCs w:val="18"/>
                 <w:u w:val="none"/>
                 <w:shd w:fill="auto" w:val="clear"/>
                 <w:vertAlign w:val="baseline"/>
@@ -3350,16 +3138,11 @@
               <w:ind w:left="0" w:right="0" w:firstLine="0"/>
               <w:jc w:val="left"/>
               <w:rPr>
-                <w:rFonts w:ascii="Tahoma" w:cs="Tahoma" w:eastAsia="Tahoma" w:hAnsi="Tahoma"/>
-                <w:b w:val="0"/>
-                <w:bCs w:val="0"/>
                 <w:i w:val="0"/>
                 <w:iCs w:val="0"/>
                 <w:smallCaps w:val="0"/>
                 <w:strike w:val="0"/>
                 <w:color w:val="000000"/>
-                <w:sz w:val="18"/>
-                <w:szCs w:val="18"/>
                 <w:u w:val="none"/>
                 <w:shd w:fill="auto" w:val="clear"/>
                 <w:vertAlign w:val="baseline"/>
@@ -3391,16 +3174,11 @@
               <w:ind w:left="0" w:right="0" w:firstLine="0"/>
               <w:jc w:val="left"/>
               <w:rPr>
-                <w:rFonts w:ascii="Tahoma" w:cs="Tahoma" w:eastAsia="Tahoma" w:hAnsi="Tahoma"/>
-                <w:b w:val="0"/>
-                <w:bCs w:val="0"/>
                 <w:i w:val="0"/>
                 <w:iCs w:val="0"/>
                 <w:smallCaps w:val="0"/>
                 <w:strike w:val="0"/>
                 <w:color w:val="000000"/>
-                <w:sz w:val="18"/>
-                <w:szCs w:val="18"/>
                 <w:u w:val="none"/>
                 <w:shd w:fill="auto" w:val="clear"/>
                 <w:vertAlign w:val="baseline"/>
@@ -3438,16 +3216,11 @@
               <w:ind w:left="0" w:right="0" w:firstLine="0"/>
               <w:jc w:val="left"/>
               <w:rPr>
-                <w:rFonts w:ascii="Tahoma" w:cs="Tahoma" w:eastAsia="Tahoma" w:hAnsi="Tahoma"/>
-                <w:b w:val="0"/>
-                <w:bCs w:val="0"/>
                 <w:i w:val="0"/>
                 <w:iCs w:val="0"/>
                 <w:smallCaps w:val="0"/>
                 <w:strike w:val="0"/>
                 <w:color w:val="000000"/>
-                <w:sz w:val="18"/>
-                <w:szCs w:val="18"/>
                 <w:u w:val="none"/>
                 <w:shd w:fill="auto" w:val="clear"/>
                 <w:vertAlign w:val="baseline"/>
@@ -3479,16 +3252,11 @@
               <w:ind w:left="0" w:right="0" w:firstLine="0"/>
               <w:jc w:val="left"/>
               <w:rPr>
-                <w:rFonts w:ascii="Tahoma" w:cs="Tahoma" w:eastAsia="Tahoma" w:hAnsi="Tahoma"/>
-                <w:b w:val="0"/>
-                <w:bCs w:val="0"/>
                 <w:i w:val="0"/>
                 <w:iCs w:val="0"/>
                 <w:smallCaps w:val="0"/>
                 <w:strike w:val="0"/>
                 <w:color w:val="000000"/>
-                <w:sz w:val="18"/>
-                <w:szCs w:val="18"/>
                 <w:u w:val="none"/>
                 <w:shd w:fill="auto" w:val="clear"/>
                 <w:vertAlign w:val="baseline"/>
@@ -3520,16 +3288,11 @@
               <w:ind w:left="0" w:right="0" w:firstLine="0"/>
               <w:jc w:val="left"/>
               <w:rPr>
-                <w:rFonts w:ascii="Tahoma" w:cs="Tahoma" w:eastAsia="Tahoma" w:hAnsi="Tahoma"/>
-                <w:b w:val="0"/>
-                <w:bCs w:val="0"/>
                 <w:i w:val="0"/>
                 <w:iCs w:val="0"/>
                 <w:smallCaps w:val="0"/>
                 <w:strike w:val="0"/>
                 <w:color w:val="000000"/>
-                <w:sz w:val="18"/>
-                <w:szCs w:val="18"/>
                 <w:u w:val="none"/>
                 <w:shd w:fill="auto" w:val="clear"/>
                 <w:vertAlign w:val="baseline"/>
@@ -3561,16 +3324,11 @@
               <w:ind w:left="0" w:right="0" w:firstLine="0"/>
               <w:jc w:val="left"/>
               <w:rPr>
-                <w:rFonts w:ascii="Tahoma" w:cs="Tahoma" w:eastAsia="Tahoma" w:hAnsi="Tahoma"/>
-                <w:b w:val="0"/>
-                <w:bCs w:val="0"/>
                 <w:i w:val="0"/>
                 <w:iCs w:val="0"/>
                 <w:smallCaps w:val="0"/>
                 <w:strike w:val="0"/>
                 <w:color w:val="000000"/>
-                <w:sz w:val="18"/>
-                <w:szCs w:val="18"/>
                 <w:u w:val="none"/>
                 <w:shd w:fill="auto" w:val="clear"/>
                 <w:vertAlign w:val="baseline"/>
@@ -3608,16 +3366,13 @@
               <w:ind w:left="0" w:right="0" w:firstLine="0"/>
               <w:jc w:val="left"/>
               <w:rPr>
-                <w:rFonts w:ascii="Tahoma" w:cs="Tahoma" w:eastAsia="Tahoma" w:hAnsi="Tahoma"/>
-                <w:b w:val="0"/>
-                <w:bCs w:val="0"/>
                 <w:i w:val="0"/>
                 <w:iCs w:val="0"/>
                 <w:smallCaps w:val="0"/>
                 <w:strike w:val="0"/>
                 <w:color w:val="000000"/>
-                <w:sz w:val="18"/>
-                <w:szCs w:val="18"/>
+                <w:sz w:val="20"/>
+                <w:szCs w:val="20"/>
                 <w:u w:val="none"/>
                 <w:shd w:fill="auto" w:val="clear"/>
                 <w:vertAlign w:val="baseline"/>
@@ -3649,16 +3404,13 @@
               <w:ind w:left="0" w:right="0" w:firstLine="0"/>
               <w:jc w:val="left"/>
               <w:rPr>
-                <w:rFonts w:ascii="Tahoma" w:cs="Tahoma" w:eastAsia="Tahoma" w:hAnsi="Tahoma"/>
-                <w:b w:val="0"/>
-                <w:bCs w:val="0"/>
                 <w:i w:val="0"/>
                 <w:iCs w:val="0"/>
                 <w:smallCaps w:val="0"/>
                 <w:strike w:val="0"/>
                 <w:color w:val="000000"/>
-                <w:sz w:val="18"/>
-                <w:szCs w:val="18"/>
+                <w:sz w:val="20"/>
+                <w:szCs w:val="20"/>
                 <w:u w:val="none"/>
                 <w:shd w:fill="auto" w:val="clear"/>
                 <w:vertAlign w:val="baseline"/>
@@ -3690,16 +3442,13 @@
               <w:ind w:left="0" w:right="0" w:firstLine="0"/>
               <w:jc w:val="left"/>
               <w:rPr>
-                <w:rFonts w:ascii="Tahoma" w:cs="Tahoma" w:eastAsia="Tahoma" w:hAnsi="Tahoma"/>
-                <w:b w:val="0"/>
-                <w:bCs w:val="0"/>
                 <w:i w:val="0"/>
                 <w:iCs w:val="0"/>
                 <w:smallCaps w:val="0"/>
                 <w:strike w:val="0"/>
                 <w:color w:val="000000"/>
-                <w:sz w:val="18"/>
-                <w:szCs w:val="18"/>
+                <w:sz w:val="20"/>
+                <w:szCs w:val="20"/>
                 <w:u w:val="none"/>
                 <w:shd w:fill="auto" w:val="clear"/>
                 <w:vertAlign w:val="baseline"/>
@@ -3731,186 +3480,13 @@
               <w:ind w:left="0" w:right="0" w:firstLine="0"/>
               <w:jc w:val="left"/>
               <w:rPr>
-                <w:rFonts w:ascii="Tahoma" w:cs="Tahoma" w:eastAsia="Tahoma" w:hAnsi="Tahoma"/>
-                <w:b w:val="0"/>
-                <w:bCs w:val="0"/>
                 <w:i w:val="0"/>
                 <w:iCs w:val="0"/>
                 <w:smallCaps w:val="0"/>
                 <w:strike w:val="0"/>
                 <w:color w:val="000000"/>
-                <w:sz w:val="18"/>
-                <w:szCs w:val="18"/>
-                <w:u w:val="none"/>
-                <w:shd w:fill="auto" w:val="clear"/>
-                <w:vertAlign w:val="baseline"/>
-              </w:rPr>
-            </w:pPr>
-            <w:r>
-              <w:rPr>
-                <w:rtl w:val="0"/>
-              </w:rPr>
-            </w:r>
-          </w:p>
-        </w:tc>
-      </w:tr>
-      <w:tr>
-        <w:trPr>
-          <w:cantSplit w:val="0"/>
-          <w:tblHeader w:val="0"/>
-        </w:trPr>
-        <w:tc>
-          <w:tcPr/>
-          <w:p>
-            <w:pPr>
-              <w:keepNext w:val="0"/>
-              <w:keepLines w:val="0"/>
-              <w:widowControl w:val="1"/>
-              <w:pBdr>
-                <w:top w:space="0" w:sz="0" w:val="nil"/>
-                <w:left w:space="0" w:sz="0" w:val="nil"/>
-                <w:bottom w:space="0" w:sz="0" w:val="nil"/>
-                <w:right w:space="0" w:sz="0" w:val="nil"/>
-                <w:between w:space="0" w:sz="0" w:val="nil"/>
-              </w:pBdr>
-              <w:shd w:fill="auto" w:val="clear"/>
-              <w:spacing w:after="80" w:before="80" w:line="240" w:lineRule="auto"/>
-              <w:ind w:left="0" w:right="0" w:firstLine="0"/>
-              <w:jc w:val="left"/>
-              <w:rPr>
-                <w:rFonts w:ascii="Tahoma" w:cs="Tahoma" w:eastAsia="Tahoma" w:hAnsi="Tahoma"/>
-                <w:b w:val="0"/>
-                <w:bCs w:val="0"/>
-                <w:i w:val="0"/>
-                <w:iCs w:val="0"/>
-                <w:smallCaps w:val="0"/>
-                <w:strike w:val="0"/>
-                <w:color w:val="000000"/>
-                <w:sz w:val="18"/>
-                <w:szCs w:val="18"/>
-                <w:u w:val="none"/>
-                <w:shd w:fill="auto" w:val="clear"/>
-                <w:vertAlign w:val="baseline"/>
-              </w:rPr>
-            </w:pPr>
-            <w:r>
-              <w:rPr>
-                <w:rtl w:val="0"/>
-              </w:rPr>
-            </w:r>
-          </w:p>
-        </w:tc>
-        <w:tc>
-          <w:tcPr/>
-          <w:p>
-            <w:pPr>
-              <w:keepNext w:val="0"/>
-              <w:keepLines w:val="0"/>
-              <w:widowControl w:val="1"/>
-              <w:pBdr>
-                <w:top w:space="0" w:sz="0" w:val="nil"/>
-                <w:left w:space="0" w:sz="0" w:val="nil"/>
-                <w:bottom w:space="0" w:sz="0" w:val="nil"/>
-                <w:right w:space="0" w:sz="0" w:val="nil"/>
-                <w:between w:space="0" w:sz="0" w:val="nil"/>
-              </w:pBdr>
-              <w:shd w:fill="auto" w:val="clear"/>
-              <w:spacing w:after="80" w:before="80" w:line="240" w:lineRule="auto"/>
-              <w:ind w:left="0" w:right="0" w:firstLine="0"/>
-              <w:jc w:val="left"/>
-              <w:rPr>
-                <w:rFonts w:ascii="Tahoma" w:cs="Tahoma" w:eastAsia="Tahoma" w:hAnsi="Tahoma"/>
-                <w:b w:val="0"/>
-                <w:bCs w:val="0"/>
-                <w:i w:val="0"/>
-                <w:iCs w:val="0"/>
-                <w:smallCaps w:val="0"/>
-                <w:strike w:val="0"/>
-                <w:color w:val="000000"/>
-                <w:sz w:val="18"/>
-                <w:szCs w:val="18"/>
-                <w:u w:val="none"/>
-                <w:shd w:fill="auto" w:val="clear"/>
-                <w:vertAlign w:val="baseline"/>
-              </w:rPr>
-            </w:pPr>
-            <w:r>
-              <w:rPr>
-                <w:rtl w:val="0"/>
-              </w:rPr>
-            </w:r>
-          </w:p>
-        </w:tc>
-        <w:tc>
-          <w:tcPr/>
-          <w:p>
-            <w:pPr>
-              <w:keepNext w:val="0"/>
-              <w:keepLines w:val="0"/>
-              <w:widowControl w:val="1"/>
-              <w:pBdr>
-                <w:top w:space="0" w:sz="0" w:val="nil"/>
-                <w:left w:space="0" w:sz="0" w:val="nil"/>
-                <w:bottom w:space="0" w:sz="0" w:val="nil"/>
-                <w:right w:space="0" w:sz="0" w:val="nil"/>
-                <w:between w:space="0" w:sz="0" w:val="nil"/>
-              </w:pBdr>
-              <w:shd w:fill="auto" w:val="clear"/>
-              <w:spacing w:after="80" w:before="80" w:line="240" w:lineRule="auto"/>
-              <w:ind w:left="0" w:right="0" w:firstLine="0"/>
-              <w:jc w:val="left"/>
-              <w:rPr>
-                <w:rFonts w:ascii="Tahoma" w:cs="Tahoma" w:eastAsia="Tahoma" w:hAnsi="Tahoma"/>
-                <w:b w:val="0"/>
-                <w:bCs w:val="0"/>
-                <w:i w:val="0"/>
-                <w:iCs w:val="0"/>
-                <w:smallCaps w:val="0"/>
-                <w:strike w:val="0"/>
-                <w:color w:val="000000"/>
-                <w:sz w:val="18"/>
-                <w:szCs w:val="18"/>
-                <w:u w:val="none"/>
-                <w:shd w:fill="auto" w:val="clear"/>
-                <w:vertAlign w:val="baseline"/>
-              </w:rPr>
-            </w:pPr>
-            <w:r>
-              <w:rPr>
-                <w:rtl w:val="0"/>
-              </w:rPr>
-            </w:r>
-          </w:p>
-        </w:tc>
-        <w:tc>
-          <w:tcPr/>
-          <w:p>
-            <w:pPr>
-              <w:keepNext w:val="0"/>
-              <w:keepLines w:val="0"/>
-              <w:widowControl w:val="1"/>
-              <w:pBdr>
-                <w:top w:space="0" w:sz="0" w:val="nil"/>
-                <w:left w:space="0" w:sz="0" w:val="nil"/>
-                <w:bottom w:space="0" w:sz="0" w:val="nil"/>
-                <w:right w:space="0" w:sz="0" w:val="nil"/>
-                <w:between w:space="0" w:sz="0" w:val="nil"/>
-              </w:pBdr>
-              <w:shd w:fill="auto" w:val="clear"/>
-              <w:spacing w:after="80" w:before="80" w:line="240" w:lineRule="auto"/>
-              <w:ind w:left="0" w:right="0" w:firstLine="0"/>
-              <w:jc w:val="left"/>
-              <w:rPr>
-                <w:rFonts w:ascii="Tahoma" w:cs="Tahoma" w:eastAsia="Tahoma" w:hAnsi="Tahoma"/>
-                <w:b w:val="0"/>
-                <w:bCs w:val="0"/>
-                <w:i w:val="0"/>
-                <w:iCs w:val="0"/>
-                <w:smallCaps w:val="0"/>
-                <w:strike w:val="0"/>
-                <w:color w:val="000000"/>
-                <w:sz w:val="18"/>
-                <w:szCs w:val="18"/>
+                <w:sz w:val="20"/>
+                <w:szCs w:val="20"/>
                 <w:u w:val="none"/>
                 <w:shd w:fill="auto" w:val="clear"/>
                 <w:vertAlign w:val="baseline"/>
@@ -4033,9 +3609,6 @@
       </w:pPr>
       <w:r>
         <w:rPr>
-          <w:rFonts w:ascii="Calibri" w:cs="Calibri" w:eastAsia="Calibri" w:hAnsi="Calibri"/>
-          <w:b w:val="0"/>
-          <w:bCs w:val="0"/>
           <w:i w:val="0"/>
           <w:iCs w:val="0"/>
           <w:smallCaps w:val="0"/>
@@ -4099,9 +3672,6 @@
       </w:pPr>
       <w:r>
         <w:rPr>
-          <w:rFonts w:ascii="Calibri" w:cs="Calibri" w:eastAsia="Calibri" w:hAnsi="Calibri"/>
-          <w:b w:val="0"/>
-          <w:bCs w:val="0"/>
           <w:i w:val="0"/>
           <w:iCs w:val="0"/>
           <w:smallCaps w:val="0"/>
@@ -4176,9 +3746,6 @@
       </w:pPr>
       <w:r>
         <w:rPr>
-          <w:rFonts w:ascii="Calibri" w:cs="Calibri" w:eastAsia="Calibri" w:hAnsi="Calibri"/>
-          <w:b w:val="0"/>
-          <w:bCs w:val="0"/>
           <w:i w:val="0"/>
           <w:iCs w:val="0"/>
           <w:smallCaps w:val="0"/>
@@ -4253,9 +3820,6 @@
       </w:pPr>
       <w:r>
         <w:rPr>
-          <w:rFonts w:ascii="Calibri" w:cs="Calibri" w:eastAsia="Calibri" w:hAnsi="Calibri"/>
-          <w:b w:val="0"/>
-          <w:bCs w:val="0"/>
           <w:i w:val="0"/>
           <w:iCs w:val="0"/>
           <w:smallCaps w:val="0"/>
@@ -4272,7 +3836,6 @@
       </w:r>
       <w:r>
         <w:rPr>
-          <w:rFonts w:ascii="Calibri" w:cs="Calibri" w:eastAsia="Calibri" w:hAnsi="Calibri"/>
           <w:b w:val="1"/>
           <w:bCs w:val="1"/>
           <w:i w:val="1"/>
@@ -4343,9 +3906,6 @@
       </w:pPr>
       <w:r>
         <w:rPr>
-          <w:rFonts w:ascii="Calibri" w:cs="Calibri" w:eastAsia="Calibri" w:hAnsi="Calibri"/>
-          <w:b w:val="0"/>
-          <w:bCs w:val="0"/>
           <w:i w:val="0"/>
           <w:iCs w:val="0"/>
           <w:smallCaps w:val="0"/>
@@ -4501,6 +4061,7 @@
               <w:ind w:left="107" w:hanging="107"/>
               <w:jc w:val="both"/>
               <w:rPr>
+                <w:rFonts w:ascii="Calibri" w:cs="Calibri" w:eastAsia="Calibri" w:hAnsi="Calibri"/>
                 <w:b w:val="1"/>
                 <w:bCs w:val="1"/>
               </w:rPr>
@@ -4619,7 +4180,9 @@
             <w:pPr>
               <w:spacing w:line="254" w:lineRule="auto"/>
               <w:ind w:left="107" w:hanging="107"/>
-              <w:rPr/>
+              <w:rPr>
+                <w:rFonts w:ascii="Calibri" w:cs="Calibri" w:eastAsia="Calibri" w:hAnsi="Calibri"/>
+              </w:rPr>
             </w:pPr>
             <w:r>
               <w:rPr>
@@ -4720,7 +4283,9 @@
               <w:spacing w:line="252.00000000000003" w:lineRule="auto"/>
               <w:ind w:left="107" w:hanging="107"/>
               <w:jc w:val="both"/>
-              <w:rPr/>
+              <w:rPr>
+                <w:rFonts w:ascii="Calibri" w:cs="Calibri" w:eastAsia="Calibri" w:hAnsi="Calibri"/>
+              </w:rPr>
             </w:pPr>
             <w:r>
               <w:rPr>
@@ -4824,7 +4389,9 @@
               <w:spacing w:line="254" w:lineRule="auto"/>
               <w:ind w:left="107" w:hanging="107"/>
               <w:jc w:val="both"/>
-              <w:rPr/>
+              <w:rPr>
+                <w:rFonts w:ascii="Calibri" w:cs="Calibri" w:eastAsia="Calibri" w:hAnsi="Calibri"/>
+              </w:rPr>
             </w:pPr>
             <w:r>
               <w:rPr>
@@ -4928,7 +4495,9 @@
               <w:spacing w:line="254" w:lineRule="auto"/>
               <w:ind w:left="107" w:hanging="107"/>
               <w:jc w:val="both"/>
-              <w:rPr/>
+              <w:rPr>
+                <w:rFonts w:ascii="Calibri" w:cs="Calibri" w:eastAsia="Calibri" w:hAnsi="Calibri"/>
+              </w:rPr>
             </w:pPr>
             <w:r>
               <w:rPr>
@@ -5359,12 +4928,12 @@
           <wp:inline distB="114300" distT="114300" distL="114300" distR="114300">
             <wp:extent cx="5746440" cy="2514600"/>
             <wp:effectExtent b="0" l="0" r="0" t="0"/>
-            <wp:docPr id="9" name="image5.jpg"/>
+            <wp:docPr id="9" name="image7.jpg"/>
             <a:graphic>
               <a:graphicData uri="http://schemas.openxmlformats.org/drawingml/2006/picture">
                 <pic:pic>
                   <pic:nvPicPr>
-                    <pic:cNvPr id="0" name="image5.jpg"/>
+                    <pic:cNvPr id="0" name="image7.jpg"/>
                     <pic:cNvPicPr preferRelativeResize="0"/>
                   </pic:nvPicPr>
                   <pic:blipFill>
@@ -5436,12 +5005,12 @@
           <wp:inline distB="114300" distT="114300" distL="114300" distR="114300">
             <wp:extent cx="5746440" cy="2387600"/>
             <wp:effectExtent b="0" l="0" r="0" t="0"/>
-            <wp:docPr id="12" name="image2.png"/>
+            <wp:docPr id="12" name="image6.png"/>
             <a:graphic>
               <a:graphicData uri="http://schemas.openxmlformats.org/drawingml/2006/picture">
                 <pic:pic>
                   <pic:nvPicPr>
-                    <pic:cNvPr id="0" name="image2.png"/>
+                    <pic:cNvPr id="0" name="image6.png"/>
                     <pic:cNvPicPr preferRelativeResize="0"/>
                   </pic:nvPicPr>
                   <pic:blipFill>
@@ -5629,12 +5198,12 @@
           <wp:inline distB="114300" distT="114300" distL="114300" distR="114300">
             <wp:extent cx="5746440" cy="1892300"/>
             <wp:effectExtent b="0" l="0" r="0" t="0"/>
-            <wp:docPr id="8" name="image6.png"/>
+            <wp:docPr id="8" name="image2.png"/>
             <a:graphic>
               <a:graphicData uri="http://schemas.openxmlformats.org/drawingml/2006/picture">
                 <pic:pic>
                   <pic:nvPicPr>
-                    <pic:cNvPr id="0" name="image6.png"/>
+                    <pic:cNvPr id="0" name="image2.png"/>
                     <pic:cNvPicPr preferRelativeResize="0"/>
                   </pic:nvPicPr>
                   <pic:blipFill>
@@ -5740,12 +5309,12 @@
           <wp:inline distB="114300" distT="114300" distL="114300" distR="114300">
             <wp:extent cx="5746440" cy="2946400"/>
             <wp:effectExtent b="0" l="0" r="0" t="0"/>
-            <wp:docPr id="7" name="image7.png"/>
+            <wp:docPr id="7" name="image5.png"/>
             <a:graphic>
               <a:graphicData uri="http://schemas.openxmlformats.org/drawingml/2006/picture">
                 <pic:pic>
                   <pic:nvPicPr>
-                    <pic:cNvPr id="0" name="image7.png"/>
+                    <pic:cNvPr id="0" name="image5.png"/>
                     <pic:cNvPicPr preferRelativeResize="0"/>
                   </pic:nvPicPr>
                   <pic:blipFill>
@@ -5896,7 +5465,6 @@
             <w:pPr>
               <w:spacing w:after="0" w:line="240" w:lineRule="auto"/>
               <w:rPr>
-                <w:rFonts w:ascii="Calibri" w:cs="Calibri" w:eastAsia="Calibri" w:hAnsi="Calibri"/>
                 <w:b w:val="1"/>
                 <w:bCs w:val="1"/>
                 <w:i w:val="1"/>
@@ -5908,7 +5476,6 @@
             </w:pPr>
             <w:r>
               <w:rPr>
-                <w:rFonts w:ascii="Calibri" w:cs="Calibri" w:eastAsia="Calibri" w:hAnsi="Calibri"/>
                 <w:b w:val="1"/>
                 <w:bCs w:val="1"/>
                 <w:i w:val="1"/>
@@ -5937,7 +5504,6 @@
             <w:pPr>
               <w:spacing w:after="0" w:line="240" w:lineRule="auto"/>
               <w:rPr>
-                <w:rFonts w:ascii="Calibri" w:cs="Calibri" w:eastAsia="Calibri" w:hAnsi="Calibri"/>
                 <w:color w:val="000000"/>
                 <w:sz w:val="20"/>
                 <w:szCs w:val="20"/>
@@ -5992,7 +5558,6 @@
             <w:pPr>
               <w:spacing w:after="0" w:line="240" w:lineRule="auto"/>
               <w:rPr>
-                <w:rFonts w:ascii="Calibri" w:cs="Calibri" w:eastAsia="Calibri" w:hAnsi="Calibri"/>
                 <w:b w:val="1"/>
                 <w:bCs w:val="1"/>
                 <w:i w:val="1"/>
@@ -6004,7 +5569,6 @@
             </w:pPr>
             <w:r>
               <w:rPr>
-                <w:rFonts w:ascii="Calibri" w:cs="Calibri" w:eastAsia="Calibri" w:hAnsi="Calibri"/>
                 <w:b w:val="1"/>
                 <w:bCs w:val="1"/>
                 <w:i w:val="1"/>
@@ -6033,7 +5597,6 @@
             <w:pPr>
               <w:spacing w:after="0" w:line="240" w:lineRule="auto"/>
               <w:rPr>
-                <w:rFonts w:ascii="Calibri" w:cs="Calibri" w:eastAsia="Calibri" w:hAnsi="Calibri"/>
                 <w:color w:val="000000"/>
                 <w:sz w:val="20"/>
                 <w:szCs w:val="20"/>
@@ -6076,7 +5639,6 @@
             <w:pPr>
               <w:spacing w:after="0" w:line="240" w:lineRule="auto"/>
               <w:rPr>
-                <w:rFonts w:ascii="Calibri" w:cs="Calibri" w:eastAsia="Calibri" w:hAnsi="Calibri"/>
                 <w:b w:val="1"/>
                 <w:bCs w:val="1"/>
                 <w:i w:val="1"/>
@@ -6088,7 +5650,6 @@
             </w:pPr>
             <w:r>
               <w:rPr>
-                <w:rFonts w:ascii="Calibri" w:cs="Calibri" w:eastAsia="Calibri" w:hAnsi="Calibri"/>
                 <w:b w:val="1"/>
                 <w:bCs w:val="1"/>
                 <w:i w:val="1"/>
@@ -6117,7 +5678,6 @@
             <w:pPr>
               <w:spacing w:after="0" w:line="240" w:lineRule="auto"/>
               <w:rPr>
-                <w:rFonts w:ascii="Calibri" w:cs="Calibri" w:eastAsia="Calibri" w:hAnsi="Calibri"/>
                 <w:color w:val="000000"/>
                 <w:sz w:val="20"/>
                 <w:szCs w:val="20"/>
@@ -6160,7 +5720,6 @@
             <w:pPr>
               <w:spacing w:after="0" w:line="240" w:lineRule="auto"/>
               <w:rPr>
-                <w:rFonts w:ascii="Calibri" w:cs="Calibri" w:eastAsia="Calibri" w:hAnsi="Calibri"/>
                 <w:b w:val="1"/>
                 <w:bCs w:val="1"/>
                 <w:i w:val="1"/>
@@ -6172,7 +5731,6 @@
             </w:pPr>
             <w:r>
               <w:rPr>
-                <w:rFonts w:ascii="Calibri" w:cs="Calibri" w:eastAsia="Calibri" w:hAnsi="Calibri"/>
                 <w:b w:val="1"/>
                 <w:bCs w:val="1"/>
                 <w:i w:val="1"/>
@@ -6201,7 +5759,6 @@
             <w:pPr>
               <w:spacing w:after="0" w:line="240" w:lineRule="auto"/>
               <w:rPr>
-                <w:rFonts w:ascii="Calibri" w:cs="Calibri" w:eastAsia="Calibri" w:hAnsi="Calibri"/>
                 <w:color w:val="000000"/>
                 <w:sz w:val="20"/>
                 <w:szCs w:val="20"/>
@@ -6244,7 +5801,6 @@
             <w:pPr>
               <w:spacing w:after="0" w:line="240" w:lineRule="auto"/>
               <w:rPr>
-                <w:rFonts w:ascii="Calibri" w:cs="Calibri" w:eastAsia="Calibri" w:hAnsi="Calibri"/>
                 <w:b w:val="1"/>
                 <w:bCs w:val="1"/>
                 <w:i w:val="1"/>
@@ -6256,7 +5812,6 @@
             </w:pPr>
             <w:r>
               <w:rPr>
-                <w:rFonts w:ascii="Calibri" w:cs="Calibri" w:eastAsia="Calibri" w:hAnsi="Calibri"/>
                 <w:b w:val="1"/>
                 <w:bCs w:val="1"/>
                 <w:i w:val="1"/>
@@ -6285,7 +5840,6 @@
             <w:pPr>
               <w:spacing w:after="0" w:line="240" w:lineRule="auto"/>
               <w:rPr>
-                <w:rFonts w:ascii="Calibri" w:cs="Calibri" w:eastAsia="Calibri" w:hAnsi="Calibri"/>
                 <w:color w:val="000000"/>
                 <w:sz w:val="20"/>
                 <w:szCs w:val="20"/>
@@ -6328,7 +5882,6 @@
             <w:pPr>
               <w:spacing w:after="0" w:line="240" w:lineRule="auto"/>
               <w:rPr>
-                <w:rFonts w:ascii="Calibri" w:cs="Calibri" w:eastAsia="Calibri" w:hAnsi="Calibri"/>
                 <w:b w:val="1"/>
                 <w:bCs w:val="1"/>
                 <w:i w:val="1"/>
@@ -6340,7 +5893,6 @@
             </w:pPr>
             <w:r>
               <w:rPr>
-                <w:rFonts w:ascii="Calibri" w:cs="Calibri" w:eastAsia="Calibri" w:hAnsi="Calibri"/>
                 <w:b w:val="1"/>
                 <w:bCs w:val="1"/>
                 <w:i w:val="1"/>
@@ -6386,7 +5938,6 @@
             <w:pPr>
               <w:spacing w:after="0" w:line="240" w:lineRule="auto"/>
               <w:rPr>
-                <w:rFonts w:ascii="Calibri" w:cs="Calibri" w:eastAsia="Calibri" w:hAnsi="Calibri"/>
                 <w:color w:val="000000"/>
                 <w:sz w:val="20"/>
                 <w:szCs w:val="20"/>
@@ -6656,7 +6207,6 @@
             <w:pPr>
               <w:spacing w:after="0" w:line="240" w:lineRule="auto"/>
               <w:rPr>
-                <w:rFonts w:ascii="Calibri" w:cs="Calibri" w:eastAsia="Calibri" w:hAnsi="Calibri"/>
                 <w:b w:val="1"/>
                 <w:bCs w:val="1"/>
                 <w:i w:val="1"/>
@@ -6668,7 +6218,6 @@
             </w:pPr>
             <w:r>
               <w:rPr>
-                <w:rFonts w:ascii="Calibri" w:cs="Calibri" w:eastAsia="Calibri" w:hAnsi="Calibri"/>
                 <w:b w:val="1"/>
                 <w:bCs w:val="1"/>
                 <w:i w:val="1"/>
@@ -6697,7 +6246,6 @@
             <w:pPr>
               <w:spacing w:after="0" w:line="240" w:lineRule="auto"/>
               <w:rPr>
-                <w:rFonts w:ascii="Calibri" w:cs="Calibri" w:eastAsia="Calibri" w:hAnsi="Calibri"/>
                 <w:color w:val="000000"/>
                 <w:sz w:val="20"/>
                 <w:szCs w:val="20"/>
@@ -6740,7 +6288,6 @@
             <w:pPr>
               <w:spacing w:after="0" w:line="240" w:lineRule="auto"/>
               <w:rPr>
-                <w:rFonts w:ascii="Calibri" w:cs="Calibri" w:eastAsia="Calibri" w:hAnsi="Calibri"/>
                 <w:b w:val="1"/>
                 <w:bCs w:val="1"/>
                 <w:i w:val="1"/>
@@ -6752,7 +6299,6 @@
             </w:pPr>
             <w:r>
               <w:rPr>
-                <w:rFonts w:ascii="Calibri" w:cs="Calibri" w:eastAsia="Calibri" w:hAnsi="Calibri"/>
                 <w:b w:val="1"/>
                 <w:bCs w:val="1"/>
                 <w:i w:val="1"/>
@@ -6781,7 +6327,6 @@
             <w:pPr>
               <w:spacing w:after="0" w:line="240" w:lineRule="auto"/>
               <w:rPr>
-                <w:rFonts w:ascii="Calibri" w:cs="Calibri" w:eastAsia="Calibri" w:hAnsi="Calibri"/>
                 <w:color w:val="000000"/>
                 <w:sz w:val="20"/>
                 <w:szCs w:val="20"/>
@@ -6824,7 +6369,6 @@
             <w:pPr>
               <w:spacing w:after="0" w:line="240" w:lineRule="auto"/>
               <w:rPr>
-                <w:rFonts w:ascii="Calibri" w:cs="Calibri" w:eastAsia="Calibri" w:hAnsi="Calibri"/>
                 <w:b w:val="1"/>
                 <w:bCs w:val="1"/>
                 <w:i w:val="1"/>
@@ -6836,7 +6380,6 @@
             </w:pPr>
             <w:r>
               <w:rPr>
-                <w:rFonts w:ascii="Calibri" w:cs="Calibri" w:eastAsia="Calibri" w:hAnsi="Calibri"/>
                 <w:b w:val="1"/>
                 <w:bCs w:val="1"/>
                 <w:i w:val="1"/>
@@ -6865,7 +6408,6 @@
             <w:pPr>
               <w:spacing w:after="0" w:line="240" w:lineRule="auto"/>
               <w:rPr>
-                <w:rFonts w:ascii="Calibri" w:cs="Calibri" w:eastAsia="Calibri" w:hAnsi="Calibri"/>
                 <w:color w:val="000000"/>
                 <w:sz w:val="20"/>
                 <w:szCs w:val="20"/>
@@ -6908,7 +6450,6 @@
             <w:pPr>
               <w:spacing w:after="0" w:line="240" w:lineRule="auto"/>
               <w:rPr>
-                <w:rFonts w:ascii="Calibri" w:cs="Calibri" w:eastAsia="Calibri" w:hAnsi="Calibri"/>
                 <w:b w:val="1"/>
                 <w:bCs w:val="1"/>
                 <w:i w:val="1"/>
@@ -6920,7 +6461,6 @@
             </w:pPr>
             <w:r>
               <w:rPr>
-                <w:rFonts w:ascii="Calibri" w:cs="Calibri" w:eastAsia="Calibri" w:hAnsi="Calibri"/>
                 <w:b w:val="1"/>
                 <w:bCs w:val="1"/>
                 <w:i w:val="1"/>
@@ -6949,7 +6489,6 @@
             <w:pPr>
               <w:spacing w:after="0" w:line="240" w:lineRule="auto"/>
               <w:rPr>
-                <w:rFonts w:ascii="Calibri" w:cs="Calibri" w:eastAsia="Calibri" w:hAnsi="Calibri"/>
                 <w:color w:val="000000"/>
                 <w:sz w:val="20"/>
                 <w:szCs w:val="20"/>
@@ -6992,7 +6531,6 @@
             <w:pPr>
               <w:spacing w:after="0" w:line="240" w:lineRule="auto"/>
               <w:rPr>
-                <w:rFonts w:ascii="Calibri" w:cs="Calibri" w:eastAsia="Calibri" w:hAnsi="Calibri"/>
                 <w:b w:val="1"/>
                 <w:bCs w:val="1"/>
                 <w:i w:val="1"/>
@@ -7004,7 +6542,6 @@
             </w:pPr>
             <w:r>
               <w:rPr>
-                <w:rFonts w:ascii="Calibri" w:cs="Calibri" w:eastAsia="Calibri" w:hAnsi="Calibri"/>
                 <w:b w:val="1"/>
                 <w:bCs w:val="1"/>
                 <w:i w:val="1"/>
@@ -7033,7 +6570,6 @@
             <w:pPr>
               <w:spacing w:after="0" w:line="240" w:lineRule="auto"/>
               <w:rPr>
-                <w:rFonts w:ascii="Calibri" w:cs="Calibri" w:eastAsia="Calibri" w:hAnsi="Calibri"/>
                 <w:color w:val="000000"/>
                 <w:sz w:val="20"/>
                 <w:szCs w:val="20"/>
@@ -10134,7 +9670,6 @@
             <w:pPr>
               <w:spacing w:after="0" w:line="240" w:lineRule="auto"/>
               <w:rPr>
-                <w:rFonts w:ascii="Calibri" w:cs="Calibri" w:eastAsia="Calibri" w:hAnsi="Calibri"/>
                 <w:b w:val="1"/>
                 <w:bCs w:val="1"/>
                 <w:color w:val="000000"/>
@@ -10144,7 +9679,6 @@
             </w:pPr>
             <w:r>
               <w:rPr>
-                <w:rFonts w:ascii="Calibri" w:cs="Calibri" w:eastAsia="Calibri" w:hAnsi="Calibri"/>
                 <w:b w:val="1"/>
                 <w:bCs w:val="1"/>
                 <w:color w:val="000000"/>
@@ -10170,7 +9704,6 @@
             <w:pPr>
               <w:spacing w:after="0" w:line="240" w:lineRule="auto"/>
               <w:rPr>
-                <w:rFonts w:ascii="Calibri" w:cs="Calibri" w:eastAsia="Calibri" w:hAnsi="Calibri"/>
                 <w:b w:val="1"/>
                 <w:bCs w:val="1"/>
                 <w:color w:val="000000"/>
@@ -10180,7 +9713,6 @@
             </w:pPr>
             <w:r>
               <w:rPr>
-                <w:rFonts w:ascii="Calibri" w:cs="Calibri" w:eastAsia="Calibri" w:hAnsi="Calibri"/>
                 <w:b w:val="1"/>
                 <w:bCs w:val="1"/>
                 <w:color w:val="000000"/>
@@ -10206,7 +9738,6 @@
             <w:pPr>
               <w:spacing w:after="0" w:line="240" w:lineRule="auto"/>
               <w:rPr>
-                <w:rFonts w:ascii="Calibri" w:cs="Calibri" w:eastAsia="Calibri" w:hAnsi="Calibri"/>
                 <w:b w:val="1"/>
                 <w:bCs w:val="1"/>
                 <w:color w:val="000000"/>
@@ -10216,7 +9747,6 @@
             </w:pPr>
             <w:r>
               <w:rPr>
-                <w:rFonts w:ascii="Calibri" w:cs="Calibri" w:eastAsia="Calibri" w:hAnsi="Calibri"/>
                 <w:b w:val="1"/>
                 <w:bCs w:val="1"/>
                 <w:color w:val="000000"/>
@@ -10242,7 +9772,6 @@
             <w:pPr>
               <w:spacing w:after="0" w:line="240" w:lineRule="auto"/>
               <w:rPr>
-                <w:rFonts w:ascii="Calibri" w:cs="Calibri" w:eastAsia="Calibri" w:hAnsi="Calibri"/>
                 <w:b w:val="1"/>
                 <w:bCs w:val="1"/>
                 <w:color w:val="000000"/>
@@ -10252,7 +9781,6 @@
             </w:pPr>
             <w:r>
               <w:rPr>
-                <w:rFonts w:ascii="Calibri" w:cs="Calibri" w:eastAsia="Calibri" w:hAnsi="Calibri"/>
                 <w:b w:val="1"/>
                 <w:bCs w:val="1"/>
                 <w:color w:val="000000"/>
@@ -10285,15 +9813,13 @@
             <w:pPr>
               <w:spacing w:after="0" w:line="240" w:lineRule="auto"/>
               <w:rPr>
-                <w:rFonts w:ascii="Calibri" w:cs="Calibri" w:eastAsia="Calibri" w:hAnsi="Calibri"/>
-                <w:color w:val="000000"/>
-                <w:sz w:val="20"/>
-                <w:szCs w:val="20"/>
-              </w:rPr>
-            </w:pPr>
-            <w:r>
-              <w:rPr>
-                <w:rFonts w:ascii="Calibri" w:cs="Calibri" w:eastAsia="Calibri" w:hAnsi="Calibri"/>
+                <w:color w:val="000000"/>
+                <w:sz w:val="20"/>
+                <w:szCs w:val="20"/>
+              </w:rPr>
+            </w:pPr>
+            <w:r>
+              <w:rPr>
                 <w:color w:val="000000"/>
                 <w:sz w:val="20"/>
                 <w:szCs w:val="20"/>
@@ -10317,7 +9843,6 @@
             <w:pPr>
               <w:spacing w:after="0" w:lineRule="auto"/>
               <w:rPr>
-                <w:rFonts w:ascii="Calibri" w:cs="Calibri" w:eastAsia="Calibri" w:hAnsi="Calibri"/>
                 <w:color w:val="000000"/>
                 <w:sz w:val="20"/>
                 <w:szCs w:val="20"/>
@@ -10350,19 +9875,18 @@
             <w:pPr>
               <w:spacing w:after="0" w:line="240" w:lineRule="auto"/>
               <w:rPr>
-                <w:rFonts w:ascii="Calibri" w:cs="Calibri" w:eastAsia="Calibri" w:hAnsi="Calibri"/>
-                <w:color w:val="000000"/>
-                <w:sz w:val="20"/>
-                <w:szCs w:val="20"/>
-              </w:rPr>
-            </w:pPr>
-            <w:r>
-              <w:rPr>
-                <w:sz w:val="20"/>
-                <w:szCs w:val="20"/>
-                <w:rtl w:val="0"/>
-              </w:rPr>
-              <w:t xml:space="preserve">GCMB manages user accounts, role-based access, password recovery, and audit logs for the four business roles: Head Office Manager, Branch Manager, Receptionist, and Accountant. It also supports branch setup, room categories, time-based pricing, combo packages, and room records, with administrative actions restricted according to each role’s authority. </w:t>
+                <w:color w:val="000000"/>
+                <w:sz w:val="20"/>
+                <w:szCs w:val="20"/>
+              </w:rPr>
+            </w:pPr>
+            <w:r>
+              <w:rPr>
+                <w:sz w:val="20"/>
+                <w:szCs w:val="20"/>
+                <w:rtl w:val="0"/>
+              </w:rPr>
+              <w:t xml:space="preserve">GCMB manages user accounts, role-based access, password recovery, and audit logs for the four business roles: Head Office Manager, Branch Manager, Receptionist, and Accountant. It also supports branch setup and Branch Manager assignments, with administrative actions restricted according to each role’s authority and permitted branch scope. </w:t>
             </w:r>
             <w:r>
               <w:rPr>
@@ -10385,7 +9909,6 @@
             <w:pPr>
               <w:spacing w:after="0" w:line="240" w:lineRule="auto"/>
               <w:rPr>
-                <w:rFonts w:ascii="Calibri" w:cs="Calibri" w:eastAsia="Calibri" w:hAnsi="Calibri"/>
                 <w:color w:val="000000"/>
                 <w:sz w:val="20"/>
                 <w:szCs w:val="20"/>
@@ -10427,15 +9950,13 @@
             <w:pPr>
               <w:spacing w:after="0" w:line="240" w:lineRule="auto"/>
               <w:rPr>
-                <w:rFonts w:ascii="Calibri" w:cs="Calibri" w:eastAsia="Calibri" w:hAnsi="Calibri"/>
-                <w:color w:val="000000"/>
-                <w:sz w:val="20"/>
-                <w:szCs w:val="20"/>
-              </w:rPr>
-            </w:pPr>
-            <w:r>
-              <w:rPr>
-                <w:rFonts w:ascii="Calibri" w:cs="Calibri" w:eastAsia="Calibri" w:hAnsi="Calibri"/>
+                <w:color w:val="000000"/>
+                <w:sz w:val="20"/>
+                <w:szCs w:val="20"/>
+              </w:rPr>
+            </w:pPr>
+            <w:r>
+              <w:rPr>
                 <w:color w:val="000000"/>
                 <w:sz w:val="20"/>
                 <w:szCs w:val="20"/>
@@ -10459,7 +9980,6 @@
             <w:pPr>
               <w:spacing w:after="0" w:lineRule="auto"/>
               <w:rPr>
-                <w:rFonts w:ascii="Calibri" w:cs="Calibri" w:eastAsia="Calibri" w:hAnsi="Calibri"/>
                 <w:color w:val="000000"/>
                 <w:sz w:val="20"/>
                 <w:szCs w:val="20"/>
@@ -10494,19 +10014,18 @@
             <w:pPr>
               <w:spacing w:after="0" w:line="240" w:lineRule="auto"/>
               <w:rPr>
-                <w:rFonts w:ascii="Calibri" w:cs="Calibri" w:eastAsia="Calibri" w:hAnsi="Calibri"/>
-                <w:color w:val="000000"/>
-                <w:sz w:val="20"/>
-                <w:szCs w:val="20"/>
-              </w:rPr>
-            </w:pPr>
-            <w:r>
-              <w:rPr>
-                <w:sz w:val="20"/>
-                <w:szCs w:val="20"/>
-                <w:rtl w:val="0"/>
-              </w:rPr>
-              <w:t xml:space="preserve">GCMB records walk-in and advance bookings entered by Receptionists, and supports booking updates, cancellation, check-in, room changes, stay extensions, and no-show handling. It tracks room status, records booking deposits and eligible refunds, and generates checkout bills that account for room charges, overtime, food and beverage, service charges, deposits, and manually entered discounts. Payments can be recorded as cash or confirmed QR payments. </w:t>
+                <w:color w:val="000000"/>
+                <w:sz w:val="20"/>
+                <w:szCs w:val="20"/>
+              </w:rPr>
+            </w:pPr>
+            <w:r>
+              <w:rPr>
+                <w:sz w:val="20"/>
+                <w:szCs w:val="20"/>
+                <w:rtl w:val="0"/>
+              </w:rPr>
+              <w:t xml:space="preserve">GCMB manages room types, time-based room prices, combo packages, room records, and room operating status. It records walk-in and advance bookings entered by Receptionists and supports booking updates, cancellation, check-in, room changes, stay extensions, and no-show handling. It manages the food and beverage menu and links orders to active room bookings. It also records booking deposits and eligible refunds and generates checkout bills covering room charges, overtime, food and beverage, service charges, deposits, and manually entered discounts. Payments can be recorded as cash or confirmed QR payments. </w:t>
             </w:r>
             <w:r>
               <w:rPr>
@@ -10529,7 +10048,6 @@
             <w:pPr>
               <w:spacing w:after="0" w:line="240" w:lineRule="auto"/>
               <w:rPr>
-                <w:rFonts w:ascii="Calibri" w:cs="Calibri" w:eastAsia="Calibri" w:hAnsi="Calibri"/>
                 <w:color w:val="000000"/>
                 <w:sz w:val="20"/>
                 <w:szCs w:val="20"/>
@@ -10571,15 +10089,13 @@
             <w:pPr>
               <w:spacing w:after="0" w:line="240" w:lineRule="auto"/>
               <w:rPr>
-                <w:rFonts w:ascii="Calibri" w:cs="Calibri" w:eastAsia="Calibri" w:hAnsi="Calibri"/>
-                <w:color w:val="000000"/>
-                <w:sz w:val="20"/>
-                <w:szCs w:val="20"/>
-              </w:rPr>
-            </w:pPr>
-            <w:r>
-              <w:rPr>
-                <w:rFonts w:ascii="Calibri" w:cs="Calibri" w:eastAsia="Calibri" w:hAnsi="Calibri"/>
+                <w:color w:val="000000"/>
+                <w:sz w:val="20"/>
+                <w:szCs w:val="20"/>
+              </w:rPr>
+            </w:pPr>
+            <w:r>
+              <w:rPr>
                 <w:color w:val="000000"/>
                 <w:sz w:val="20"/>
                 <w:szCs w:val="20"/>
@@ -10637,19 +10153,18 @@
             <w:pPr>
               <w:spacing w:after="0" w:line="240" w:lineRule="auto"/>
               <w:rPr>
-                <w:rFonts w:ascii="Calibri" w:cs="Calibri" w:eastAsia="Calibri" w:hAnsi="Calibri"/>
-                <w:color w:val="000000"/>
-                <w:sz w:val="20"/>
-                <w:szCs w:val="20"/>
-              </w:rPr>
-            </w:pPr>
-            <w:r>
-              <w:rPr>
-                <w:sz w:val="20"/>
-                <w:szCs w:val="20"/>
-                <w:rtl w:val="0"/>
-              </w:rPr>
-              <w:t xml:space="preserve">GCMB manages the menu and links food and beverage orders to an active room booking. It tracks inventory levels and stock movements, including receipts, sales deductions, and reason-recorded adjustments. The system also records equipment assets and incidents, supports repair planning and outcome tracking, and manages purchase or replacement proposals and approvals. </w:t>
+                <w:color w:val="000000"/>
+                <w:sz w:val="20"/>
+                <w:szCs w:val="20"/>
+              </w:rPr>
+            </w:pPr>
+            <w:r>
+              <w:rPr>
+                <w:sz w:val="20"/>
+                <w:szCs w:val="20"/>
+                <w:rtl w:val="0"/>
+              </w:rPr>
+              <w:t xml:space="preserve">GCMB tracks inventory levels and stock movements, including receipts, sales deductions, and adjustments with recorded reasons. It manages equipment categories and assets, records equipment incidents, and supports incident assessment, repair planning, repair outcome tracking, and cross-branch equipment transfers with handover and receipt confirmations. Purchase or replacement payment requests and approvals are handled under Business Performance Management. </w:t>
             </w:r>
             <w:r>
               <w:rPr>
@@ -10672,7 +10187,6 @@
             <w:pPr>
               <w:spacing w:after="0" w:line="240" w:lineRule="auto"/>
               <w:rPr>
-                <w:rFonts w:ascii="Calibri" w:cs="Calibri" w:eastAsia="Calibri" w:hAnsi="Calibri"/>
                 <w:color w:val="000000"/>
                 <w:sz w:val="20"/>
                 <w:szCs w:val="20"/>
@@ -10714,15 +10228,13 @@
             <w:pPr>
               <w:spacing w:after="0" w:line="240" w:lineRule="auto"/>
               <w:rPr>
-                <w:rFonts w:ascii="Calibri" w:cs="Calibri" w:eastAsia="Calibri" w:hAnsi="Calibri"/>
-                <w:color w:val="000000"/>
-                <w:sz w:val="20"/>
-                <w:szCs w:val="20"/>
-              </w:rPr>
-            </w:pPr>
-            <w:r>
-              <w:rPr>
-                <w:rFonts w:ascii="Calibri" w:cs="Calibri" w:eastAsia="Calibri" w:hAnsi="Calibri"/>
+                <w:color w:val="000000"/>
+                <w:sz w:val="20"/>
+                <w:szCs w:val="20"/>
+              </w:rPr>
+            </w:pPr>
+            <w:r>
+              <w:rPr>
                 <w:color w:val="000000"/>
                 <w:sz w:val="20"/>
                 <w:szCs w:val="20"/>
@@ -10746,7 +10258,6 @@
             <w:pPr>
               <w:spacing w:after="0" w:lineRule="auto"/>
               <w:rPr>
-                <w:rFonts w:ascii="Calibri" w:cs="Calibri" w:eastAsia="Calibri" w:hAnsi="Calibri"/>
                 <w:color w:val="000000"/>
                 <w:sz w:val="20"/>
                 <w:szCs w:val="20"/>
@@ -10779,7 +10290,6 @@
             <w:pPr>
               <w:spacing w:after="0" w:line="240" w:lineRule="auto"/>
               <w:rPr>
-                <w:rFonts w:ascii="Calibri" w:cs="Calibri" w:eastAsia="Calibri" w:hAnsi="Calibri"/>
                 <w:color w:val="000000"/>
                 <w:sz w:val="20"/>
                 <w:szCs w:val="20"/>
@@ -10814,7 +10324,6 @@
             <w:pPr>
               <w:spacing w:after="0" w:line="240" w:lineRule="auto"/>
               <w:rPr>
-                <w:rFonts w:ascii="Calibri" w:cs="Calibri" w:eastAsia="Calibri" w:hAnsi="Calibri"/>
                 <w:color w:val="000000"/>
                 <w:sz w:val="20"/>
                 <w:szCs w:val="20"/>
@@ -10856,15 +10365,13 @@
             <w:pPr>
               <w:spacing w:after="0" w:line="240" w:lineRule="auto"/>
               <w:rPr>
-                <w:rFonts w:ascii="Calibri" w:cs="Calibri" w:eastAsia="Calibri" w:hAnsi="Calibri"/>
-                <w:color w:val="000000"/>
-                <w:sz w:val="20"/>
-                <w:szCs w:val="20"/>
-              </w:rPr>
-            </w:pPr>
-            <w:r>
-              <w:rPr>
-                <w:rFonts w:ascii="Calibri" w:cs="Calibri" w:eastAsia="Calibri" w:hAnsi="Calibri"/>
+                <w:color w:val="000000"/>
+                <w:sz w:val="20"/>
+                <w:szCs w:val="20"/>
+              </w:rPr>
+            </w:pPr>
+            <w:r>
+              <w:rPr>
                 <w:color w:val="000000"/>
                 <w:sz w:val="20"/>
                 <w:szCs w:val="20"/>
@@ -10922,7 +10429,6 @@
             <w:pPr>
               <w:spacing w:after="0" w:line="240" w:lineRule="auto"/>
               <w:rPr>
-                <w:rFonts w:ascii="Calibri" w:cs="Calibri" w:eastAsia="Calibri" w:hAnsi="Calibri"/>
                 <w:color w:val="000000"/>
                 <w:sz w:val="20"/>
                 <w:szCs w:val="20"/>
@@ -10957,7 +10463,6 @@
             <w:pPr>
               <w:spacing w:after="0" w:line="240" w:lineRule="auto"/>
               <w:rPr>
-                <w:rFonts w:ascii="Calibri" w:cs="Calibri" w:eastAsia="Calibri" w:hAnsi="Calibri"/>
                 <w:color w:val="000000"/>
                 <w:sz w:val="20"/>
                 <w:szCs w:val="20"/>
@@ -10982,9 +10487,11 @@
     </w:tbl>
     <w:p>
       <w:pPr>
-        <w:jc w:val="both"/>
+        <w:pStyle w:val="Heading2"/>
         <w:rPr/>
       </w:pPr>
+      <w:bookmarkStart w:colFirst="0" w:colLast="0" w:name="_heading=h.ak5qcuqzkvye" w:id="21"/>
+      <w:bookmarkEnd w:id="21"/>
       <w:r>
         <w:rPr>
           <w:rtl w:val="0"/>
@@ -10996,71 +10503,14 @@
         <w:pStyle w:val="Heading2"/>
         <w:rPr/>
       </w:pPr>
-      <w:bookmarkStart w:colFirst="0" w:colLast="0" w:name="_heading=h.gkbgyiv9ft9n" w:id="21"/>
-      <w:bookmarkEnd w:id="21"/>
+      <w:bookmarkStart w:colFirst="0" w:colLast="0" w:name="_heading=h.abf702ut2f2p" w:id="22"/>
+      <w:bookmarkEnd w:id="22"/>
       <w:r>
         <w:rPr>
           <w:rtl w:val="0"/>
         </w:rPr>
-      </w:r>
-    </w:p>
-    <w:p>
-      <w:pPr>
-        <w:pStyle w:val="Heading2"/>
-        <w:rPr/>
-      </w:pPr>
-      <w:bookmarkStart w:colFirst="0" w:colLast="0" w:name="_heading=h.vh9m19w04j6q" w:id="22"/>
-      <w:bookmarkEnd w:id="22"/>
-      <w:r>
-        <w:rPr>
-          <w:rtl w:val="0"/>
-        </w:rPr>
-      </w:r>
-    </w:p>
-    <w:p>
-      <w:pPr>
-        <w:pStyle w:val="Heading2"/>
-        <w:rPr/>
-      </w:pPr>
-      <w:bookmarkStart w:colFirst="0" w:colLast="0" w:name="_heading=h.db9b81aksu40" w:id="23"/>
-      <w:bookmarkEnd w:id="23"/>
-      <w:r>
-        <w:rPr>
-          <w:rtl w:val="0"/>
-        </w:rPr>
-      </w:r>
-    </w:p>
-    <w:p>
-      <w:pPr>
-        <w:pStyle w:val="Heading2"/>
-        <w:rPr/>
-      </w:pPr>
-      <w:bookmarkStart w:colFirst="0" w:colLast="0" w:name="_heading=h.ak5qcuqzkvye" w:id="24"/>
-      <w:bookmarkEnd w:id="24"/>
-      <w:r>
-        <w:rPr>
-          <w:rtl w:val="0"/>
-        </w:rPr>
-      </w:r>
-    </w:p>
-    <w:p>
-      <w:pPr>
-        <w:pStyle w:val="Heading2"/>
-        <w:rPr/>
-      </w:pPr>
-      <w:bookmarkStart w:colFirst="0" w:colLast="0" w:name="_heading=h.abf702ut2f2p" w:id="25"/>
-      <w:bookmarkEnd w:id="25"/>
-      <w:r>
-        <w:rPr>
-          <w:rtl w:val="0"/>
-        </w:rPr>
         <w:t xml:space="preserve">2. Limitations &amp; Exclusions</w:t>
       </w:r>
-    </w:p>
-    <w:p>
-      <w:pPr>
-        <w:rPr/>
-      </w:pPr>
       <w:r>
         <w:rPr>
           <w:rtl w:val="0"/>
@@ -11107,7 +10557,6 @@
             <w:pPr>
               <w:spacing w:after="0" w:line="240" w:lineRule="auto"/>
               <w:rPr>
-                <w:rFonts w:ascii="Calibri" w:cs="Calibri" w:eastAsia="Calibri" w:hAnsi="Calibri"/>
                 <w:b w:val="1"/>
                 <w:bCs w:val="1"/>
                 <w:color w:val="000000"/>
@@ -11117,7 +10566,6 @@
             </w:pPr>
             <w:r>
               <w:rPr>
-                <w:rFonts w:ascii="Calibri" w:cs="Calibri" w:eastAsia="Calibri" w:hAnsi="Calibri"/>
                 <w:b w:val="1"/>
                 <w:bCs w:val="1"/>
                 <w:color w:val="000000"/>
@@ -11143,7 +10591,6 @@
             <w:pPr>
               <w:spacing w:after="0" w:line="240" w:lineRule="auto"/>
               <w:rPr>
-                <w:rFonts w:ascii="Calibri" w:cs="Calibri" w:eastAsia="Calibri" w:hAnsi="Calibri"/>
                 <w:b w:val="1"/>
                 <w:bCs w:val="1"/>
                 <w:color w:val="000000"/>
@@ -11153,7 +10600,6 @@
             </w:pPr>
             <w:r>
               <w:rPr>
-                <w:rFonts w:ascii="Calibri" w:cs="Calibri" w:eastAsia="Calibri" w:hAnsi="Calibri"/>
                 <w:b w:val="1"/>
                 <w:bCs w:val="1"/>
                 <w:color w:val="000000"/>
@@ -11179,7 +10625,6 @@
             <w:pPr>
               <w:spacing w:after="0" w:line="240" w:lineRule="auto"/>
               <w:rPr>
-                <w:rFonts w:ascii="Calibri" w:cs="Calibri" w:eastAsia="Calibri" w:hAnsi="Calibri"/>
                 <w:b w:val="1"/>
                 <w:bCs w:val="1"/>
                 <w:color w:val="000000"/>
@@ -11189,7 +10634,6 @@
             </w:pPr>
             <w:r>
               <w:rPr>
-                <w:rFonts w:ascii="Calibri" w:cs="Calibri" w:eastAsia="Calibri" w:hAnsi="Calibri"/>
                 <w:b w:val="1"/>
                 <w:bCs w:val="1"/>
                 <w:color w:val="000000"/>
@@ -11222,15 +10666,13 @@
             <w:pPr>
               <w:spacing w:after="0" w:line="240" w:lineRule="auto"/>
               <w:rPr>
-                <w:rFonts w:ascii="Calibri" w:cs="Calibri" w:eastAsia="Calibri" w:hAnsi="Calibri"/>
-                <w:color w:val="000000"/>
-                <w:sz w:val="20"/>
-                <w:szCs w:val="20"/>
-              </w:rPr>
-            </w:pPr>
-            <w:r>
-              <w:rPr>
-                <w:rFonts w:ascii="Calibri" w:cs="Calibri" w:eastAsia="Calibri" w:hAnsi="Calibri"/>
+                <w:color w:val="000000"/>
+                <w:sz w:val="20"/>
+                <w:szCs w:val="20"/>
+              </w:rPr>
+            </w:pPr>
+            <w:r>
+              <w:rPr>
                 <w:color w:val="000000"/>
                 <w:sz w:val="20"/>
                 <w:szCs w:val="20"/>
@@ -11254,7 +10696,6 @@
             <w:pPr>
               <w:spacing w:after="0" w:line="240" w:lineRule="auto"/>
               <w:rPr>
-                <w:rFonts w:ascii="Calibri" w:cs="Calibri" w:eastAsia="Calibri" w:hAnsi="Calibri"/>
                 <w:color w:val="000000"/>
                 <w:sz w:val="20"/>
                 <w:szCs w:val="20"/>
@@ -11289,7 +10730,6 @@
             <w:pPr>
               <w:spacing w:after="0" w:line="240" w:lineRule="auto"/>
               <w:rPr>
-                <w:rFonts w:ascii="Calibri" w:cs="Calibri" w:eastAsia="Calibri" w:hAnsi="Calibri"/>
                 <w:color w:val="000000"/>
                 <w:sz w:val="20"/>
                 <w:szCs w:val="20"/>
@@ -11331,15 +10771,13 @@
             <w:pPr>
               <w:spacing w:after="0" w:line="240" w:lineRule="auto"/>
               <w:rPr>
-                <w:rFonts w:ascii="Calibri" w:cs="Calibri" w:eastAsia="Calibri" w:hAnsi="Calibri"/>
-                <w:color w:val="000000"/>
-                <w:sz w:val="20"/>
-                <w:szCs w:val="20"/>
-              </w:rPr>
-            </w:pPr>
-            <w:r>
-              <w:rPr>
-                <w:rFonts w:ascii="Calibri" w:cs="Calibri" w:eastAsia="Calibri" w:hAnsi="Calibri"/>
+                <w:color w:val="000000"/>
+                <w:sz w:val="20"/>
+                <w:szCs w:val="20"/>
+              </w:rPr>
+            </w:pPr>
+            <w:r>
+              <w:rPr>
                 <w:color w:val="000000"/>
                 <w:sz w:val="20"/>
                 <w:szCs w:val="20"/>
@@ -11363,7 +10801,6 @@
             <w:pPr>
               <w:spacing w:after="0" w:line="240" w:lineRule="auto"/>
               <w:rPr>
-                <w:rFonts w:ascii="Calibri" w:cs="Calibri" w:eastAsia="Calibri" w:hAnsi="Calibri"/>
                 <w:color w:val="000000"/>
                 <w:sz w:val="20"/>
                 <w:szCs w:val="20"/>
@@ -11398,7 +10835,6 @@
             <w:pPr>
               <w:spacing w:after="0" w:line="240" w:lineRule="auto"/>
               <w:rPr>
-                <w:rFonts w:ascii="Calibri" w:cs="Calibri" w:eastAsia="Calibri" w:hAnsi="Calibri"/>
                 <w:color w:val="000000"/>
                 <w:sz w:val="20"/>
                 <w:szCs w:val="20"/>
@@ -11440,7 +10876,6 @@
             <w:pPr>
               <w:spacing w:after="0" w:line="240" w:lineRule="auto"/>
               <w:rPr>
-                <w:rFonts w:ascii="Calibri" w:cs="Calibri" w:eastAsia="Calibri" w:hAnsi="Calibri"/>
                 <w:color w:val="000000"/>
                 <w:sz w:val="20"/>
                 <w:szCs w:val="20"/>
@@ -11538,7 +10973,6 @@
             <w:pPr>
               <w:spacing w:after="0" w:line="240" w:lineRule="auto"/>
               <w:rPr>
-                <w:rFonts w:ascii="Calibri" w:cs="Calibri" w:eastAsia="Calibri" w:hAnsi="Calibri"/>
                 <w:color w:val="000000"/>
                 <w:sz w:val="20"/>
                 <w:szCs w:val="20"/>
@@ -11636,7 +11070,6 @@
             <w:pPr>
               <w:spacing w:after="0" w:line="240" w:lineRule="auto"/>
               <w:rPr>
-                <w:rFonts w:ascii="Calibri" w:cs="Calibri" w:eastAsia="Calibri" w:hAnsi="Calibri"/>
                 <w:color w:val="000000"/>
                 <w:sz w:val="20"/>
                 <w:szCs w:val="20"/>
@@ -11805,6 +11238,97 @@
           </w:p>
         </w:tc>
       </w:tr>
+      <w:tr>
+        <w:trPr>
+          <w:cantSplit w:val="0"/>
+          <w:trHeight w:val="278" w:hRule="atLeast"/>
+          <w:tblHeader w:val="0"/>
+        </w:trPr>
+        <w:tc>
+          <w:tcPr>
+            <w:tcBorders>
+              <w:top w:color="000000" w:space="0" w:sz="0" w:val="nil"/>
+              <w:left w:color="000000" w:space="0" w:sz="4" w:val="single"/>
+              <w:bottom w:color="000000" w:space="0" w:sz="4" w:val="single"/>
+              <w:right w:color="000000" w:space="0" w:sz="4" w:val="single"/>
+            </w:tcBorders>
+            <w:shd w:fill="auto" w:val="clear"/>
+          </w:tcPr>
+          <w:p>
+            <w:pPr>
+              <w:spacing w:after="0" w:line="240" w:lineRule="auto"/>
+              <w:rPr>
+                <w:sz w:val="20"/>
+                <w:szCs w:val="20"/>
+              </w:rPr>
+            </w:pPr>
+            <w:r>
+              <w:rPr>
+                <w:sz w:val="20"/>
+                <w:szCs w:val="20"/>
+                <w:rtl w:val="0"/>
+              </w:rPr>
+              <w:t xml:space="preserve">LI-07</w:t>
+            </w:r>
+          </w:p>
+        </w:tc>
+        <w:tc>
+          <w:tcPr>
+            <w:tcBorders>
+              <w:top w:color="000000" w:space="0" w:sz="0" w:val="nil"/>
+              <w:left w:color="000000" w:space="0" w:sz="0" w:val="nil"/>
+              <w:bottom w:color="000000" w:space="0" w:sz="4" w:val="single"/>
+              <w:right w:color="000000" w:space="0" w:sz="4" w:val="single"/>
+            </w:tcBorders>
+            <w:shd w:fill="auto" w:val="clear"/>
+          </w:tcPr>
+          <w:p>
+            <w:pPr>
+              <w:spacing w:after="0" w:line="240" w:lineRule="auto"/>
+              <w:rPr>
+                <w:sz w:val="20"/>
+                <w:szCs w:val="20"/>
+              </w:rPr>
+            </w:pPr>
+            <w:r>
+              <w:rPr>
+                <w:sz w:val="20"/>
+                <w:szCs w:val="20"/>
+                <w:rtl w:val="0"/>
+              </w:rPr>
+              <w:t xml:space="preserve">Tax invoice issuance and delivery </w:t>
+            </w:r>
+          </w:p>
+        </w:tc>
+        <w:tc>
+          <w:tcPr>
+            <w:tcBorders>
+              <w:top w:color="000000" w:space="0" w:sz="0" w:val="nil"/>
+              <w:left w:color="000000" w:space="0" w:sz="0" w:val="nil"/>
+              <w:bottom w:color="000000" w:space="0" w:sz="4" w:val="single"/>
+              <w:right w:color="000000" w:space="0" w:sz="4" w:val="single"/>
+            </w:tcBorders>
+            <w:shd w:fill="auto" w:val="clear"/>
+          </w:tcPr>
+          <w:p>
+            <w:pPr>
+              <w:spacing w:after="0" w:line="240" w:lineRule="auto"/>
+              <w:rPr>
+                <w:sz w:val="20"/>
+                <w:szCs w:val="20"/>
+              </w:rPr>
+            </w:pPr>
+            <w:r>
+              <w:rPr>
+                <w:sz w:val="20"/>
+                <w:szCs w:val="20"/>
+                <w:rtl w:val="0"/>
+              </w:rPr>
+              <w:t xml:space="preserve">GCMB records tax invoice needs and handling progress only. Requests are communicated to the tax accountant outside GCMB, and invoice issuance and delivery are handled outside the system without integration with tax accounting software </w:t>
+            </w:r>
+          </w:p>
+        </w:tc>
+      </w:tr>
     </w:tbl>
     <w:p>
       <w:pPr>
@@ -11822,8 +11346,8 @@
         <w:pStyle w:val="Heading1"/>
         <w:rPr/>
       </w:pPr>
-      <w:bookmarkStart w:colFirst="0" w:colLast="0" w:name="_heading=h.k0ltbklk8lo5" w:id="26"/>
-      <w:bookmarkEnd w:id="26"/>
+      <w:bookmarkStart w:colFirst="0" w:colLast="0" w:name="_heading=h.k0ltbklk8lo5" w:id="23"/>
+      <w:bookmarkEnd w:id="23"/>
       <w:r>
         <w:rPr>
           <w:rtl w:val="0"/>
@@ -11835,8 +11359,8 @@
         <w:pStyle w:val="Heading1"/>
         <w:rPr/>
       </w:pPr>
-      <w:bookmarkStart w:colFirst="0" w:colLast="0" w:name="_heading=h.mumd94r6jvgt" w:id="27"/>
-      <w:bookmarkEnd w:id="27"/>
+      <w:bookmarkStart w:colFirst="0" w:colLast="0" w:name="_heading=h.mumd94r6jvgt" w:id="24"/>
+      <w:bookmarkEnd w:id="24"/>
       <w:r>
         <w:rPr>
           <w:rtl w:val="0"/>
@@ -11848,8 +11372,8 @@
         <w:pStyle w:val="Heading1"/>
         <w:rPr/>
       </w:pPr>
-      <w:bookmarkStart w:colFirst="0" w:colLast="0" w:name="_heading=h.ohw3euqnjxvy" w:id="28"/>
-      <w:bookmarkEnd w:id="28"/>
+      <w:bookmarkStart w:colFirst="0" w:colLast="0" w:name="_heading=h.ohw3euqnjxvy" w:id="25"/>
+      <w:bookmarkEnd w:id="25"/>
       <w:r>
         <w:rPr>
           <w:rtl w:val="0"/>
@@ -11861,8 +11385,8 @@
         <w:pStyle w:val="Heading1"/>
         <w:rPr/>
       </w:pPr>
-      <w:bookmarkStart w:colFirst="0" w:colLast="0" w:name="_heading=h.267vfp3tk11q" w:id="29"/>
-      <w:bookmarkEnd w:id="29"/>
+      <w:bookmarkStart w:colFirst="0" w:colLast="0" w:name="_heading=h.267vfp3tk11q" w:id="26"/>
+      <w:bookmarkEnd w:id="26"/>
       <w:r>
         <w:rPr>
           <w:rtl w:val="0"/>
@@ -11874,8 +11398,8 @@
         <w:pStyle w:val="Heading1"/>
         <w:rPr/>
       </w:pPr>
-      <w:bookmarkStart w:colFirst="0" w:colLast="0" w:name="_heading=h.r067dzkbkwwa" w:id="30"/>
-      <w:bookmarkEnd w:id="30"/>
+      <w:bookmarkStart w:colFirst="0" w:colLast="0" w:name="_heading=h.r067dzkbkwwa" w:id="27"/>
+      <w:bookmarkEnd w:id="27"/>
       <w:r>
         <w:rPr>
           <w:rtl w:val="0"/>
@@ -11891,8 +11415,8 @@
           <w:color w:val="0000ff"/>
         </w:rPr>
       </w:pPr>
-      <w:bookmarkStart w:colFirst="0" w:colLast="0" w:name="_heading=h.q2vj5nuojq0e" w:id="31"/>
-      <w:bookmarkEnd w:id="31"/>
+      <w:bookmarkStart w:colFirst="0" w:colLast="0" w:name="_heading=h.q2vj5nuojq0e" w:id="28"/>
+      <w:bookmarkEnd w:id="28"/>
       <w:r>
         <w:rPr>
           <w:rtl w:val="0"/>
@@ -12668,8 +12192,8 @@
         <w:pStyle w:val="Heading1"/>
         <w:rPr/>
       </w:pPr>
-      <w:bookmarkStart w:colFirst="0" w:colLast="0" w:name="_heading=h.nrd3g5gt26xm" w:id="32"/>
-      <w:bookmarkEnd w:id="32"/>
+      <w:bookmarkStart w:colFirst="0" w:colLast="0" w:name="_heading=h.nrd3g5gt26xm" w:id="29"/>
+      <w:bookmarkEnd w:id="29"/>
       <w:r>
         <w:rPr>
           <w:rtl w:val="0"/>
@@ -14348,7 +13872,7 @@
 
 <file path=customXML/item1.xml><?xml version="1.0" encoding="utf-8"?>
 <go:gDocsCustomXmlDataStorage xmlns:go="http://customooxmlschemas.google.com/" xmlns:r="http://schemas.openxmlformats.org/officeDocument/2006/relationships" uri="GoogleDocsCustomDataVersion2">
-  <go:docsCustomData xmlns:go="http://customooxmlschemas.google.com/" roundtripDataSignature="AMtx7miROovIUp/gYu1pTEI6mUgaUA5GbQ==">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</go:docsCustomData>
+  <go:docsCustomData xmlns:go="http://customooxmlschemas.google.com/" roundtripDataSignature="AMtx7mg+Il6Pf1RKhU4JecsGqSO6vZ4rrg==">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</go:docsCustomData>
 </go:gDocsCustomXmlDataStorage>
 </file>
 
